--- a/templates/template_ba_logistik_APBD_II.docx
+++ b/templates/template_ba_logistik_APBD_II.docx
@@ -1,43 +1,35 @@
 
 <file path=word/document.xml><?xml version="1.0" encoding="utf-8"?>
-<w:document xmlns:o="urn:schemas-microsoft-com:office:office" xmlns:r="http://schemas.openxmlformats.org/officeDocument/2006/relationships" xmlns:v="urn:schemas-microsoft-com:vml" xmlns:w="http://schemas.openxmlformats.org/wordprocessingml/2006/main" xmlns:w10="urn:schemas-microsoft-com:office:word" xmlns:wp="http://schemas.openxmlformats.org/drawingml/2006/wordprocessingDrawing" xmlns:pic="http://schemas.openxmlformats.org/drawingml/2006/picture" xmlns:wps="http://schemas.microsoft.com/office/word/2010/wordprocessingShape" xmlns:wpg="http://schemas.microsoft.com/office/word/2010/wordprocessingGroup" xmlns:mc="http://schemas.openxmlformats.org/markup-compatibility/2006" xmlns:wp14="http://schemas.microsoft.com/office/word/2010/wordprocessingDrawing" xmlns:w14="http://schemas.microsoft.com/office/word/2010/wordml" xmlns:w15="http://schemas.microsoft.com/office/word/2012/wordml" mc:Ignorable="w14 wp14 w15">
+<w:document xmlns:wpc="http://schemas.microsoft.com/office/word/2010/wordprocessingCanvas" xmlns:cx="http://schemas.microsoft.com/office/drawing/2014/chartex" xmlns:cx1="http://schemas.microsoft.com/office/drawing/2015/9/8/chartex" xmlns:cx2="http://schemas.microsoft.com/office/drawing/2015/10/21/chartex" xmlns:cx3="http://schemas.microsoft.com/office/drawing/2016/5/9/chartex" xmlns:cx4="http://schemas.microsoft.com/office/drawing/2016/5/10/chartex" xmlns:cx5="http://schemas.microsoft.com/office/drawing/2016/5/11/chartex" xmlns:cx6="http://schemas.microsoft.com/office/drawing/2016/5/12/chartex" xmlns:cx7="http://schemas.microsoft.com/office/drawing/2016/5/13/chartex" xmlns:cx8="http://schemas.microsoft.com/office/drawing/2016/5/14/chartex" xmlns:mc="http://schemas.openxmlformats.org/markup-compatibility/2006" xmlns:aink="http://schemas.microsoft.com/office/drawing/2016/ink" xmlns:am3d="http://schemas.microsoft.com/office/drawing/2017/model3d" xmlns:o="urn:schemas-microsoft-com:office:office" xmlns:oel="http://schemas.microsoft.com/office/2019/extlst" xmlns:r="http://schemas.openxmlformats.org/officeDocument/2006/relationships" xmlns:m="http://schemas.openxmlformats.org/officeDocument/2006/math" xmlns:v="urn:schemas-microsoft-com:vml" xmlns:wp14="http://schemas.microsoft.com/office/word/2010/wordprocessingDrawing" xmlns:wp="http://schemas.openxmlformats.org/drawingml/2006/wordprocessingDrawing" xmlns:w10="urn:schemas-microsoft-com:office:word" xmlns:w="http://schemas.openxmlformats.org/wordprocessingml/2006/main" xmlns:w14="http://schemas.microsoft.com/office/word/2010/wordml" xmlns:w15="http://schemas.microsoft.com/office/word/2012/wordml" xmlns:w16cex="http://schemas.microsoft.com/office/word/2018/wordml/cex" xmlns:w16cid="http://schemas.microsoft.com/office/word/2016/wordml/cid" xmlns:w16="http://schemas.microsoft.com/office/word/2018/wordml" xmlns:w16du="http://schemas.microsoft.com/office/word/2023/wordml/word16du" xmlns:w16sdtdh="http://schemas.microsoft.com/office/word/2020/wordml/sdtdatahash" xmlns:w16sdtfl="http://schemas.microsoft.com/office/word/2024/wordml/sdtformatlock" xmlns:w16se="http://schemas.microsoft.com/office/word/2015/wordml/symex" xmlns:wpg="http://schemas.microsoft.com/office/word/2010/wordprocessingGroup" xmlns:wpi="http://schemas.microsoft.com/office/word/2010/wordprocessingInk" xmlns:wne="http://schemas.microsoft.com/office/word/2006/wordml" xmlns:wps="http://schemas.microsoft.com/office/word/2010/wordprocessingShape" mc:Ignorable="w14 w15 w16se w16cid w16 w16cex w16sdtdh w16sdtfl w16du wp14">
   <w:body>
     <w:tbl>
       <w:tblPr>
         <w:tblW w:w="10367" w:type="dxa"/>
         <w:jc w:val="center"/>
-        <w:tblInd w:w="0" w:type="dxa"/>
         <w:tblLayout w:type="fixed"/>
-        <w:tblCellMar>
-          <w:top w:w="0" w:type="dxa"/>
-          <w:left w:w="108" w:type="dxa"/>
-          <w:bottom w:w="0" w:type="dxa"/>
-          <w:right w:w="108" w:type="dxa"/>
-        </w:tblCellMar>
-        <w:tblLook w:val="04a0" w:noHBand="0" w:noVBand="1" w:firstColumn="1" w:lastRow="0" w:lastColumn="0" w:firstRow="1"/>
+        <w:tblLook w:val="04A0" w:firstRow="1" w:lastRow="0" w:firstColumn="1" w:lastColumn="0" w:noHBand="0" w:noVBand="1"/>
       </w:tblPr>
       <w:tblGrid>
         <w:gridCol w:w="1427"/>
-        <w:gridCol w:w="8939"/>
+        <w:gridCol w:w="8940"/>
       </w:tblGrid>
       <w:tr>
         <w:trPr>
-          <w:trHeight w:val="1287" w:hRule="atLeast"/>
+          <w:trHeight w:val="1287"/>
+          <w:jc w:val="center"/>
         </w:trPr>
         <w:tc>
           <w:tcPr>
             <w:tcW w:w="1427" w:type="dxa"/>
-            <w:tcBorders/>
           </w:tcPr>
           <w:p>
             <w:pPr>
-              <w:pStyle w:val="Normal"/>
               <w:pageBreakBefore/>
-              <w:spacing w:lineRule="auto" w:line="240" w:before="0" w:after="0"/>
+              <w:spacing w:after="0" w:line="240" w:lineRule="auto"/>
               <w:ind w:hanging="180"/>
               <w:jc w:val="center"/>
               <w:rPr>
-                <w:rFonts w:ascii="Times New Roman" w:hAnsi="Times New Roman" w:eastAsia="Times New Roman"/>
+                <w:rFonts w:ascii="Times New Roman" w:eastAsia="Times New Roman" w:hAnsi="Times New Roman"/>
                 <w:sz w:val="24"/>
                 <w:szCs w:val="24"/>
                 <w:lang w:val="en-US"/>
@@ -45,13 +37,14 @@
             </w:pPr>
             <w:r>
               <w:rPr>
-                <w:rFonts w:eastAsia="Times New Roman" w:ascii="Times New Roman" w:hAnsi="Times New Roman"/>
+                <w:rFonts w:ascii="Times New Roman" w:eastAsia="Times New Roman" w:hAnsi="Times New Roman"/>
+                <w:noProof/>
                 <w:sz w:val="24"/>
                 <w:szCs w:val="24"/>
                 <w:lang w:val="en-US"/>
               </w:rPr>
               <w:drawing>
-                <wp:anchor behindDoc="0" distT="0" distB="0" distL="0" distR="0" simplePos="0" locked="0" layoutInCell="1" allowOverlap="1" relativeHeight="3">
+                <wp:anchor distT="0" distB="0" distL="0" distR="0" simplePos="0" relativeHeight="3" behindDoc="0" locked="0" layoutInCell="1" allowOverlap="1" wp14:anchorId="1A9B4D62" wp14:editId="52F46332">
                   <wp:simplePos x="0" y="0"/>
                   <wp:positionH relativeFrom="column">
                     <wp:posOffset>42545</wp:posOffset>
@@ -76,7 +69,7 @@
                           </pic:cNvPicPr>
                         </pic:nvPicPr>
                         <pic:blipFill>
-                          <a:blip r:embed="rId2"/>
+                          <a:blip r:embed="rId8"/>
                           <a:stretch>
                             <a:fillRect/>
                           </a:stretch>
@@ -102,22 +95,16 @@
         <w:tc>
           <w:tcPr>
             <w:tcW w:w="8939" w:type="dxa"/>
-            <w:tcBorders/>
           </w:tcPr>
           <w:p>
             <w:pPr>
-              <w:pStyle w:val="Normal"/>
-              <w:keepNext w:val="true"/>
-              <w:numPr>
-                <w:ilvl w:val="0"/>
-                <w:numId w:val="0"/>
-              </w:numPr>
-              <w:spacing w:before="0" w:after="0"/>
-              <w:ind w:hanging="34" w:left="34"/>
+              <w:keepNext/>
+              <w:spacing w:after="0"/>
+              <w:ind w:left="34" w:hanging="34"/>
               <w:jc w:val="center"/>
               <w:outlineLvl w:val="0"/>
               <w:rPr>
-                <w:rFonts w:ascii="Times New Roman" w:hAnsi="Times New Roman" w:eastAsia="Times New Roman"/>
+                <w:rFonts w:ascii="Times New Roman" w:eastAsia="Times New Roman" w:hAnsi="Times New Roman"/>
                 <w:bCs/>
                 <w:spacing w:val="-8"/>
                 <w:sz w:val="32"/>
@@ -127,7 +114,7 @@
             </w:pPr>
             <w:r>
               <w:rPr>
-                <w:rFonts w:eastAsia="Times New Roman" w:ascii="Times New Roman" w:hAnsi="Times New Roman"/>
+                <w:rFonts w:ascii="Times New Roman" w:eastAsia="Times New Roman" w:hAnsi="Times New Roman"/>
                 <w:bCs/>
                 <w:spacing w:val="-8"/>
                 <w:sz w:val="32"/>
@@ -139,12 +126,10 @@
           </w:p>
           <w:p>
             <w:pPr>
-              <w:pStyle w:val="Normal"/>
-              <w:tabs>
-                <w:tab w:val="clear" w:pos="720"/>
-                <w:tab w:val="left" w:pos="286" w:leader="none"/>
-              </w:tabs>
-              <w:spacing w:before="0" w:after="0"/>
+              <w:tabs>
+                <w:tab w:val="left" w:pos="286"/>
+              </w:tabs>
+              <w:spacing w:after="0"/>
               <w:rPr>
                 <w:rFonts w:ascii="Times New Roman" w:hAnsi="Times New Roman"/>
                 <w:b/>
@@ -168,18 +153,12 @@
           </w:p>
           <w:p>
             <w:pPr>
-              <w:pStyle w:val="Normal"/>
-              <w:keepNext w:val="true"/>
-              <w:numPr>
-                <w:ilvl w:val="0"/>
-                <w:numId w:val="0"/>
-              </w:numPr>
-              <w:spacing w:before="0" w:after="0"/>
-              <w:ind w:hanging="0" w:left="0"/>
+              <w:keepNext/>
+              <w:spacing w:after="0"/>
               <w:jc w:val="center"/>
               <w:outlineLvl w:val="2"/>
               <w:rPr>
-                <w:rFonts w:ascii="Times New Roman" w:hAnsi="Times New Roman" w:eastAsia="Times New Roman"/>
+                <w:rFonts w:ascii="Times New Roman" w:eastAsia="Times New Roman" w:hAnsi="Times New Roman"/>
                 <w:bCs/>
                 <w:iCs/>
                 <w:lang w:val="es-ES"/>
@@ -187,7 +166,7 @@
             </w:pPr>
             <w:r>
               <w:rPr>
-                <w:rFonts w:eastAsia="Times New Roman" w:ascii="Times New Roman" w:hAnsi="Times New Roman"/>
+                <w:rFonts w:ascii="Times New Roman" w:eastAsia="Times New Roman" w:hAnsi="Times New Roman"/>
                 <w:bCs/>
                 <w:lang w:val="fi-FI"/>
               </w:rPr>
@@ -195,14 +174,14 @@
             </w:r>
             <w:r>
               <w:rPr>
-                <w:rFonts w:eastAsia="Times New Roman" w:ascii="Times New Roman" w:hAnsi="Times New Roman"/>
+                <w:rFonts w:ascii="Times New Roman" w:eastAsia="Times New Roman" w:hAnsi="Times New Roman"/>
                 <w:bCs/>
               </w:rPr>
               <w:t>23</w:t>
             </w:r>
             <w:r>
               <w:rPr>
-                <w:rFonts w:eastAsia="Times New Roman" w:ascii="Times New Roman" w:hAnsi="Times New Roman"/>
+                <w:rFonts w:ascii="Times New Roman" w:eastAsia="Times New Roman" w:hAnsi="Times New Roman"/>
                 <w:bCs/>
                 <w:lang w:val="fi-FI"/>
               </w:rPr>
@@ -210,15 +189,15 @@
             </w:r>
             <w:r>
               <w:rPr>
-                <w:rFonts w:eastAsia="Wingdings" w:cs="Wingdings" w:ascii="Wingdings" w:hAnsi="Wingdings"/>
+                <w:rFonts w:ascii="Wingdings" w:eastAsia="Wingdings" w:hAnsi="Wingdings" w:cs="Wingdings"/>
                 <w:bCs/>
                 <w:lang w:val="fi-FI"/>
               </w:rPr>
-              <w:sym w:font="Wingdings" w:char="f028"/>
-            </w:r>
-            <w:r>
-              <w:rPr>
-                <w:rFonts w:eastAsia="Times New Roman" w:ascii="Times New Roman" w:hAnsi="Times New Roman"/>
+              <w:sym w:font="Wingdings" w:char="F028"/>
+            </w:r>
+            <w:r>
+              <w:rPr>
+                <w:rFonts w:ascii="Times New Roman" w:eastAsia="Times New Roman" w:hAnsi="Times New Roman"/>
                 <w:bCs/>
                 <w:lang w:val="fi-FI"/>
               </w:rPr>
@@ -226,15 +205,15 @@
             </w:r>
             <w:r>
               <w:rPr>
-                <w:rFonts w:eastAsia="Wingdings 2" w:cs="Wingdings 2" w:ascii="Wingdings 2" w:hAnsi="Wingdings 2"/>
+                <w:rFonts w:ascii="Wingdings 2" w:eastAsia="Wingdings 2" w:hAnsi="Wingdings 2" w:cs="Wingdings 2"/>
                 <w:bCs/>
                 <w:lang w:val="fi-FI"/>
               </w:rPr>
-              <w:sym w:font="Wingdings 2" w:char="f036"/>
-            </w:r>
-            <w:r>
-              <w:rPr>
-                <w:rFonts w:eastAsia="Times New Roman" w:ascii="Times New Roman" w:hAnsi="Times New Roman"/>
+              <w:sym w:font="Wingdings 2" w:char="F036"/>
+            </w:r>
+            <w:r>
+              <w:rPr>
+                <w:rFonts w:ascii="Times New Roman" w:eastAsia="Times New Roman" w:hAnsi="Times New Roman"/>
                 <w:bCs/>
                 <w:lang w:val="fi-FI"/>
               </w:rPr>
@@ -246,15 +225,13 @@
     </w:tbl>
     <w:p>
       <w:pPr>
-        <w:pStyle w:val="Normal"/>
-        <w:tabs>
-          <w:tab w:val="clear" w:pos="720"/>
-          <w:tab w:val="left" w:pos="1800" w:leader="none"/>
-        </w:tabs>
-        <w:spacing w:lineRule="auto" w:line="120" w:before="0" w:after="0"/>
+        <w:tabs>
+          <w:tab w:val="left" w:pos="1800"/>
+        </w:tabs>
+        <w:spacing w:after="0" w:line="120" w:lineRule="auto"/>
         <w:jc w:val="center"/>
         <w:rPr>
-          <w:rFonts w:ascii="Times New Roman" w:hAnsi="Times New Roman" w:eastAsia="Times New Roman"/>
+          <w:rFonts w:ascii="Times New Roman" w:eastAsia="Times New Roman" w:hAnsi="Times New Roman"/>
           <w:b/>
           <w:sz w:val="24"/>
           <w:szCs w:val="24"/>
@@ -262,81 +239,22 @@
       </w:pPr>
       <w:r>
         <w:rPr>
-          <w:rFonts w:eastAsia="Times New Roman" w:ascii="Times New Roman" w:hAnsi="Times New Roman"/>
-          <w:b/>
-          <w:sz w:val="24"/>
-          <w:szCs w:val="24"/>
-        </w:rPr>
-        <mc:AlternateContent>
-          <mc:Choice Requires="wps">
-            <w:drawing>
-              <wp:anchor behindDoc="0" distT="25400" distB="25400" distL="25400" distR="25400" simplePos="0" locked="0" layoutInCell="1" allowOverlap="1" relativeHeight="2" wp14:anchorId="1EDFC6D8">
-                <wp:simplePos x="0" y="0"/>
-                <wp:positionH relativeFrom="column">
-                  <wp:posOffset>9525</wp:posOffset>
-                </wp:positionH>
-                <wp:positionV relativeFrom="paragraph">
-                  <wp:posOffset>34290</wp:posOffset>
-                </wp:positionV>
-                <wp:extent cx="6581775" cy="635"/>
-                <wp:effectExtent l="25400" t="25400" r="25400" b="25400"/>
-                <wp:wrapNone/>
-                <wp:docPr id="2" name="Straight Connector 5"/>
-                <a:graphic xmlns:a="http://schemas.openxmlformats.org/drawingml/2006/main">
-                  <a:graphicData uri="http://schemas.microsoft.com/office/word/2010/wordprocessingShape">
-                    <wps:wsp>
-                      <wps:cNvSpPr/>
-                      <wps:spPr>
-                        <a:xfrm>
-                          <a:off x="0" y="0"/>
-                          <a:ext cx="6581880" cy="720"/>
-                        </a:xfrm>
-                        <a:prstGeom prst="line">
-                          <a:avLst/>
-                        </a:prstGeom>
-                        <a:ln w="50800">
-                          <a:solidFill>
-                            <a:srgbClr val="000000"/>
-                          </a:solidFill>
-                          <a:round/>
-                        </a:ln>
-                      </wps:spPr>
-                      <wps:style>
-                        <a:lnRef idx="0"/>
-                        <a:fillRef idx="0"/>
-                        <a:effectRef idx="0"/>
-                        <a:fontRef idx="minor"/>
-                      </wps:style>
-                      <wps:bodyPr/>
-                    </wps:wsp>
-                  </a:graphicData>
-                </a:graphic>
-              </wp:anchor>
-            </w:drawing>
-          </mc:Choice>
-          <mc:Fallback>
-            <w:pict>
-              <v:line id="shape_0" from="0.75pt,2.7pt" to="518.95pt,2.7pt" ID="Straight Connector 5" stroked="t" o:allowincell="f" style="position:absolute" wp14:anchorId="1EDFC6D8">
-                <v:stroke color="black" weight="50760" joinstyle="round" endcap="flat"/>
-                <v:fill o:detectmouseclick="t" on="false"/>
-                <w10:wrap type="none"/>
-              </v:line>
-            </w:pict>
-          </mc:Fallback>
-        </mc:AlternateContent>
+          <w:noProof/>
+        </w:rPr>
+        <w:pict w14:anchorId="3B56C233">
+          <v:line id="Straight Connector 5" o:spid="_x0000_s1026" style="position:absolute;left:0;text-align:left;z-index:2;visibility:visible;mso-wrap-style:square;mso-wrap-distance-left:2pt;mso-wrap-distance-top:2pt;mso-wrap-distance-right:2pt;mso-wrap-distance-bottom:2pt;mso-position-horizontal:absolute;mso-position-horizontal-relative:text;mso-position-vertical:absolute;mso-position-vertical-relative:text" from=".75pt,2.7pt" to="519pt,2.75pt" o:gfxdata="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" strokeweight="4pt"/>
+        </w:pict>
       </w:r>
     </w:p>
     <w:p>
       <w:pPr>
-        <w:pStyle w:val="Normal"/>
-        <w:tabs>
-          <w:tab w:val="clear" w:pos="720"/>
-          <w:tab w:val="left" w:pos="1800" w:leader="none"/>
-        </w:tabs>
-        <w:spacing w:lineRule="auto" w:line="240" w:before="0" w:after="0"/>
+        <w:tabs>
+          <w:tab w:val="left" w:pos="1800"/>
+        </w:tabs>
+        <w:spacing w:after="0" w:line="240" w:lineRule="auto"/>
         <w:jc w:val="center"/>
         <w:rPr>
-          <w:rFonts w:ascii="Times New Roman" w:hAnsi="Times New Roman" w:eastAsia="Times New Roman"/>
+          <w:rFonts w:ascii="Times New Roman" w:eastAsia="Times New Roman" w:hAnsi="Times New Roman"/>
           <w:b/>
           <w:sz w:val="24"/>
           <w:szCs w:val="24"/>
@@ -344,7 +262,7 @@
       </w:pPr>
       <w:r>
         <w:rPr>
-          <w:rFonts w:eastAsia="Times New Roman" w:ascii="Times New Roman" w:hAnsi="Times New Roman"/>
+          <w:rFonts w:ascii="Times New Roman" w:eastAsia="Times New Roman" w:hAnsi="Times New Roman"/>
           <w:b/>
           <w:sz w:val="24"/>
           <w:szCs w:val="24"/>
@@ -354,15 +272,13 @@
     </w:p>
     <w:p>
       <w:pPr>
-        <w:pStyle w:val="Normal"/>
-        <w:tabs>
-          <w:tab w:val="clear" w:pos="720"/>
-          <w:tab w:val="left" w:pos="1800" w:leader="none"/>
-        </w:tabs>
-        <w:spacing w:lineRule="auto" w:line="240" w:before="0" w:after="0"/>
+        <w:tabs>
+          <w:tab w:val="left" w:pos="1800"/>
+        </w:tabs>
+        <w:spacing w:after="0" w:line="240" w:lineRule="auto"/>
         <w:jc w:val="center"/>
         <w:rPr>
-          <w:rFonts w:ascii="Times New Roman" w:hAnsi="Times New Roman" w:eastAsia="Times New Roman"/>
+          <w:rFonts w:ascii="Times New Roman" w:eastAsia="Times New Roman" w:hAnsi="Times New Roman"/>
           <w:b/>
           <w:sz w:val="24"/>
           <w:szCs w:val="24"/>
@@ -371,7 +287,7 @@
       </w:pPr>
       <w:r>
         <w:rPr>
-          <w:rFonts w:eastAsia="Times New Roman" w:ascii="Times New Roman" w:hAnsi="Times New Roman"/>
+          <w:rFonts w:ascii="Times New Roman" w:eastAsia="Times New Roman" w:hAnsi="Times New Roman"/>
           <w:b/>
           <w:sz w:val="24"/>
           <w:szCs w:val="24"/>
@@ -382,22 +298,20 @@
     </w:p>
     <w:p>
       <w:pPr>
-        <w:pStyle w:val="Normal"/>
-        <w:tabs>
-          <w:tab w:val="clear" w:pos="720"/>
-          <w:tab w:val="left" w:pos="1800" w:leader="none"/>
-        </w:tabs>
-        <w:spacing w:lineRule="auto" w:line="240" w:before="0" w:after="0"/>
+        <w:tabs>
+          <w:tab w:val="left" w:pos="1800"/>
+        </w:tabs>
+        <w:spacing w:after="0" w:line="240" w:lineRule="auto"/>
         <w:jc w:val="center"/>
         <w:rPr>
-          <w:rFonts w:ascii="Times New Roman" w:hAnsi="Times New Roman" w:eastAsia="Times New Roman"/>
-          <w:sz w:val="24"/>
-          <w:szCs w:val="24"/>
-        </w:rPr>
-      </w:pPr>
-      <w:r>
-        <w:rPr>
-          <w:rFonts w:eastAsia="Times New Roman" w:ascii="Times New Roman" w:hAnsi="Times New Roman"/>
+          <w:rFonts w:ascii="Times New Roman" w:eastAsia="Times New Roman" w:hAnsi="Times New Roman"/>
+          <w:sz w:val="24"/>
+          <w:szCs w:val="24"/>
+        </w:rPr>
+      </w:pPr>
+      <w:r>
+        <w:rPr>
+          <w:rFonts w:ascii="Times New Roman" w:eastAsia="Times New Roman" w:hAnsi="Times New Roman"/>
           <w:sz w:val="24"/>
           <w:szCs w:val="24"/>
         </w:rPr>
@@ -405,51 +319,50 @@
       </w:r>
       <w:r>
         <w:rPr>
-          <w:rFonts w:eastAsia="Times New Roman" w:ascii="Times New Roman" w:hAnsi="Times New Roman"/>
+          <w:rFonts w:ascii="Times New Roman" w:eastAsia="Times New Roman" w:hAnsi="Times New Roman"/>
           <w:sz w:val="24"/>
           <w:szCs w:val="24"/>
           <w:lang w:val="en-US"/>
         </w:rPr>
-        <w:t>000.2.3.1 /       - 027 / 2025</w:t>
+        <w:t>000.2.3.1 /       - 027 / 202</w:t>
+      </w:r>
+      <w:r>
+        <w:rPr>
+          <w:rFonts w:ascii="Times New Roman" w:eastAsia="Times New Roman" w:hAnsi="Times New Roman"/>
+          <w:sz w:val="24"/>
+          <w:szCs w:val="24"/>
+          <w:lang w:val="en-US"/>
+        </w:rPr>
+        <w:t>6</w:t>
       </w:r>
     </w:p>
     <w:p>
       <w:pPr>
-        <w:pStyle w:val="Normal"/>
-        <w:tabs>
-          <w:tab w:val="clear" w:pos="720"/>
-          <w:tab w:val="left" w:pos="1800" w:leader="none"/>
-        </w:tabs>
-        <w:spacing w:lineRule="auto" w:line="240" w:before="0" w:after="0"/>
+        <w:tabs>
+          <w:tab w:val="left" w:pos="1800"/>
+        </w:tabs>
+        <w:spacing w:after="0" w:line="240" w:lineRule="auto"/>
         <w:jc w:val="center"/>
         <w:rPr>
-          <w:rFonts w:ascii="Times New Roman" w:hAnsi="Times New Roman" w:eastAsia="Times New Roman"/>
-          <w:sz w:val="24"/>
-          <w:szCs w:val="24"/>
-        </w:rPr>
-      </w:pPr>
-      <w:r>
-        <w:rPr>
-          <w:rFonts w:eastAsia="Times New Roman" w:ascii="Times New Roman" w:hAnsi="Times New Roman"/>
-          <w:sz w:val="24"/>
-          <w:szCs w:val="24"/>
-        </w:rPr>
-      </w:r>
+          <w:rFonts w:ascii="Times New Roman" w:eastAsia="Times New Roman" w:hAnsi="Times New Roman"/>
+          <w:sz w:val="24"/>
+          <w:szCs w:val="24"/>
+        </w:rPr>
+      </w:pPr>
     </w:p>
     <w:p>
       <w:pPr>
-        <w:pStyle w:val="Normal"/>
-        <w:spacing w:lineRule="auto" w:line="240" w:before="0" w:after="0"/>
+        <w:spacing w:after="0" w:line="240" w:lineRule="auto"/>
         <w:jc w:val="both"/>
         <w:rPr>
-          <w:rFonts w:ascii="Times New Roman" w:hAnsi="Times New Roman" w:eastAsia="Times New Roman"/>
-          <w:sz w:val="24"/>
-          <w:szCs w:val="24"/>
-        </w:rPr>
-      </w:pPr>
-      <w:r>
-        <w:rPr>
-          <w:rFonts w:eastAsia="Times New Roman" w:ascii="Times New Roman" w:hAnsi="Times New Roman"/>
+          <w:rFonts w:ascii="Times New Roman" w:eastAsia="Times New Roman" w:hAnsi="Times New Roman"/>
+          <w:sz w:val="24"/>
+          <w:szCs w:val="24"/>
+        </w:rPr>
+      </w:pPr>
+      <w:r>
+        <w:rPr>
+          <w:rFonts w:ascii="Times New Roman" w:eastAsia="Times New Roman" w:hAnsi="Times New Roman"/>
           <w:sz w:val="24"/>
           <w:szCs w:val="24"/>
         </w:rPr>
@@ -458,7 +371,7 @@
       </w:r>
       <w:r>
         <w:rPr>
-          <w:rFonts w:eastAsia="Times New Roman" w:ascii="Times New Roman" w:hAnsi="Times New Roman"/>
+          <w:rFonts w:ascii="Times New Roman" w:eastAsia="Times New Roman" w:hAnsi="Times New Roman"/>
           <w:sz w:val="24"/>
           <w:szCs w:val="24"/>
           <w:lang w:val="en-US"/>
@@ -467,7 +380,7 @@
       </w:r>
       <w:r>
         <w:rPr>
-          <w:rFonts w:eastAsia="Times New Roman" w:ascii="Times New Roman" w:hAnsi="Times New Roman"/>
+          <w:rFonts w:ascii="Times New Roman" w:eastAsia="Times New Roman" w:hAnsi="Times New Roman"/>
           <w:sz w:val="24"/>
           <w:szCs w:val="24"/>
         </w:rPr>
@@ -475,7 +388,7 @@
       </w:r>
       <w:r>
         <w:rPr>
-          <w:rFonts w:eastAsia="Times New Roman" w:ascii="Times New Roman" w:hAnsi="Times New Roman"/>
+          <w:rFonts w:ascii="Times New Roman" w:eastAsia="Times New Roman" w:hAnsi="Times New Roman"/>
           <w:i/>
           <w:iCs/>
           <w:sz w:val="24"/>
@@ -485,7 +398,7 @@
       </w:r>
       <w:r>
         <w:rPr>
-          <w:rFonts w:eastAsia="Times New Roman" w:ascii="Times New Roman" w:hAnsi="Times New Roman"/>
+          <w:rFonts w:ascii="Times New Roman" w:eastAsia="Times New Roman" w:hAnsi="Times New Roman"/>
           <w:i/>
           <w:sz w:val="24"/>
           <w:szCs w:val="24"/>
@@ -494,7 +407,7 @@
       </w:r>
       <w:r>
         <w:rPr>
-          <w:rFonts w:eastAsia="Times New Roman" w:ascii="Times New Roman" w:hAnsi="Times New Roman"/>
+          <w:rFonts w:ascii="Times New Roman" w:eastAsia="Times New Roman" w:hAnsi="Times New Roman"/>
           <w:sz w:val="24"/>
           <w:szCs w:val="24"/>
         </w:rPr>
@@ -502,7 +415,7 @@
       </w:r>
       <w:r>
         <w:rPr>
-          <w:rFonts w:eastAsia="Times New Roman" w:ascii="Times New Roman" w:hAnsi="Times New Roman"/>
+          <w:rFonts w:ascii="Times New Roman" w:eastAsia="Times New Roman" w:hAnsi="Times New Roman"/>
           <w:i/>
           <w:sz w:val="24"/>
           <w:szCs w:val="24"/>
@@ -511,7 +424,7 @@
       </w:r>
       <w:r>
         <w:rPr>
-          <w:rFonts w:eastAsia="Times New Roman" w:ascii="Times New Roman" w:hAnsi="Times New Roman"/>
+          <w:rFonts w:ascii="Times New Roman" w:eastAsia="Times New Roman" w:hAnsi="Times New Roman"/>
           <w:sz w:val="24"/>
           <w:szCs w:val="24"/>
         </w:rPr>
@@ -519,7 +432,7 @@
       </w:r>
       <w:r>
         <w:rPr>
-          <w:rFonts w:eastAsia="Times New Roman" w:ascii="Times New Roman" w:hAnsi="Times New Roman"/>
+          <w:rFonts w:ascii="Times New Roman" w:eastAsia="Times New Roman" w:hAnsi="Times New Roman"/>
           <w:i/>
           <w:sz w:val="24"/>
           <w:szCs w:val="24"/>
@@ -528,7 +441,7 @@
       </w:r>
       <w:r>
         <w:rPr>
-          <w:rFonts w:eastAsia="Times New Roman" w:ascii="Times New Roman" w:hAnsi="Times New Roman"/>
+          <w:rFonts w:ascii="Times New Roman" w:eastAsia="Times New Roman" w:hAnsi="Times New Roman"/>
           <w:i/>
           <w:sz w:val="24"/>
           <w:szCs w:val="24"/>
@@ -538,7 +451,7 @@
       </w:r>
       <w:r>
         <w:rPr>
-          <w:rFonts w:eastAsia="Times New Roman" w:ascii="Times New Roman" w:hAnsi="Times New Roman"/>
+          <w:rFonts w:ascii="Times New Roman" w:eastAsia="Times New Roman" w:hAnsi="Times New Roman"/>
           <w:sz w:val="24"/>
           <w:szCs w:val="24"/>
         </w:rPr>
@@ -546,7 +459,7 @@
       </w:r>
       <w:r>
         <w:rPr>
-          <w:rFonts w:eastAsia="Times New Roman" w:ascii="Times New Roman" w:hAnsi="Times New Roman"/>
+          <w:rFonts w:ascii="Times New Roman" w:eastAsia="Times New Roman" w:hAnsi="Times New Roman"/>
           <w:i/>
           <w:sz w:val="24"/>
           <w:szCs w:val="24"/>
@@ -555,7 +468,7 @@
       </w:r>
       <w:r>
         <w:rPr>
-          <w:rFonts w:eastAsia="Times New Roman" w:ascii="Times New Roman" w:hAnsi="Times New Roman"/>
+          <w:rFonts w:ascii="Times New Roman" w:eastAsia="Times New Roman" w:hAnsi="Times New Roman"/>
           <w:sz w:val="24"/>
           <w:szCs w:val="24"/>
         </w:rPr>
@@ -564,26 +477,17 @@
     </w:p>
     <w:p>
       <w:pPr>
-        <w:pStyle w:val="Normal"/>
-        <w:tabs>
-          <w:tab w:val="clear" w:pos="720"/>
-          <w:tab w:val="left" w:pos="1800" w:leader="none"/>
-        </w:tabs>
-        <w:spacing w:lineRule="auto" w:line="240" w:before="0" w:after="0"/>
+        <w:tabs>
+          <w:tab w:val="left" w:pos="1800"/>
+        </w:tabs>
+        <w:spacing w:after="0" w:line="240" w:lineRule="auto"/>
         <w:jc w:val="both"/>
         <w:rPr>
-          <w:rFonts w:ascii="Times New Roman" w:hAnsi="Times New Roman" w:eastAsia="Times New Roman"/>
+          <w:rFonts w:ascii="Times New Roman" w:eastAsia="Times New Roman" w:hAnsi="Times New Roman"/>
           <w:sz w:val="10"/>
           <w:szCs w:val="10"/>
         </w:rPr>
       </w:pPr>
-      <w:r>
-        <w:rPr>
-          <w:rFonts w:eastAsia="Times New Roman" w:ascii="Times New Roman" w:hAnsi="Times New Roman"/>
-          <w:sz w:val="10"/>
-          <w:szCs w:val="10"/>
-        </w:rPr>
-      </w:r>
     </w:p>
     <w:p>
       <w:pPr>
@@ -592,28 +496,34 @@
           <w:ilvl w:val="0"/>
           <w:numId w:val="1"/>
         </w:numPr>
-        <w:spacing w:lineRule="auto" w:line="240" w:before="0" w:after="0"/>
-        <w:ind w:hanging="360" w:left="993"/>
-        <w:contextualSpacing/>
-        <w:rPr>
-          <w:rFonts w:ascii="Times New Roman" w:hAnsi="Times New Roman" w:eastAsia="Times New Roman"/>
-          <w:sz w:val="24"/>
-          <w:szCs w:val="24"/>
-        </w:rPr>
-      </w:pPr>
-      <w:r>
-        <w:rPr>
-          <w:rFonts w:eastAsia="Times New Roman" w:ascii="Times New Roman" w:hAnsi="Times New Roman"/>
+        <w:spacing w:after="0" w:line="240" w:lineRule="auto"/>
+        <w:ind w:left="993"/>
+        <w:rPr>
+          <w:rFonts w:ascii="Times New Roman" w:eastAsia="Times New Roman" w:hAnsi="Times New Roman"/>
+          <w:sz w:val="24"/>
+          <w:szCs w:val="24"/>
+        </w:rPr>
+      </w:pPr>
+      <w:r>
+        <w:rPr>
+          <w:rFonts w:ascii="Times New Roman" w:eastAsia="Times New Roman" w:hAnsi="Times New Roman"/>
           <w:sz w:val="24"/>
           <w:szCs w:val="24"/>
         </w:rPr>
         <w:t>Nama</w:t>
+      </w:r>
+      <w:r>
+        <w:rPr>
+          <w:rFonts w:ascii="Times New Roman" w:eastAsia="Times New Roman" w:hAnsi="Times New Roman"/>
+          <w:sz w:val="24"/>
+          <w:szCs w:val="24"/>
+        </w:rPr>
         <w:tab/>
         <w:t xml:space="preserve">: </w:t>
       </w:r>
       <w:r>
         <w:rPr>
-          <w:rFonts w:eastAsia="Times New Roman" w:ascii="Times New Roman" w:hAnsi="Times New Roman"/>
+          <w:rFonts w:ascii="Times New Roman" w:eastAsia="Times New Roman" w:hAnsi="Times New Roman"/>
           <w:b/>
           <w:bCs/>
           <w:sz w:val="24"/>
@@ -625,33 +535,45 @@
     </w:p>
     <w:p>
       <w:pPr>
-        <w:pStyle w:val="Normal"/>
-        <w:tabs>
-          <w:tab w:val="clear" w:pos="720"/>
-          <w:tab w:val="left" w:pos="993" w:leader="none"/>
-        </w:tabs>
-        <w:spacing w:lineRule="auto" w:line="240" w:before="0" w:after="0"/>
-        <w:rPr>
-          <w:rFonts w:ascii="Times New Roman" w:hAnsi="Times New Roman" w:eastAsia="Times New Roman"/>
-          <w:sz w:val="24"/>
-          <w:szCs w:val="24"/>
-        </w:rPr>
-      </w:pPr>
-      <w:r>
-        <w:rPr>
-          <w:rFonts w:eastAsia="Times New Roman" w:ascii="Times New Roman" w:hAnsi="Times New Roman"/>
+        <w:tabs>
+          <w:tab w:val="left" w:pos="993"/>
+        </w:tabs>
+        <w:spacing w:after="0" w:line="240" w:lineRule="auto"/>
+        <w:rPr>
+          <w:rFonts w:ascii="Times New Roman" w:eastAsia="Times New Roman" w:hAnsi="Times New Roman"/>
+          <w:sz w:val="24"/>
+          <w:szCs w:val="24"/>
+        </w:rPr>
+      </w:pPr>
+      <w:r>
+        <w:rPr>
+          <w:rFonts w:ascii="Times New Roman" w:eastAsia="Times New Roman" w:hAnsi="Times New Roman"/>
           <w:sz w:val="24"/>
           <w:szCs w:val="24"/>
         </w:rPr>
         <w:tab/>
         <w:t>NIP</w:t>
+      </w:r>
+      <w:r>
+        <w:rPr>
+          <w:rFonts w:ascii="Times New Roman" w:eastAsia="Times New Roman" w:hAnsi="Times New Roman"/>
+          <w:sz w:val="24"/>
+          <w:szCs w:val="24"/>
+        </w:rPr>
         <w:tab/>
+      </w:r>
+      <w:r>
+        <w:rPr>
+          <w:rFonts w:ascii="Times New Roman" w:eastAsia="Times New Roman" w:hAnsi="Times New Roman"/>
+          <w:sz w:val="24"/>
+          <w:szCs w:val="24"/>
+        </w:rPr>
         <w:tab/>
         <w:t xml:space="preserve">: </w:t>
       </w:r>
       <w:r>
         <w:rPr>
-          <w:rFonts w:eastAsia="Times New Roman" w:ascii="Times New Roman" w:hAnsi="Times New Roman"/>
+          <w:rFonts w:ascii="Times New Roman" w:eastAsia="Times New Roman" w:hAnsi="Times New Roman"/>
           <w:sz w:val="24"/>
           <w:szCs w:val="24"/>
           <w:lang w:val="en-US"/>
@@ -661,71 +583,65 @@
     </w:p>
     <w:p>
       <w:pPr>
-        <w:pStyle w:val="Normal"/>
-        <w:tabs>
-          <w:tab w:val="clear" w:pos="720"/>
-          <w:tab w:val="left" w:pos="993" w:leader="none"/>
-        </w:tabs>
-        <w:spacing w:lineRule="auto" w:line="240" w:before="0" w:after="0"/>
-        <w:rPr>
-          <w:rFonts w:ascii="Times New Roman" w:hAnsi="Times New Roman" w:eastAsia="Times New Roman"/>
-          <w:sz w:val="24"/>
-          <w:szCs w:val="24"/>
-        </w:rPr>
-      </w:pPr>
-      <w:r>
-        <w:rPr>
-          <w:rFonts w:eastAsia="Times New Roman" w:ascii="Times New Roman" w:hAnsi="Times New Roman"/>
+        <w:tabs>
+          <w:tab w:val="left" w:pos="993"/>
+        </w:tabs>
+        <w:spacing w:after="0" w:line="240" w:lineRule="auto"/>
+        <w:rPr>
+          <w:rFonts w:ascii="Times New Roman" w:eastAsia="Times New Roman" w:hAnsi="Times New Roman"/>
+          <w:sz w:val="24"/>
+          <w:szCs w:val="24"/>
+        </w:rPr>
+      </w:pPr>
+      <w:r>
+        <w:rPr>
+          <w:rFonts w:ascii="Times New Roman" w:eastAsia="Times New Roman" w:hAnsi="Times New Roman"/>
           <w:sz w:val="24"/>
           <w:szCs w:val="24"/>
         </w:rPr>
         <w:tab/>
         <w:t>Jabatan</w:t>
+      </w:r>
+      <w:r>
+        <w:rPr>
+          <w:rFonts w:ascii="Times New Roman" w:eastAsia="Times New Roman" w:hAnsi="Times New Roman"/>
+          <w:sz w:val="24"/>
+          <w:szCs w:val="24"/>
+        </w:rPr>
         <w:tab/>
         <w:t>: Pembantu Pengurus Barang Pengguna</w:t>
       </w:r>
     </w:p>
     <w:p>
       <w:pPr>
-        <w:pStyle w:val="Normal"/>
-        <w:tabs>
-          <w:tab w:val="clear" w:pos="720"/>
-          <w:tab w:val="left" w:pos="993" w:leader="none"/>
-        </w:tabs>
-        <w:spacing w:lineRule="auto" w:line="240" w:before="0" w:after="0"/>
-        <w:rPr>
-          <w:rFonts w:ascii="Times New Roman" w:hAnsi="Times New Roman" w:eastAsia="Times New Roman"/>
+        <w:tabs>
+          <w:tab w:val="left" w:pos="993"/>
+        </w:tabs>
+        <w:spacing w:after="0" w:line="240" w:lineRule="auto"/>
+        <w:rPr>
+          <w:rFonts w:ascii="Times New Roman" w:eastAsia="Times New Roman" w:hAnsi="Times New Roman"/>
           <w:sz w:val="16"/>
           <w:szCs w:val="16"/>
         </w:rPr>
       </w:pPr>
-      <w:r>
-        <w:rPr>
-          <w:rFonts w:eastAsia="Times New Roman" w:ascii="Times New Roman" w:hAnsi="Times New Roman"/>
-          <w:sz w:val="16"/>
-          <w:szCs w:val="16"/>
-        </w:rPr>
-      </w:r>
     </w:p>
     <w:p>
       <w:pPr>
-        <w:pStyle w:val="Normal"/>
-        <w:tabs>
-          <w:tab w:val="clear" w:pos="720"/>
-          <w:tab w:val="left" w:pos="1800" w:leader="none"/>
-        </w:tabs>
-        <w:spacing w:lineRule="auto" w:line="240" w:before="0" w:after="0"/>
+        <w:tabs>
+          <w:tab w:val="left" w:pos="1800"/>
+        </w:tabs>
+        <w:spacing w:after="0" w:line="240" w:lineRule="auto"/>
         <w:ind w:firstLine="709"/>
         <w:jc w:val="both"/>
         <w:rPr>
-          <w:rFonts w:ascii="Times New Roman" w:hAnsi="Times New Roman" w:eastAsia="Times New Roman"/>
-          <w:sz w:val="24"/>
-          <w:szCs w:val="24"/>
-        </w:rPr>
-      </w:pPr>
-      <w:r>
-        <w:rPr>
-          <w:rFonts w:eastAsia="Times New Roman" w:ascii="Times New Roman" w:hAnsi="Times New Roman"/>
+          <w:rFonts w:ascii="Times New Roman" w:eastAsia="Times New Roman" w:hAnsi="Times New Roman"/>
+          <w:sz w:val="24"/>
+          <w:szCs w:val="24"/>
+        </w:rPr>
+      </w:pPr>
+      <w:r>
+        <w:rPr>
+          <w:rFonts w:ascii="Times New Roman" w:eastAsia="Times New Roman" w:hAnsi="Times New Roman"/>
           <w:sz w:val="24"/>
           <w:szCs w:val="24"/>
         </w:rPr>
@@ -733,7 +649,7 @@
       </w:r>
       <w:r>
         <w:rPr>
-          <w:rFonts w:eastAsia="Times New Roman" w:ascii="Times New Roman" w:hAnsi="Times New Roman"/>
+          <w:rFonts w:ascii="Times New Roman" w:eastAsia="Times New Roman" w:hAnsi="Times New Roman"/>
           <w:b/>
           <w:sz w:val="24"/>
           <w:szCs w:val="24"/>
@@ -742,7 +658,7 @@
       </w:r>
       <w:r>
         <w:rPr>
-          <w:rFonts w:eastAsia="Times New Roman" w:ascii="Times New Roman" w:hAnsi="Times New Roman"/>
+          <w:rFonts w:ascii="Times New Roman" w:eastAsia="Times New Roman" w:hAnsi="Times New Roman"/>
           <w:sz w:val="24"/>
           <w:szCs w:val="24"/>
         </w:rPr>
@@ -751,27 +667,18 @@
     </w:p>
     <w:p>
       <w:pPr>
-        <w:pStyle w:val="Normal"/>
-        <w:tabs>
-          <w:tab w:val="clear" w:pos="720"/>
-          <w:tab w:val="left" w:pos="1800" w:leader="none"/>
-        </w:tabs>
-        <w:spacing w:lineRule="auto" w:line="240" w:before="0" w:after="0"/>
+        <w:tabs>
+          <w:tab w:val="left" w:pos="1800"/>
+        </w:tabs>
+        <w:spacing w:after="0" w:line="240" w:lineRule="auto"/>
         <w:ind w:firstLine="709"/>
         <w:jc w:val="both"/>
         <w:rPr>
-          <w:rFonts w:ascii="Times New Roman" w:hAnsi="Times New Roman" w:eastAsia="Times New Roman"/>
-          <w:sz w:val="24"/>
-          <w:szCs w:val="24"/>
-        </w:rPr>
-      </w:pPr>
-      <w:r>
-        <w:rPr>
-          <w:rFonts w:eastAsia="Times New Roman" w:ascii="Times New Roman" w:hAnsi="Times New Roman"/>
-          <w:sz w:val="24"/>
-          <w:szCs w:val="24"/>
-        </w:rPr>
-      </w:r>
+          <w:rFonts w:ascii="Times New Roman" w:eastAsia="Times New Roman" w:hAnsi="Times New Roman"/>
+          <w:sz w:val="24"/>
+          <w:szCs w:val="24"/>
+        </w:rPr>
+      </w:pPr>
     </w:p>
     <w:p>
       <w:pPr>
@@ -780,36 +687,40 @@
           <w:ilvl w:val="0"/>
           <w:numId w:val="1"/>
         </w:numPr>
-        <w:spacing w:lineRule="auto" w:line="240" w:before="0" w:after="0"/>
-        <w:ind w:hanging="360" w:left="993"/>
-        <w:contextualSpacing/>
-        <w:rPr>
-          <w:rFonts w:ascii="Times New Roman" w:hAnsi="Times New Roman" w:eastAsia="Times New Roman"/>
-          <w:sz w:val="24"/>
-          <w:szCs w:val="24"/>
-        </w:rPr>
-      </w:pPr>
-      <w:r>
-        <w:rPr>
-          <w:rFonts w:eastAsia="Times New Roman" w:ascii="Times New Roman" w:hAnsi="Times New Roman"/>
+        <w:spacing w:after="0" w:line="240" w:lineRule="auto"/>
+        <w:ind w:left="993"/>
+        <w:rPr>
+          <w:rFonts w:ascii="Times New Roman" w:eastAsia="Times New Roman" w:hAnsi="Times New Roman"/>
+          <w:sz w:val="24"/>
+          <w:szCs w:val="24"/>
+        </w:rPr>
+      </w:pPr>
+      <w:r>
+        <w:rPr>
+          <w:rFonts w:ascii="Times New Roman" w:eastAsia="Times New Roman" w:hAnsi="Times New Roman"/>
           <w:sz w:val="24"/>
           <w:szCs w:val="24"/>
         </w:rPr>
         <w:t>Nama</w:t>
+      </w:r>
+      <w:r>
+        <w:rPr>
+          <w:rFonts w:ascii="Times New Roman" w:eastAsia="Times New Roman" w:hAnsi="Times New Roman"/>
+          <w:sz w:val="24"/>
+          <w:szCs w:val="24"/>
+        </w:rPr>
         <w:tab/>
         <w:t xml:space="preserve">: </w:t>
       </w:r>
     </w:p>
     <w:p>
       <w:pPr>
-        <w:pStyle w:val="Normal"/>
-        <w:tabs>
-          <w:tab w:val="clear" w:pos="720"/>
-          <w:tab w:val="left" w:pos="993" w:leader="none"/>
-        </w:tabs>
-        <w:spacing w:lineRule="auto" w:line="240" w:before="0" w:after="0"/>
-        <w:rPr>
-          <w:rFonts w:ascii="Times New Roman" w:hAnsi="Times New Roman" w:eastAsia="Times New Roman"/>
+        <w:tabs>
+          <w:tab w:val="left" w:pos="993"/>
+        </w:tabs>
+        <w:spacing w:after="0" w:line="240" w:lineRule="auto"/>
+        <w:rPr>
+          <w:rFonts w:ascii="Times New Roman" w:eastAsia="Times New Roman" w:hAnsi="Times New Roman"/>
           <w:sz w:val="24"/>
           <w:szCs w:val="24"/>
           <w:lang w:val="en-US"/>
@@ -817,53 +728,63 @@
       </w:pPr>
       <w:r>
         <w:rPr>
-          <w:rFonts w:eastAsia="Times New Roman" w:ascii="Times New Roman" w:hAnsi="Times New Roman"/>
+          <w:rFonts w:ascii="Times New Roman" w:eastAsia="Times New Roman" w:hAnsi="Times New Roman"/>
           <w:sz w:val="24"/>
           <w:szCs w:val="24"/>
         </w:rPr>
         <w:tab/>
         <w:t>Jabatan</w:t>
+      </w:r>
+      <w:r>
+        <w:rPr>
+          <w:rFonts w:ascii="Times New Roman" w:eastAsia="Times New Roman" w:hAnsi="Times New Roman"/>
+          <w:sz w:val="24"/>
+          <w:szCs w:val="24"/>
+        </w:rPr>
         <w:tab/>
         <w:t xml:space="preserve">: </w:t>
       </w:r>
     </w:p>
     <w:p>
       <w:pPr>
-        <w:pStyle w:val="Normal"/>
-        <w:tabs>
-          <w:tab w:val="clear" w:pos="720"/>
-          <w:tab w:val="left" w:pos="993" w:leader="none"/>
-        </w:tabs>
-        <w:spacing w:lineRule="auto" w:line="240" w:before="0" w:after="0"/>
-        <w:rPr>
-          <w:rFonts w:ascii="Times New Roman" w:hAnsi="Times New Roman" w:eastAsia="Times New Roman"/>
-          <w:sz w:val="24"/>
-          <w:szCs w:val="24"/>
-        </w:rPr>
-      </w:pPr>
-      <w:r>
-        <w:rPr>
-          <w:rFonts w:eastAsia="Times New Roman" w:ascii="Times New Roman" w:hAnsi="Times New Roman"/>
+        <w:tabs>
+          <w:tab w:val="left" w:pos="993"/>
+        </w:tabs>
+        <w:spacing w:after="0" w:line="240" w:lineRule="auto"/>
+        <w:rPr>
+          <w:rFonts w:ascii="Times New Roman" w:eastAsia="Times New Roman" w:hAnsi="Times New Roman"/>
+          <w:sz w:val="24"/>
+          <w:szCs w:val="24"/>
+        </w:rPr>
+      </w:pPr>
+      <w:r>
+        <w:rPr>
+          <w:rFonts w:ascii="Times New Roman" w:eastAsia="Times New Roman" w:hAnsi="Times New Roman"/>
           <w:sz w:val="24"/>
           <w:szCs w:val="24"/>
         </w:rPr>
         <w:tab/>
         <w:t>Alamat</w:t>
+      </w:r>
+      <w:r>
+        <w:rPr>
+          <w:rFonts w:ascii="Times New Roman" w:eastAsia="Times New Roman" w:hAnsi="Times New Roman"/>
+          <w:sz w:val="24"/>
+          <w:szCs w:val="24"/>
+        </w:rPr>
         <w:tab/>
         <w:t xml:space="preserve">: </w:t>
       </w:r>
     </w:p>
     <w:p>
       <w:pPr>
-        <w:pStyle w:val="Normal"/>
-        <w:tabs>
-          <w:tab w:val="clear" w:pos="720"/>
-          <w:tab w:val="left" w:pos="709" w:leader="none"/>
-        </w:tabs>
-        <w:spacing w:lineRule="auto" w:line="240" w:before="0" w:after="0"/>
+        <w:tabs>
+          <w:tab w:val="left" w:pos="709"/>
+        </w:tabs>
+        <w:spacing w:after="0" w:line="240" w:lineRule="auto"/>
         <w:jc w:val="both"/>
         <w:rPr>
-          <w:rFonts w:ascii="Times New Roman" w:hAnsi="Times New Roman" w:eastAsia="Times New Roman"/>
+          <w:rFonts w:ascii="Times New Roman" w:eastAsia="Times New Roman" w:hAnsi="Times New Roman"/>
           <w:sz w:val="24"/>
           <w:szCs w:val="24"/>
           <w:lang w:val="en-US"/>
@@ -871,7 +792,7 @@
       </w:pPr>
       <w:r>
         <w:rPr>
-          <w:rFonts w:eastAsia="Times New Roman" w:ascii="Times New Roman" w:hAnsi="Times New Roman"/>
+          <w:rFonts w:ascii="Times New Roman" w:eastAsia="Times New Roman" w:hAnsi="Times New Roman"/>
           <w:sz w:val="24"/>
           <w:szCs w:val="24"/>
         </w:rPr>
@@ -880,7 +801,7 @@
       </w:r>
       <w:r>
         <w:rPr>
-          <w:rFonts w:eastAsia="Times New Roman" w:ascii="Times New Roman" w:hAnsi="Times New Roman"/>
+          <w:rFonts w:ascii="Times New Roman" w:eastAsia="Times New Roman" w:hAnsi="Times New Roman"/>
           <w:sz w:val="24"/>
           <w:szCs w:val="24"/>
           <w:lang w:val="en-US"/>
@@ -889,7 +810,7 @@
       </w:r>
       <w:r>
         <w:rPr>
-          <w:rFonts w:eastAsia="Times New Roman" w:ascii="Times New Roman" w:hAnsi="Times New Roman"/>
+          <w:rFonts w:ascii="Times New Roman" w:eastAsia="Times New Roman" w:hAnsi="Times New Roman"/>
           <w:sz w:val="24"/>
           <w:szCs w:val="24"/>
         </w:rPr>
@@ -897,7 +818,7 @@
       </w:r>
       <w:r>
         <w:rPr>
-          <w:rFonts w:eastAsia="Times New Roman" w:ascii="Times New Roman" w:hAnsi="Times New Roman"/>
+          <w:rFonts w:ascii="Times New Roman" w:eastAsia="Times New Roman" w:hAnsi="Times New Roman"/>
           <w:b/>
           <w:sz w:val="24"/>
           <w:szCs w:val="24"/>
@@ -907,41 +828,31 @@
     </w:p>
     <w:p>
       <w:pPr>
-        <w:pStyle w:val="Normal"/>
-        <w:spacing w:lineRule="auto" w:line="240" w:before="0" w:after="0"/>
+        <w:spacing w:after="0" w:line="240" w:lineRule="auto"/>
         <w:jc w:val="both"/>
         <w:rPr>
-          <w:rFonts w:ascii="Times New Roman" w:hAnsi="Times New Roman" w:eastAsia="Times New Roman"/>
-          <w:sz w:val="24"/>
-          <w:szCs w:val="24"/>
-        </w:rPr>
-      </w:pPr>
-      <w:r>
-        <w:rPr>
-          <w:rFonts w:eastAsia="Times New Roman" w:ascii="Times New Roman" w:hAnsi="Times New Roman"/>
-          <w:sz w:val="24"/>
-          <w:szCs w:val="24"/>
-        </w:rPr>
-      </w:r>
+          <w:rFonts w:ascii="Times New Roman" w:eastAsia="Times New Roman" w:hAnsi="Times New Roman"/>
+          <w:sz w:val="24"/>
+          <w:szCs w:val="24"/>
+        </w:rPr>
+      </w:pPr>
     </w:p>
     <w:p>
       <w:pPr>
-        <w:pStyle w:val="Normal"/>
-        <w:tabs>
-          <w:tab w:val="clear" w:pos="720"/>
-          <w:tab w:val="left" w:pos="993" w:leader="none"/>
-        </w:tabs>
-        <w:spacing w:lineRule="auto" w:line="240" w:before="0" w:after="0"/>
+        <w:tabs>
+          <w:tab w:val="left" w:pos="993"/>
+        </w:tabs>
+        <w:spacing w:after="0" w:line="240" w:lineRule="auto"/>
         <w:jc w:val="both"/>
         <w:rPr>
-          <w:rFonts w:ascii="Times New Roman" w:hAnsi="Times New Roman" w:eastAsia="Times New Roman"/>
-          <w:sz w:val="24"/>
-          <w:szCs w:val="24"/>
-        </w:rPr>
-      </w:pPr>
-      <w:r>
-        <w:rPr>
-          <w:rFonts w:eastAsia="Times New Roman" w:ascii="Times New Roman" w:hAnsi="Times New Roman"/>
+          <w:rFonts w:ascii="Times New Roman" w:eastAsia="Times New Roman" w:hAnsi="Times New Roman"/>
+          <w:sz w:val="24"/>
+          <w:szCs w:val="24"/>
+        </w:rPr>
+      </w:pPr>
+      <w:r>
+        <w:rPr>
+          <w:rFonts w:ascii="Times New Roman" w:eastAsia="Times New Roman" w:hAnsi="Times New Roman"/>
           <w:b/>
           <w:sz w:val="24"/>
           <w:szCs w:val="24"/>
@@ -950,7 +861,7 @@
       </w:r>
       <w:r>
         <w:rPr>
-          <w:rFonts w:eastAsia="Times New Roman" w:ascii="Times New Roman" w:hAnsi="Times New Roman"/>
+          <w:rFonts w:ascii="Times New Roman" w:eastAsia="Times New Roman" w:hAnsi="Times New Roman"/>
           <w:sz w:val="24"/>
           <w:szCs w:val="24"/>
         </w:rPr>
@@ -958,7 +869,7 @@
       </w:r>
       <w:r>
         <w:rPr>
-          <w:rFonts w:eastAsia="Times New Roman" w:ascii="Times New Roman" w:hAnsi="Times New Roman"/>
+          <w:rFonts w:ascii="Times New Roman" w:eastAsia="Times New Roman" w:hAnsi="Times New Roman"/>
           <w:b/>
           <w:sz w:val="24"/>
           <w:szCs w:val="24"/>
@@ -967,7 +878,7 @@
       </w:r>
       <w:r>
         <w:rPr>
-          <w:rFonts w:eastAsia="Times New Roman" w:ascii="Times New Roman" w:hAnsi="Times New Roman"/>
+          <w:rFonts w:ascii="Times New Roman" w:eastAsia="Times New Roman" w:hAnsi="Times New Roman"/>
           <w:sz w:val="24"/>
           <w:szCs w:val="24"/>
         </w:rPr>
@@ -975,27 +886,17 @@
       </w:r>
       <w:r>
         <w:rPr>
-          <w:rFonts w:eastAsia="Times New Roman" w:ascii="Times New Roman" w:hAnsi="Times New Roman"/>
+          <w:rFonts w:ascii="Times New Roman" w:eastAsia="Times New Roman" w:hAnsi="Times New Roman"/>
           <w:b/>
           <w:bCs/>
           <w:sz w:val="24"/>
           <w:szCs w:val="24"/>
         </w:rPr>
-        <w:t>APB</w:t>
-      </w:r>
-      <w:r>
-        <w:rPr>
-          <w:rFonts w:eastAsia="Times New Roman" w:ascii="Times New Roman" w:hAnsi="Times New Roman"/>
-          <w:b/>
-          <w:bCs/>
-          <w:sz w:val="24"/>
-          <w:szCs w:val="24"/>
-        </w:rPr>
-        <w:t>D II</w:t>
-      </w:r>
-      <w:r>
-        <w:rPr>
-          <w:rFonts w:eastAsia="Times New Roman" w:ascii="Times New Roman" w:hAnsi="Times New Roman"/>
+        <w:t>APBD II</w:t>
+      </w:r>
+      <w:r>
+        <w:rPr>
+          <w:rFonts w:ascii="Times New Roman" w:eastAsia="Times New Roman" w:hAnsi="Times New Roman"/>
           <w:b/>
           <w:color w:val="000000"/>
           <w:sz w:val="24"/>
@@ -1005,7 +906,7 @@
       </w:r>
       <w:r>
         <w:rPr>
-          <w:rFonts w:eastAsia="Times New Roman" w:ascii="Times New Roman" w:hAnsi="Times New Roman"/>
+          <w:rFonts w:ascii="Times New Roman" w:eastAsia="Times New Roman" w:hAnsi="Times New Roman"/>
           <w:sz w:val="24"/>
           <w:szCs w:val="24"/>
         </w:rPr>
@@ -1014,65 +915,39 @@
     </w:p>
     <w:p>
       <w:pPr>
-        <w:pStyle w:val="Normal"/>
-        <w:tabs>
-          <w:tab w:val="clear" w:pos="720"/>
-          <w:tab w:val="left" w:pos="993" w:leader="none"/>
-        </w:tabs>
-        <w:spacing w:lineRule="auto" w:line="240" w:before="0" w:after="0"/>
+        <w:tabs>
+          <w:tab w:val="left" w:pos="993"/>
+        </w:tabs>
+        <w:spacing w:after="0" w:line="240" w:lineRule="auto"/>
         <w:jc w:val="both"/>
         <w:rPr>
-          <w:rFonts w:ascii="Times New Roman" w:hAnsi="Times New Roman" w:eastAsia="Times New Roman"/>
+          <w:rFonts w:ascii="Times New Roman" w:eastAsia="Times New Roman" w:hAnsi="Times New Roman"/>
           <w:sz w:val="16"/>
           <w:szCs w:val="16"/>
         </w:rPr>
       </w:pPr>
-      <w:r>
-        <w:rPr>
-          <w:rFonts w:eastAsia="Times New Roman" w:ascii="Times New Roman" w:hAnsi="Times New Roman"/>
-          <w:sz w:val="16"/>
-          <w:szCs w:val="16"/>
-        </w:rPr>
-      </w:r>
     </w:p>
     <w:p>
       <w:pPr>
-        <w:pStyle w:val="Normal"/>
-        <w:tabs>
-          <w:tab w:val="clear" w:pos="720"/>
-          <w:tab w:val="left" w:pos="993" w:leader="none"/>
-        </w:tabs>
-        <w:spacing w:lineRule="auto" w:line="240" w:before="0" w:after="0"/>
+        <w:tabs>
+          <w:tab w:val="left" w:pos="993"/>
+        </w:tabs>
+        <w:spacing w:after="0" w:line="240" w:lineRule="auto"/>
         <w:jc w:val="both"/>
         <w:rPr>
-          <w:rFonts w:ascii="Times New Roman" w:hAnsi="Times New Roman" w:eastAsia="Times New Roman"/>
+          <w:rFonts w:ascii="Times New Roman" w:eastAsia="Times New Roman" w:hAnsi="Times New Roman"/>
           <w:sz w:val="10"/>
           <w:szCs w:val="10"/>
           <w:lang w:val="en-US"/>
         </w:rPr>
       </w:pPr>
-      <w:r>
-        <w:rPr>
-          <w:rFonts w:eastAsia="Times New Roman" w:ascii="Times New Roman" w:hAnsi="Times New Roman"/>
-          <w:sz w:val="10"/>
-          <w:szCs w:val="10"/>
-          <w:lang w:val="en-US"/>
-        </w:rPr>
-      </w:r>
     </w:p>
     <w:tbl>
       <w:tblPr>
         <w:tblW w:w="9102" w:type="dxa"/>
         <w:jc w:val="center"/>
-        <w:tblInd w:w="0" w:type="dxa"/>
         <w:tblLayout w:type="fixed"/>
-        <w:tblCellMar>
-          <w:top w:w="0" w:type="dxa"/>
-          <w:left w:w="108" w:type="dxa"/>
-          <w:bottom w:w="0" w:type="dxa"/>
-          <w:right w:w="108" w:type="dxa"/>
-        </w:tblCellMar>
-        <w:tblLook w:val="04a0" w:noHBand="0" w:noVBand="1" w:firstColumn="1" w:lastRow="0" w:lastColumn="0" w:firstRow="1"/>
+        <w:tblLook w:val="04A0" w:firstRow="1" w:lastRow="0" w:firstColumn="1" w:lastColumn="0" w:noHBand="0" w:noVBand="1"/>
       </w:tblPr>
       <w:tblGrid>
         <w:gridCol w:w="645"/>
@@ -1083,7 +958,8 @@
       </w:tblGrid>
       <w:tr>
         <w:trPr>
-          <w:trHeight w:val="454" w:hRule="atLeast"/>
+          <w:trHeight w:val="454"/>
+          <w:jc w:val="center"/>
         </w:trPr>
         <w:tc>
           <w:tcPr>
@@ -1094,29 +970,27 @@
               <w:bottom w:val="single" w:sz="4" w:space="0" w:color="000000"/>
               <w:right w:val="single" w:sz="4" w:space="0" w:color="000000"/>
             </w:tcBorders>
-            <w:shd w:color="auto" w:fill="auto" w:val="clear"/>
             <w:vAlign w:val="center"/>
           </w:tcPr>
           <w:p>
             <w:pPr>
-              <w:pStyle w:val="Normal"/>
-              <w:spacing w:lineRule="auto" w:line="240" w:before="0" w:after="0"/>
-              <w:jc w:val="center"/>
-              <w:rPr>
-                <w:rFonts w:ascii="Times New Roman" w:hAnsi="Times New Roman" w:eastAsia="Times New Roman"/>
+              <w:spacing w:after="0" w:line="240" w:lineRule="auto"/>
+              <w:jc w:val="center"/>
+              <w:rPr>
+                <w:rFonts w:ascii="Times New Roman" w:eastAsia="Times New Roman" w:hAnsi="Times New Roman"/>
                 <w:b/>
                 <w:bCs/>
-                <w:color w:themeColor="text1" w:val="000000"/>
+                <w:color w:val="000000" w:themeColor="text1"/>
                 <w:szCs w:val="24"/>
                 <w:lang w:val="en-US"/>
               </w:rPr>
             </w:pPr>
             <w:r>
               <w:rPr>
-                <w:rFonts w:eastAsia="Times New Roman" w:ascii="Times New Roman" w:hAnsi="Times New Roman"/>
+                <w:rFonts w:ascii="Times New Roman" w:eastAsia="Times New Roman" w:hAnsi="Times New Roman"/>
                 <w:b/>
                 <w:bCs/>
-                <w:color w:themeColor="text1" w:val="000000"/>
+                <w:color w:val="000000" w:themeColor="text1"/>
                 <w:szCs w:val="24"/>
                 <w:lang w:val="en-US"/>
               </w:rPr>
@@ -1133,29 +1007,27 @@
               <w:bottom w:val="single" w:sz="8" w:space="0" w:color="000000"/>
               <w:right w:val="single" w:sz="8" w:space="0" w:color="000000"/>
             </w:tcBorders>
-            <w:shd w:color="auto" w:fill="auto" w:val="clear"/>
             <w:vAlign w:val="center"/>
           </w:tcPr>
           <w:p>
             <w:pPr>
-              <w:pStyle w:val="Normal"/>
-              <w:spacing w:lineRule="auto" w:line="240" w:before="0" w:after="0"/>
-              <w:jc w:val="center"/>
-              <w:rPr>
-                <w:rFonts w:ascii="Times New Roman" w:hAnsi="Times New Roman" w:eastAsia="Times New Roman"/>
+              <w:spacing w:after="0" w:line="240" w:lineRule="auto"/>
+              <w:jc w:val="center"/>
+              <w:rPr>
+                <w:rFonts w:ascii="Times New Roman" w:eastAsia="Times New Roman" w:hAnsi="Times New Roman"/>
                 <w:b/>
                 <w:bCs/>
-                <w:color w:themeColor="text1" w:val="000000"/>
+                <w:color w:val="000000" w:themeColor="text1"/>
                 <w:szCs w:val="24"/>
                 <w:lang w:val="en-US"/>
               </w:rPr>
             </w:pPr>
             <w:r>
               <w:rPr>
-                <w:rFonts w:eastAsia="Times New Roman" w:ascii="Times New Roman" w:hAnsi="Times New Roman"/>
+                <w:rFonts w:ascii="Times New Roman" w:eastAsia="Times New Roman" w:hAnsi="Times New Roman"/>
                 <w:b/>
                 <w:bCs/>
-                <w:color w:themeColor="text1" w:val="000000"/>
+                <w:color w:val="000000" w:themeColor="text1"/>
                 <w:szCs w:val="24"/>
                 <w:lang w:val="en-US"/>
               </w:rPr>
@@ -1171,29 +1043,27 @@
               <w:bottom w:val="single" w:sz="8" w:space="0" w:color="000000"/>
               <w:right w:val="single" w:sz="8" w:space="0" w:color="000000"/>
             </w:tcBorders>
-            <w:shd w:color="auto" w:fill="auto" w:val="clear"/>
             <w:vAlign w:val="center"/>
           </w:tcPr>
           <w:p>
             <w:pPr>
-              <w:pStyle w:val="Normal"/>
-              <w:spacing w:lineRule="auto" w:line="240" w:before="0" w:after="0"/>
-              <w:jc w:val="center"/>
-              <w:rPr>
-                <w:rFonts w:ascii="Times New Roman" w:hAnsi="Times New Roman" w:eastAsia="Times New Roman"/>
+              <w:spacing w:after="0" w:line="240" w:lineRule="auto"/>
+              <w:jc w:val="center"/>
+              <w:rPr>
+                <w:rFonts w:ascii="Times New Roman" w:eastAsia="Times New Roman" w:hAnsi="Times New Roman"/>
                 <w:b/>
                 <w:bCs/>
-                <w:color w:themeColor="text1" w:val="000000"/>
+                <w:color w:val="000000" w:themeColor="text1"/>
                 <w:szCs w:val="24"/>
                 <w:lang w:val="en-US"/>
               </w:rPr>
             </w:pPr>
             <w:r>
               <w:rPr>
-                <w:rFonts w:eastAsia="Times New Roman" w:ascii="Times New Roman" w:hAnsi="Times New Roman"/>
+                <w:rFonts w:ascii="Times New Roman" w:eastAsia="Times New Roman" w:hAnsi="Times New Roman"/>
                 <w:b/>
                 <w:bCs/>
-                <w:color w:themeColor="text1" w:val="000000"/>
+                <w:color w:val="000000" w:themeColor="text1"/>
                 <w:szCs w:val="24"/>
                 <w:lang w:val="en-US"/>
               </w:rPr>
@@ -1209,29 +1079,27 @@
               <w:bottom w:val="single" w:sz="8" w:space="0" w:color="000000"/>
               <w:right w:val="single" w:sz="8" w:space="0" w:color="000000"/>
             </w:tcBorders>
-            <w:shd w:color="auto" w:fill="auto" w:val="clear"/>
             <w:vAlign w:val="center"/>
           </w:tcPr>
           <w:p>
             <w:pPr>
-              <w:pStyle w:val="Normal"/>
-              <w:spacing w:lineRule="auto" w:line="240" w:before="0" w:after="0"/>
-              <w:jc w:val="center"/>
-              <w:rPr>
-                <w:rFonts w:ascii="Times New Roman" w:hAnsi="Times New Roman" w:eastAsia="Times New Roman"/>
+              <w:spacing w:after="0" w:line="240" w:lineRule="auto"/>
+              <w:jc w:val="center"/>
+              <w:rPr>
+                <w:rFonts w:ascii="Times New Roman" w:eastAsia="Times New Roman" w:hAnsi="Times New Roman"/>
                 <w:b/>
                 <w:bCs/>
-                <w:color w:themeColor="text1" w:val="000000"/>
+                <w:color w:val="000000" w:themeColor="text1"/>
                 <w:szCs w:val="24"/>
                 <w:lang w:val="en-US"/>
               </w:rPr>
             </w:pPr>
             <w:r>
               <w:rPr>
-                <w:rFonts w:eastAsia="Times New Roman" w:ascii="Times New Roman" w:hAnsi="Times New Roman"/>
+                <w:rFonts w:ascii="Times New Roman" w:eastAsia="Times New Roman" w:hAnsi="Times New Roman"/>
                 <w:b/>
                 <w:bCs/>
-                <w:color w:themeColor="text1" w:val="000000"/>
+                <w:color w:val="000000" w:themeColor="text1"/>
                 <w:szCs w:val="24"/>
                 <w:lang w:val="en-US"/>
               </w:rPr>
@@ -1247,29 +1115,27 @@
               <w:bottom w:val="single" w:sz="8" w:space="0" w:color="000000"/>
               <w:right w:val="single" w:sz="8" w:space="0" w:color="000000"/>
             </w:tcBorders>
-            <w:shd w:color="auto" w:fill="auto" w:val="clear"/>
             <w:vAlign w:val="center"/>
           </w:tcPr>
           <w:p>
             <w:pPr>
-              <w:pStyle w:val="Normal"/>
-              <w:spacing w:lineRule="auto" w:line="240" w:before="0" w:after="0"/>
-              <w:jc w:val="center"/>
-              <w:rPr>
-                <w:rFonts w:ascii="Times New Roman" w:hAnsi="Times New Roman" w:eastAsia="Times New Roman"/>
+              <w:spacing w:after="0" w:line="240" w:lineRule="auto"/>
+              <w:jc w:val="center"/>
+              <w:rPr>
+                <w:rFonts w:ascii="Times New Roman" w:eastAsia="Times New Roman" w:hAnsi="Times New Roman"/>
                 <w:b/>
                 <w:bCs/>
-                <w:color w:themeColor="text1" w:val="000000"/>
+                <w:color w:val="000000" w:themeColor="text1"/>
                 <w:szCs w:val="24"/>
                 <w:lang w:val="en-US"/>
               </w:rPr>
             </w:pPr>
             <w:r>
               <w:rPr>
-                <w:rFonts w:eastAsia="Times New Roman" w:ascii="Times New Roman" w:hAnsi="Times New Roman"/>
+                <w:rFonts w:ascii="Times New Roman" w:eastAsia="Times New Roman" w:hAnsi="Times New Roman"/>
                 <w:b/>
                 <w:bCs/>
-                <w:color w:themeColor="text1" w:val="000000"/>
+                <w:color w:val="000000" w:themeColor="text1"/>
                 <w:szCs w:val="24"/>
                 <w:lang w:val="en-US"/>
               </w:rPr>
@@ -1280,7 +1146,8 @@
       </w:tr>
       <w:tr>
         <w:trPr>
-          <w:trHeight w:val="340" w:hRule="atLeast"/>
+          <w:trHeight w:val="340"/>
+          <w:jc w:val="center"/>
         </w:trPr>
         <w:tc>
           <w:tcPr>
@@ -1291,29 +1158,19 @@
               <w:bottom w:val="single" w:sz="4" w:space="0" w:color="000000"/>
               <w:right w:val="single" w:sz="4" w:space="0" w:color="000000"/>
             </w:tcBorders>
-            <w:shd w:color="auto" w:fill="auto" w:val="clear"/>
             <w:vAlign w:val="center"/>
           </w:tcPr>
           <w:p>
             <w:pPr>
               <w:pStyle w:val="ListParagraph"/>
-              <w:widowControl/>
-              <w:numPr>
-                <w:ilvl w:val="0"/>
-                <w:numId w:val="0"/>
-              </w:numPr>
-              <w:suppressAutoHyphens w:val="true"/>
-              <w:bidi w:val="0"/>
-              <w:spacing w:lineRule="auto" w:line="240" w:before="0" w:after="0"/>
-              <w:ind w:hanging="0" w:left="-89" w:right="0"/>
-              <w:contextualSpacing/>
-              <w:jc w:val="center"/>
-              <w:rPr/>
-            </w:pPr>
-            <w:r>
-              <w:rPr>
-                <w:rFonts w:eastAsia="Times New Roman" w:ascii="Times New Roman" w:hAnsi="Times New Roman"/>
-                <w:color w:themeColor="text1" w:val="000000"/>
+              <w:spacing w:after="0" w:line="240" w:lineRule="auto"/>
+              <w:ind w:left="-89"/>
+              <w:jc w:val="center"/>
+            </w:pPr>
+            <w:r>
+              <w:rPr>
+                <w:rFonts w:ascii="Times New Roman" w:eastAsia="Times New Roman" w:hAnsi="Times New Roman"/>
+                <w:color w:val="000000" w:themeColor="text1"/>
                 <w:sz w:val="24"/>
                 <w:szCs w:val="24"/>
               </w:rPr>
@@ -1330,24 +1187,22 @@
               <w:bottom w:val="single" w:sz="4" w:space="0" w:color="000000"/>
               <w:right w:val="single" w:sz="4" w:space="0" w:color="000000"/>
             </w:tcBorders>
-            <w:shd w:color="auto" w:fill="auto" w:val="clear"/>
             <w:vAlign w:val="center"/>
           </w:tcPr>
           <w:p>
             <w:pPr>
-              <w:pStyle w:val="Normal"/>
-              <w:spacing w:lineRule="auto" w:line="240" w:before="0" w:after="0"/>
-              <w:rPr>
-                <w:rFonts w:ascii="Times New Roman" w:hAnsi="Times New Roman" w:eastAsia="Times New Roman"/>
-                <w:color w:themeColor="text1" w:val="000000"/>
-                <w:sz w:val="24"/>
-                <w:szCs w:val="24"/>
-              </w:rPr>
-            </w:pPr>
-            <w:r>
-              <w:rPr>
-                <w:rFonts w:eastAsia="Times New Roman" w:ascii="Times New Roman" w:hAnsi="Times New Roman"/>
-                <w:color w:themeColor="text1" w:val="000000"/>
+              <w:spacing w:after="0" w:line="240" w:lineRule="auto"/>
+              <w:rPr>
+                <w:rFonts w:ascii="Times New Roman" w:eastAsia="Times New Roman" w:hAnsi="Times New Roman"/>
+                <w:color w:val="000000" w:themeColor="text1"/>
+                <w:sz w:val="24"/>
+                <w:szCs w:val="24"/>
+              </w:rPr>
+            </w:pPr>
+            <w:r>
+              <w:rPr>
+                <w:rFonts w:ascii="Times New Roman" w:eastAsia="Times New Roman" w:hAnsi="Times New Roman"/>
+                <w:color w:val="000000" w:themeColor="text1"/>
                 <w:sz w:val="24"/>
                 <w:szCs w:val="24"/>
               </w:rPr>
@@ -1364,20 +1219,17 @@
               <w:bottom w:val="single" w:sz="4" w:space="0" w:color="000000"/>
               <w:right w:val="single" w:sz="4" w:space="0" w:color="000000"/>
             </w:tcBorders>
-            <w:shd w:color="auto" w:fill="auto" w:val="clear"/>
             <w:vAlign w:val="center"/>
           </w:tcPr>
           <w:p>
             <w:pPr>
-              <w:pStyle w:val="Normal"/>
-              <w:spacing w:lineRule="auto" w:line="240" w:before="0" w:after="0"/>
-              <w:jc w:val="center"/>
-              <w:rPr/>
-            </w:pPr>
-            <w:r>
-              <w:rPr>
-                <w:rFonts w:eastAsia="Times New Roman" w:ascii="Times New Roman" w:hAnsi="Times New Roman"/>
-                <w:color w:themeColor="text1" w:val="000000"/>
+              <w:spacing w:after="0" w:line="240" w:lineRule="auto"/>
+              <w:jc w:val="center"/>
+            </w:pPr>
+            <w:r>
+              <w:rPr>
+                <w:rFonts w:ascii="Times New Roman" w:eastAsia="Times New Roman" w:hAnsi="Times New Roman"/>
+                <w:color w:val="000000" w:themeColor="text1"/>
                 <w:sz w:val="24"/>
                 <w:szCs w:val="24"/>
               </w:rPr>
@@ -1394,20 +1246,17 @@
               <w:bottom w:val="single" w:sz="4" w:space="0" w:color="000000"/>
               <w:right w:val="single" w:sz="4" w:space="0" w:color="000000"/>
             </w:tcBorders>
-            <w:shd w:color="auto" w:fill="auto" w:val="clear"/>
             <w:vAlign w:val="center"/>
           </w:tcPr>
           <w:p>
             <w:pPr>
-              <w:pStyle w:val="Normal"/>
-              <w:spacing w:lineRule="auto" w:line="240" w:before="0" w:after="0"/>
-              <w:jc w:val="center"/>
-              <w:rPr/>
-            </w:pPr>
-            <w:r>
-              <w:rPr>
-                <w:rFonts w:eastAsia="Times New Roman" w:ascii="Times New Roman" w:hAnsi="Times New Roman"/>
-                <w:color w:themeColor="text1" w:val="000000"/>
+              <w:spacing w:after="0" w:line="240" w:lineRule="auto"/>
+              <w:jc w:val="center"/>
+            </w:pPr>
+            <w:r>
+              <w:rPr>
+                <w:rFonts w:ascii="Times New Roman" w:eastAsia="Times New Roman" w:hAnsi="Times New Roman"/>
+                <w:color w:val="000000" w:themeColor="text1"/>
                 <w:sz w:val="24"/>
                 <w:szCs w:val="24"/>
               </w:rPr>
@@ -1424,20 +1273,17 @@
               <w:bottom w:val="single" w:sz="4" w:space="0" w:color="000000"/>
               <w:right w:val="single" w:sz="4" w:space="0" w:color="000000"/>
             </w:tcBorders>
-            <w:shd w:color="auto" w:fill="auto" w:val="clear"/>
             <w:vAlign w:val="center"/>
           </w:tcPr>
           <w:p>
             <w:pPr>
-              <w:pStyle w:val="Normal"/>
-              <w:spacing w:lineRule="auto" w:line="240" w:before="0" w:after="0"/>
-              <w:jc w:val="center"/>
-              <w:rPr/>
-            </w:pPr>
-            <w:r>
-              <w:rPr>
-                <w:rFonts w:eastAsia="Times New Roman" w:ascii="Times New Roman" w:hAnsi="Times New Roman"/>
-                <w:color w:themeColor="text1" w:val="000000"/>
+              <w:spacing w:after="0" w:line="240" w:lineRule="auto"/>
+              <w:jc w:val="center"/>
+            </w:pPr>
+            <w:r>
+              <w:rPr>
+                <w:rFonts w:ascii="Times New Roman" w:eastAsia="Times New Roman" w:hAnsi="Times New Roman"/>
+                <w:color w:val="000000" w:themeColor="text1"/>
                 <w:sz w:val="24"/>
                 <w:szCs w:val="24"/>
               </w:rPr>
@@ -1448,7 +1294,8 @@
       </w:tr>
       <w:tr>
         <w:trPr>
-          <w:trHeight w:val="303" w:hRule="atLeast"/>
+          <w:trHeight w:val="303"/>
+          <w:jc w:val="center"/>
         </w:trPr>
         <w:tc>
           <w:tcPr>
@@ -1459,29 +1306,19 @@
               <w:bottom w:val="single" w:sz="4" w:space="0" w:color="000000"/>
               <w:right w:val="single" w:sz="4" w:space="0" w:color="000000"/>
             </w:tcBorders>
-            <w:shd w:color="auto" w:fill="auto" w:val="clear"/>
             <w:vAlign w:val="center"/>
           </w:tcPr>
           <w:p>
             <w:pPr>
               <w:pStyle w:val="ListParagraph"/>
-              <w:widowControl/>
-              <w:numPr>
-                <w:ilvl w:val="0"/>
-                <w:numId w:val="0"/>
-              </w:numPr>
-              <w:suppressAutoHyphens w:val="true"/>
-              <w:bidi w:val="0"/>
-              <w:spacing w:lineRule="auto" w:line="240" w:before="0" w:after="0"/>
-              <w:ind w:hanging="0" w:left="-89" w:right="0"/>
-              <w:contextualSpacing/>
-              <w:jc w:val="center"/>
-              <w:rPr/>
-            </w:pPr>
-            <w:r>
-              <w:rPr>
-                <w:rFonts w:eastAsia="Times New Roman" w:ascii="Times New Roman" w:hAnsi="Times New Roman"/>
-                <w:color w:themeColor="text1" w:val="000000"/>
+              <w:spacing w:after="0" w:line="240" w:lineRule="auto"/>
+              <w:ind w:left="-89"/>
+              <w:jc w:val="center"/>
+            </w:pPr>
+            <w:r>
+              <w:rPr>
+                <w:rFonts w:ascii="Times New Roman" w:eastAsia="Times New Roman" w:hAnsi="Times New Roman"/>
+                <w:color w:val="000000" w:themeColor="text1"/>
                 <w:sz w:val="24"/>
                 <w:szCs w:val="24"/>
               </w:rPr>
@@ -1498,28 +1335,18 @@
               <w:bottom w:val="single" w:sz="4" w:space="0" w:color="000000"/>
               <w:right w:val="single" w:sz="4" w:space="0" w:color="000000"/>
             </w:tcBorders>
-            <w:shd w:color="auto" w:fill="auto" w:val="clear"/>
             <w:vAlign w:val="center"/>
           </w:tcPr>
           <w:p>
             <w:pPr>
-              <w:pStyle w:val="Normal"/>
-              <w:spacing w:lineRule="auto" w:line="240" w:before="0" w:after="0"/>
-              <w:rPr>
-                <w:rFonts w:ascii="Times New Roman" w:hAnsi="Times New Roman" w:eastAsia="Times New Roman"/>
-                <w:color w:themeColor="text1" w:val="000000"/>
-                <w:sz w:val="24"/>
-                <w:szCs w:val="24"/>
-              </w:rPr>
-            </w:pPr>
-            <w:r>
-              <w:rPr>
-                <w:rFonts w:eastAsia="Times New Roman" w:ascii="Times New Roman" w:hAnsi="Times New Roman"/>
-                <w:color w:themeColor="text1" w:val="000000"/>
-                <w:sz w:val="24"/>
-                <w:szCs w:val="24"/>
-              </w:rPr>
-            </w:r>
+              <w:spacing w:after="0" w:line="240" w:lineRule="auto"/>
+              <w:rPr>
+                <w:rFonts w:ascii="Times New Roman" w:eastAsia="Times New Roman" w:hAnsi="Times New Roman"/>
+                <w:color w:val="000000" w:themeColor="text1"/>
+                <w:sz w:val="24"/>
+                <w:szCs w:val="24"/>
+              </w:rPr>
+            </w:pPr>
           </w:p>
         </w:tc>
         <w:tc>
@@ -1531,29 +1358,19 @@
               <w:bottom w:val="single" w:sz="4" w:space="0" w:color="000000"/>
               <w:right w:val="single" w:sz="4" w:space="0" w:color="000000"/>
             </w:tcBorders>
-            <w:shd w:color="auto" w:fill="auto" w:val="clear"/>
             <w:vAlign w:val="center"/>
           </w:tcPr>
           <w:p>
             <w:pPr>
-              <w:pStyle w:val="Normal"/>
-              <w:spacing w:lineRule="auto" w:line="240" w:before="0" w:after="0"/>
-              <w:jc w:val="center"/>
-              <w:rPr>
-                <w:rFonts w:ascii="Times New Roman" w:hAnsi="Times New Roman" w:eastAsia="Times New Roman"/>
-                <w:color w:themeColor="text1" w:val="000000"/>
-                <w:sz w:val="24"/>
-                <w:szCs w:val="24"/>
-              </w:rPr>
-            </w:pPr>
-            <w:r>
-              <w:rPr>
-                <w:rFonts w:eastAsia="Times New Roman" w:ascii="Times New Roman" w:hAnsi="Times New Roman"/>
-                <w:color w:themeColor="text1" w:val="000000"/>
-                <w:sz w:val="24"/>
-                <w:szCs w:val="24"/>
-              </w:rPr>
-            </w:r>
+              <w:spacing w:after="0" w:line="240" w:lineRule="auto"/>
+              <w:jc w:val="center"/>
+              <w:rPr>
+                <w:rFonts w:ascii="Times New Roman" w:eastAsia="Times New Roman" w:hAnsi="Times New Roman"/>
+                <w:color w:val="000000" w:themeColor="text1"/>
+                <w:sz w:val="24"/>
+                <w:szCs w:val="24"/>
+              </w:rPr>
+            </w:pPr>
           </w:p>
         </w:tc>
         <w:tc>
@@ -1565,29 +1382,19 @@
               <w:bottom w:val="single" w:sz="4" w:space="0" w:color="000000"/>
               <w:right w:val="single" w:sz="4" w:space="0" w:color="000000"/>
             </w:tcBorders>
-            <w:shd w:color="auto" w:fill="auto" w:val="clear"/>
             <w:vAlign w:val="center"/>
           </w:tcPr>
           <w:p>
             <w:pPr>
-              <w:pStyle w:val="Normal"/>
-              <w:spacing w:lineRule="auto" w:line="240" w:before="0" w:after="0"/>
-              <w:jc w:val="center"/>
-              <w:rPr>
-                <w:rFonts w:ascii="Times New Roman" w:hAnsi="Times New Roman" w:eastAsia="Times New Roman"/>
-                <w:color w:themeColor="text1" w:val="000000"/>
-                <w:sz w:val="24"/>
-                <w:szCs w:val="24"/>
-              </w:rPr>
-            </w:pPr>
-            <w:r>
-              <w:rPr>
-                <w:rFonts w:eastAsia="Times New Roman" w:ascii="Times New Roman" w:hAnsi="Times New Roman"/>
-                <w:color w:themeColor="text1" w:val="000000"/>
-                <w:sz w:val="24"/>
-                <w:szCs w:val="24"/>
-              </w:rPr>
-            </w:r>
+              <w:spacing w:after="0" w:line="240" w:lineRule="auto"/>
+              <w:jc w:val="center"/>
+              <w:rPr>
+                <w:rFonts w:ascii="Times New Roman" w:eastAsia="Times New Roman" w:hAnsi="Times New Roman"/>
+                <w:color w:val="000000" w:themeColor="text1"/>
+                <w:sz w:val="24"/>
+                <w:szCs w:val="24"/>
+              </w:rPr>
+            </w:pPr>
           </w:p>
         </w:tc>
         <w:tc>
@@ -1599,92 +1406,57 @@
               <w:bottom w:val="single" w:sz="4" w:space="0" w:color="000000"/>
               <w:right w:val="single" w:sz="4" w:space="0" w:color="000000"/>
             </w:tcBorders>
-            <w:shd w:color="auto" w:fill="auto" w:val="clear"/>
             <w:vAlign w:val="center"/>
           </w:tcPr>
           <w:p>
             <w:pPr>
-              <w:pStyle w:val="Normal"/>
-              <w:spacing w:lineRule="auto" w:line="240" w:before="0" w:after="0"/>
-              <w:jc w:val="center"/>
-              <w:rPr>
-                <w:rFonts w:ascii="Times New Roman" w:hAnsi="Times New Roman" w:eastAsia="Times New Roman"/>
-                <w:color w:themeColor="text1" w:val="000000"/>
-                <w:sz w:val="24"/>
-                <w:szCs w:val="24"/>
-              </w:rPr>
-            </w:pPr>
-            <w:r>
-              <w:rPr>
-                <w:rFonts w:eastAsia="Times New Roman" w:ascii="Times New Roman" w:hAnsi="Times New Roman"/>
-                <w:color w:themeColor="text1" w:val="000000"/>
-                <w:sz w:val="24"/>
-                <w:szCs w:val="24"/>
-              </w:rPr>
-            </w:r>
+              <w:spacing w:after="0" w:line="240" w:lineRule="auto"/>
+              <w:jc w:val="center"/>
+              <w:rPr>
+                <w:rFonts w:ascii="Times New Roman" w:eastAsia="Times New Roman" w:hAnsi="Times New Roman"/>
+                <w:color w:val="000000" w:themeColor="text1"/>
+                <w:sz w:val="24"/>
+                <w:szCs w:val="24"/>
+              </w:rPr>
+            </w:pPr>
           </w:p>
         </w:tc>
       </w:tr>
     </w:tbl>
     <w:p>
       <w:pPr>
-        <w:pStyle w:val="Normal"/>
-        <w:tabs>
-          <w:tab w:val="clear" w:pos="720"/>
-          <w:tab w:val="left" w:pos="993" w:leader="none"/>
-        </w:tabs>
-        <w:spacing w:lineRule="auto" w:line="240" w:before="0" w:after="0"/>
+        <w:tabs>
+          <w:tab w:val="left" w:pos="993"/>
+        </w:tabs>
+        <w:spacing w:after="0" w:line="240" w:lineRule="auto"/>
         <w:jc w:val="both"/>
         <w:rPr>
-          <w:rFonts w:ascii="Times New Roman" w:hAnsi="Times New Roman" w:eastAsia="Times New Roman"/>
-          <w:sz w:val="24"/>
-          <w:szCs w:val="24"/>
-        </w:rPr>
-      </w:pPr>
-      <w:r>
-        <w:rPr>
-          <w:rFonts w:eastAsia="Times New Roman" w:ascii="Times New Roman" w:hAnsi="Times New Roman"/>
-          <w:sz w:val="24"/>
-          <w:szCs w:val="24"/>
-        </w:rPr>
-      </w:r>
+          <w:rFonts w:ascii="Times New Roman" w:eastAsia="Times New Roman" w:hAnsi="Times New Roman"/>
+          <w:sz w:val="24"/>
+          <w:szCs w:val="24"/>
+        </w:rPr>
+      </w:pPr>
     </w:p>
     <w:p>
       <w:pPr>
-        <w:pStyle w:val="Normal"/>
-        <w:tabs>
-          <w:tab w:val="clear" w:pos="720"/>
-          <w:tab w:val="left" w:pos="993" w:leader="none"/>
-        </w:tabs>
-        <w:spacing w:lineRule="auto" w:line="240" w:before="0" w:after="0"/>
+        <w:tabs>
+          <w:tab w:val="left" w:pos="993"/>
+        </w:tabs>
+        <w:spacing w:after="0" w:line="240" w:lineRule="auto"/>
         <w:jc w:val="both"/>
         <w:rPr>
-          <w:rFonts w:ascii="Times New Roman" w:hAnsi="Times New Roman" w:eastAsia="Times New Roman"/>
-          <w:sz w:val="24"/>
-          <w:szCs w:val="24"/>
-        </w:rPr>
-      </w:pPr>
-      <w:r>
-        <w:rPr>
-          <w:rFonts w:eastAsia="Times New Roman" w:ascii="Times New Roman" w:hAnsi="Times New Roman"/>
-          <w:sz w:val="24"/>
-          <w:szCs w:val="24"/>
-        </w:rPr>
-      </w:r>
+          <w:rFonts w:ascii="Times New Roman" w:eastAsia="Times New Roman" w:hAnsi="Times New Roman"/>
+          <w:sz w:val="24"/>
+          <w:szCs w:val="24"/>
+        </w:rPr>
+      </w:pPr>
     </w:p>
     <w:tbl>
       <w:tblPr>
         <w:tblW w:w="11008" w:type="dxa"/>
         <w:jc w:val="center"/>
-        <w:tblInd w:w="0" w:type="dxa"/>
         <w:tblLayout w:type="fixed"/>
-        <w:tblCellMar>
-          <w:top w:w="0" w:type="dxa"/>
-          <w:left w:w="108" w:type="dxa"/>
-          <w:bottom w:w="0" w:type="dxa"/>
-          <w:right w:w="108" w:type="dxa"/>
-        </w:tblCellMar>
-        <w:tblLook w:val="04a0" w:noHBand="0" w:noVBand="1" w:firstColumn="1" w:lastRow="0" w:lastColumn="0" w:firstRow="1"/>
+        <w:tblLook w:val="04A0" w:firstRow="1" w:lastRow="0" w:firstColumn="1" w:lastColumn="0" w:noHBand="0" w:noVBand="1"/>
       </w:tblPr>
       <w:tblGrid>
         <w:gridCol w:w="3673"/>
@@ -1693,32 +1465,29 @@
       </w:tblGrid>
       <w:tr>
         <w:trPr>
-          <w:trHeight w:val="246" w:hRule="atLeast"/>
+          <w:trHeight w:val="246"/>
+          <w:jc w:val="center"/>
         </w:trPr>
         <w:tc>
           <w:tcPr>
             <w:tcW w:w="3673" w:type="dxa"/>
-            <w:tcBorders/>
-            <w:shd w:color="auto" w:fill="auto" w:val="clear"/>
           </w:tcPr>
           <w:p>
             <w:pPr>
-              <w:pStyle w:val="Normal"/>
-              <w:tabs>
-                <w:tab w:val="clear" w:pos="720"/>
-                <w:tab w:val="left" w:pos="709" w:leader="none"/>
-              </w:tabs>
-              <w:spacing w:lineRule="auto" w:line="240" w:before="0" w:after="0"/>
-              <w:jc w:val="center"/>
-              <w:rPr>
-                <w:rFonts w:ascii="Times New Roman" w:hAnsi="Times New Roman" w:eastAsia="Times New Roman"/>
-                <w:sz w:val="24"/>
-                <w:szCs w:val="24"/>
-              </w:rPr>
-            </w:pPr>
-            <w:r>
-              <w:rPr>
-                <w:rFonts w:eastAsia="Times New Roman" w:ascii="Times New Roman" w:hAnsi="Times New Roman"/>
+              <w:tabs>
+                <w:tab w:val="left" w:pos="709"/>
+              </w:tabs>
+              <w:spacing w:after="0" w:line="240" w:lineRule="auto"/>
+              <w:jc w:val="center"/>
+              <w:rPr>
+                <w:rFonts w:ascii="Times New Roman" w:eastAsia="Times New Roman" w:hAnsi="Times New Roman"/>
+                <w:sz w:val="24"/>
+                <w:szCs w:val="24"/>
+              </w:rPr>
+            </w:pPr>
+            <w:r>
+              <w:rPr>
+                <w:rFonts w:ascii="Times New Roman" w:eastAsia="Times New Roman" w:hAnsi="Times New Roman"/>
                 <w:sz w:val="24"/>
                 <w:szCs w:val="24"/>
               </w:rPr>
@@ -1729,27 +1498,23 @@
         <w:tc>
           <w:tcPr>
             <w:tcW w:w="2830" w:type="dxa"/>
-            <w:tcBorders/>
-            <w:shd w:color="auto" w:fill="auto" w:val="clear"/>
           </w:tcPr>
           <w:p>
             <w:pPr>
-              <w:pStyle w:val="Normal"/>
-              <w:tabs>
-                <w:tab w:val="clear" w:pos="720"/>
-                <w:tab w:val="left" w:pos="709" w:leader="none"/>
-              </w:tabs>
-              <w:spacing w:lineRule="auto" w:line="240" w:before="0" w:after="0"/>
-              <w:jc w:val="center"/>
-              <w:rPr>
-                <w:rFonts w:ascii="Times New Roman" w:hAnsi="Times New Roman" w:eastAsia="Times New Roman"/>
-                <w:sz w:val="24"/>
-                <w:szCs w:val="24"/>
-              </w:rPr>
-            </w:pPr>
-            <w:r>
-              <w:rPr>
-                <w:rFonts w:eastAsia="Times New Roman" w:ascii="Times New Roman" w:hAnsi="Times New Roman"/>
+              <w:tabs>
+                <w:tab w:val="left" w:pos="709"/>
+              </w:tabs>
+              <w:spacing w:after="0" w:line="240" w:lineRule="auto"/>
+              <w:jc w:val="center"/>
+              <w:rPr>
+                <w:rFonts w:ascii="Times New Roman" w:eastAsia="Times New Roman" w:hAnsi="Times New Roman"/>
+                <w:sz w:val="24"/>
+                <w:szCs w:val="24"/>
+              </w:rPr>
+            </w:pPr>
+            <w:r>
+              <w:rPr>
+                <w:rFonts w:ascii="Times New Roman" w:eastAsia="Times New Roman" w:hAnsi="Times New Roman"/>
                 <w:sz w:val="24"/>
                 <w:szCs w:val="24"/>
               </w:rPr>
@@ -1760,20 +1525,16 @@
         <w:tc>
           <w:tcPr>
             <w:tcW w:w="4505" w:type="dxa"/>
-            <w:tcBorders/>
-            <w:shd w:color="auto" w:fill="auto" w:val="clear"/>
           </w:tcPr>
           <w:p>
             <w:pPr>
-              <w:pStyle w:val="Normal"/>
-              <w:tabs>
-                <w:tab w:val="clear" w:pos="720"/>
-                <w:tab w:val="left" w:pos="1800" w:leader="none"/>
-              </w:tabs>
-              <w:spacing w:lineRule="auto" w:line="240" w:before="0" w:after="0"/>
-              <w:jc w:val="center"/>
-              <w:rPr>
-                <w:rFonts w:ascii="Times New Roman" w:hAnsi="Times New Roman" w:eastAsia="Times New Roman"/>
+              <w:tabs>
+                <w:tab w:val="left" w:pos="1800"/>
+              </w:tabs>
+              <w:spacing w:after="0" w:line="240" w:lineRule="auto"/>
+              <w:jc w:val="center"/>
+              <w:rPr>
+                <w:rFonts w:ascii="Times New Roman" w:eastAsia="Times New Roman" w:hAnsi="Times New Roman"/>
                 <w:bCs/>
                 <w:sz w:val="24"/>
                 <w:szCs w:val="24"/>
@@ -1781,7 +1542,7 @@
             </w:pPr>
             <w:r>
               <w:rPr>
-                <w:rFonts w:eastAsia="Times New Roman" w:ascii="Times New Roman" w:hAnsi="Times New Roman"/>
+                <w:rFonts w:ascii="Times New Roman" w:eastAsia="Times New Roman" w:hAnsi="Times New Roman"/>
                 <w:sz w:val="24"/>
                 <w:szCs w:val="24"/>
               </w:rPr>
@@ -1792,32 +1553,29 @@
       </w:tr>
       <w:tr>
         <w:trPr>
-          <w:trHeight w:val="1589" w:hRule="atLeast"/>
+          <w:trHeight w:val="1589"/>
+          <w:jc w:val="center"/>
         </w:trPr>
         <w:tc>
           <w:tcPr>
             <w:tcW w:w="3673" w:type="dxa"/>
-            <w:tcBorders/>
-            <w:shd w:color="auto" w:fill="auto" w:val="clear"/>
           </w:tcPr>
           <w:p>
             <w:pPr>
-              <w:pStyle w:val="Normal"/>
-              <w:tabs>
-                <w:tab w:val="clear" w:pos="720"/>
-                <w:tab w:val="left" w:pos="709" w:leader="none"/>
-              </w:tabs>
-              <w:spacing w:lineRule="auto" w:line="240" w:before="0" w:after="0"/>
-              <w:jc w:val="center"/>
-              <w:rPr>
-                <w:rFonts w:ascii="Times New Roman" w:hAnsi="Times New Roman" w:eastAsia="Times New Roman"/>
-                <w:sz w:val="24"/>
-                <w:szCs w:val="24"/>
-              </w:rPr>
-            </w:pPr>
-            <w:r>
-              <w:rPr>
-                <w:rFonts w:eastAsia="Times New Roman" w:ascii="Times New Roman" w:hAnsi="Times New Roman"/>
+              <w:tabs>
+                <w:tab w:val="left" w:pos="709"/>
+              </w:tabs>
+              <w:spacing w:after="0" w:line="240" w:lineRule="auto"/>
+              <w:jc w:val="center"/>
+              <w:rPr>
+                <w:rFonts w:ascii="Times New Roman" w:eastAsia="Times New Roman" w:hAnsi="Times New Roman"/>
+                <w:sz w:val="24"/>
+                <w:szCs w:val="24"/>
+              </w:rPr>
+            </w:pPr>
+            <w:r>
+              <w:rPr>
+                <w:rFonts w:ascii="Times New Roman" w:eastAsia="Times New Roman" w:hAnsi="Times New Roman"/>
                 <w:sz w:val="24"/>
                 <w:szCs w:val="24"/>
               </w:rPr>
@@ -1825,7 +1583,7 @@
             </w:r>
             <w:r>
               <w:rPr>
-                <w:rFonts w:eastAsia="Times New Roman" w:ascii="Times New Roman" w:hAnsi="Times New Roman"/>
+                <w:rFonts w:ascii="Times New Roman" w:eastAsia="Times New Roman" w:hAnsi="Times New Roman"/>
                 <w:sz w:val="24"/>
                 <w:szCs w:val="24"/>
                 <w:lang w:val="en-US"/>
@@ -1835,106 +1593,68 @@
           </w:p>
           <w:p>
             <w:pPr>
-              <w:pStyle w:val="Normal"/>
-              <w:tabs>
-                <w:tab w:val="clear" w:pos="720"/>
-                <w:tab w:val="left" w:pos="709" w:leader="none"/>
-              </w:tabs>
-              <w:spacing w:lineRule="auto" w:line="240" w:before="0" w:after="0"/>
-              <w:jc w:val="center"/>
-              <w:rPr>
-                <w:rFonts w:ascii="Times New Roman" w:hAnsi="Times New Roman" w:eastAsia="Times New Roman"/>
-                <w:sz w:val="24"/>
-                <w:szCs w:val="24"/>
-              </w:rPr>
-            </w:pPr>
-            <w:r>
-              <w:rPr>
-                <w:rFonts w:eastAsia="Times New Roman" w:ascii="Times New Roman" w:hAnsi="Times New Roman"/>
-                <w:sz w:val="24"/>
-                <w:szCs w:val="24"/>
-              </w:rPr>
-            </w:r>
-          </w:p>
-          <w:p>
-            <w:pPr>
-              <w:pStyle w:val="Normal"/>
-              <w:tabs>
-                <w:tab w:val="clear" w:pos="720"/>
-                <w:tab w:val="left" w:pos="709" w:leader="none"/>
-              </w:tabs>
-              <w:spacing w:lineRule="auto" w:line="240" w:before="0" w:after="0"/>
-              <w:rPr>
-                <w:rFonts w:ascii="Times New Roman" w:hAnsi="Times New Roman" w:eastAsia="Times New Roman"/>
-                <w:sz w:val="24"/>
-                <w:szCs w:val="24"/>
-              </w:rPr>
-            </w:pPr>
-            <w:r>
-              <w:rPr>
-                <w:rFonts w:eastAsia="Times New Roman" w:ascii="Times New Roman" w:hAnsi="Times New Roman"/>
-                <w:sz w:val="24"/>
-                <w:szCs w:val="24"/>
-              </w:rPr>
-            </w:r>
-          </w:p>
-          <w:p>
-            <w:pPr>
-              <w:pStyle w:val="Normal"/>
-              <w:tabs>
-                <w:tab w:val="clear" w:pos="720"/>
-                <w:tab w:val="left" w:pos="709" w:leader="none"/>
-              </w:tabs>
-              <w:spacing w:lineRule="auto" w:line="240" w:before="0" w:after="0"/>
-              <w:jc w:val="center"/>
-              <w:rPr>
-                <w:rFonts w:ascii="Times New Roman" w:hAnsi="Times New Roman" w:eastAsia="Times New Roman"/>
-                <w:sz w:val="24"/>
-                <w:szCs w:val="24"/>
-              </w:rPr>
-            </w:pPr>
-            <w:r>
-              <w:rPr>
-                <w:rFonts w:eastAsia="Times New Roman" w:ascii="Times New Roman" w:hAnsi="Times New Roman"/>
-                <w:sz w:val="24"/>
-                <w:szCs w:val="24"/>
-              </w:rPr>
-            </w:r>
-          </w:p>
-          <w:p>
-            <w:pPr>
-              <w:pStyle w:val="Normal"/>
-              <w:tabs>
-                <w:tab w:val="clear" w:pos="720"/>
-                <w:tab w:val="left" w:pos="709" w:leader="none"/>
-              </w:tabs>
-              <w:spacing w:lineRule="auto" w:line="240" w:before="0" w:after="0"/>
-              <w:jc w:val="center"/>
-              <w:rPr>
-                <w:rFonts w:ascii="Times New Roman" w:hAnsi="Times New Roman" w:eastAsia="Times New Roman"/>
-                <w:sz w:val="24"/>
-                <w:szCs w:val="24"/>
-              </w:rPr>
-            </w:pPr>
-            <w:r>
-              <w:rPr>
-                <w:rFonts w:eastAsia="Times New Roman" w:ascii="Times New Roman" w:hAnsi="Times New Roman"/>
-                <w:sz w:val="24"/>
-                <w:szCs w:val="24"/>
-              </w:rPr>
-            </w:r>
-          </w:p>
-          <w:p>
-            <w:pPr>
-              <w:pStyle w:val="Normal"/>
-              <w:tabs>
-                <w:tab w:val="clear" w:pos="720"/>
-                <w:tab w:val="left" w:pos="709" w:leader="none"/>
-              </w:tabs>
-              <w:spacing w:lineRule="auto" w:line="240" w:before="0" w:after="0"/>
-              <w:jc w:val="center"/>
-              <w:rPr>
-                <w:rFonts w:ascii="Times New Roman" w:hAnsi="Times New Roman" w:eastAsia="Times New Roman"/>
+              <w:tabs>
+                <w:tab w:val="left" w:pos="709"/>
+              </w:tabs>
+              <w:spacing w:after="0" w:line="240" w:lineRule="auto"/>
+              <w:jc w:val="center"/>
+              <w:rPr>
+                <w:rFonts w:ascii="Times New Roman" w:eastAsia="Times New Roman" w:hAnsi="Times New Roman"/>
+                <w:sz w:val="24"/>
+                <w:szCs w:val="24"/>
+              </w:rPr>
+            </w:pPr>
+          </w:p>
+          <w:p>
+            <w:pPr>
+              <w:tabs>
+                <w:tab w:val="left" w:pos="709"/>
+              </w:tabs>
+              <w:spacing w:after="0" w:line="240" w:lineRule="auto"/>
+              <w:rPr>
+                <w:rFonts w:ascii="Times New Roman" w:eastAsia="Times New Roman" w:hAnsi="Times New Roman"/>
+                <w:sz w:val="24"/>
+                <w:szCs w:val="24"/>
+              </w:rPr>
+            </w:pPr>
+          </w:p>
+          <w:p>
+            <w:pPr>
+              <w:tabs>
+                <w:tab w:val="left" w:pos="709"/>
+              </w:tabs>
+              <w:spacing w:after="0" w:line="240" w:lineRule="auto"/>
+              <w:jc w:val="center"/>
+              <w:rPr>
+                <w:rFonts w:ascii="Times New Roman" w:eastAsia="Times New Roman" w:hAnsi="Times New Roman"/>
+                <w:sz w:val="24"/>
+                <w:szCs w:val="24"/>
+              </w:rPr>
+            </w:pPr>
+          </w:p>
+          <w:p>
+            <w:pPr>
+              <w:tabs>
+                <w:tab w:val="left" w:pos="709"/>
+              </w:tabs>
+              <w:spacing w:after="0" w:line="240" w:lineRule="auto"/>
+              <w:jc w:val="center"/>
+              <w:rPr>
+                <w:rFonts w:ascii="Times New Roman" w:eastAsia="Times New Roman" w:hAnsi="Times New Roman"/>
+                <w:sz w:val="24"/>
+                <w:szCs w:val="24"/>
+              </w:rPr>
+            </w:pPr>
+          </w:p>
+          <w:p>
+            <w:pPr>
+              <w:tabs>
+                <w:tab w:val="left" w:pos="709"/>
+              </w:tabs>
+              <w:spacing w:after="0" w:line="240" w:lineRule="auto"/>
+              <w:jc w:val="center"/>
+              <w:rPr>
+                <w:rFonts w:ascii="Times New Roman" w:eastAsia="Times New Roman" w:hAnsi="Times New Roman"/>
                 <w:sz w:val="24"/>
                 <w:szCs w:val="24"/>
                 <w:u w:val="single"/>
@@ -1942,7 +1662,7 @@
             </w:pPr>
             <w:r>
               <w:rPr>
-                <w:rFonts w:eastAsia="Times New Roman" w:ascii="Times New Roman" w:hAnsi="Times New Roman"/>
+                <w:rFonts w:ascii="Times New Roman" w:eastAsia="Times New Roman" w:hAnsi="Times New Roman"/>
                 <w:b/>
                 <w:sz w:val="24"/>
                 <w:szCs w:val="24"/>
@@ -1955,27 +1675,23 @@
         <w:tc>
           <w:tcPr>
             <w:tcW w:w="2830" w:type="dxa"/>
-            <w:tcBorders/>
-            <w:shd w:color="auto" w:fill="auto" w:val="clear"/>
           </w:tcPr>
           <w:p>
             <w:pPr>
-              <w:pStyle w:val="Normal"/>
-              <w:tabs>
-                <w:tab w:val="clear" w:pos="720"/>
-                <w:tab w:val="left" w:pos="709" w:leader="none"/>
-              </w:tabs>
-              <w:spacing w:lineRule="auto" w:line="240" w:before="0" w:after="0"/>
-              <w:jc w:val="center"/>
-              <w:rPr>
-                <w:rFonts w:ascii="Times New Roman" w:hAnsi="Times New Roman" w:eastAsia="Times New Roman"/>
-                <w:sz w:val="24"/>
-                <w:szCs w:val="24"/>
-              </w:rPr>
-            </w:pPr>
-            <w:r>
-              <w:rPr>
-                <w:rFonts w:eastAsia="Times New Roman" w:ascii="Times New Roman" w:hAnsi="Times New Roman"/>
+              <w:tabs>
+                <w:tab w:val="left" w:pos="709"/>
+              </w:tabs>
+              <w:spacing w:after="0" w:line="240" w:lineRule="auto"/>
+              <w:jc w:val="center"/>
+              <w:rPr>
+                <w:rFonts w:ascii="Times New Roman" w:eastAsia="Times New Roman" w:hAnsi="Times New Roman"/>
+                <w:sz w:val="24"/>
+                <w:szCs w:val="24"/>
+              </w:rPr>
+            </w:pPr>
+            <w:r>
+              <w:rPr>
+                <w:rFonts w:ascii="Times New Roman" w:eastAsia="Times New Roman" w:hAnsi="Times New Roman"/>
                 <w:sz w:val="24"/>
                 <w:szCs w:val="24"/>
               </w:rPr>
@@ -1984,107 +1700,69 @@
           </w:p>
           <w:p>
             <w:pPr>
-              <w:pStyle w:val="Normal"/>
-              <w:tabs>
-                <w:tab w:val="clear" w:pos="720"/>
-                <w:tab w:val="left" w:pos="709" w:leader="none"/>
-              </w:tabs>
-              <w:spacing w:lineRule="auto" w:line="240" w:before="0" w:after="0"/>
-              <w:jc w:val="center"/>
-              <w:rPr>
-                <w:rFonts w:ascii="Times New Roman" w:hAnsi="Times New Roman" w:eastAsia="Times New Roman"/>
-                <w:sz w:val="24"/>
-                <w:szCs w:val="24"/>
-              </w:rPr>
-            </w:pPr>
-            <w:r>
-              <w:rPr>
-                <w:rFonts w:eastAsia="Times New Roman" w:ascii="Times New Roman" w:hAnsi="Times New Roman"/>
-                <w:sz w:val="24"/>
-                <w:szCs w:val="24"/>
-              </w:rPr>
-            </w:r>
-          </w:p>
-          <w:p>
-            <w:pPr>
-              <w:pStyle w:val="Normal"/>
-              <w:tabs>
-                <w:tab w:val="clear" w:pos="720"/>
-                <w:tab w:val="left" w:pos="709" w:leader="none"/>
-              </w:tabs>
-              <w:spacing w:lineRule="auto" w:line="240" w:before="0" w:after="0"/>
-              <w:jc w:val="center"/>
-              <w:rPr>
-                <w:rFonts w:ascii="Times New Roman" w:hAnsi="Times New Roman" w:eastAsia="Times New Roman"/>
-                <w:sz w:val="24"/>
-                <w:szCs w:val="24"/>
-              </w:rPr>
-            </w:pPr>
-            <w:r>
-              <w:rPr>
-                <w:rFonts w:eastAsia="Times New Roman" w:ascii="Times New Roman" w:hAnsi="Times New Roman"/>
-                <w:sz w:val="24"/>
-                <w:szCs w:val="24"/>
-              </w:rPr>
-            </w:r>
-          </w:p>
-          <w:p>
-            <w:pPr>
-              <w:pStyle w:val="Normal"/>
-              <w:tabs>
-                <w:tab w:val="clear" w:pos="720"/>
-                <w:tab w:val="left" w:pos="709" w:leader="none"/>
-              </w:tabs>
-              <w:spacing w:lineRule="auto" w:line="240" w:before="0" w:after="0"/>
-              <w:jc w:val="center"/>
-              <w:rPr>
-                <w:rFonts w:ascii="Times New Roman" w:hAnsi="Times New Roman" w:eastAsia="Times New Roman"/>
-                <w:sz w:val="24"/>
-                <w:szCs w:val="24"/>
-              </w:rPr>
-            </w:pPr>
-            <w:r>
-              <w:rPr>
-                <w:rFonts w:eastAsia="Times New Roman" w:ascii="Times New Roman" w:hAnsi="Times New Roman"/>
-                <w:sz w:val="24"/>
-                <w:szCs w:val="24"/>
-              </w:rPr>
-            </w:r>
-          </w:p>
-          <w:p>
-            <w:pPr>
-              <w:pStyle w:val="Normal"/>
-              <w:tabs>
-                <w:tab w:val="clear" w:pos="720"/>
-                <w:tab w:val="left" w:pos="709" w:leader="none"/>
-              </w:tabs>
-              <w:spacing w:lineRule="auto" w:line="240" w:before="0" w:after="0"/>
-              <w:jc w:val="center"/>
-              <w:rPr>
-                <w:rFonts w:ascii="Times New Roman" w:hAnsi="Times New Roman" w:eastAsia="Times New Roman"/>
-                <w:sz w:val="24"/>
-                <w:szCs w:val="24"/>
-              </w:rPr>
-            </w:pPr>
-            <w:r>
-              <w:rPr>
-                <w:rFonts w:eastAsia="Times New Roman" w:ascii="Times New Roman" w:hAnsi="Times New Roman"/>
-                <w:sz w:val="24"/>
-                <w:szCs w:val="24"/>
-              </w:rPr>
-            </w:r>
-          </w:p>
-          <w:p>
-            <w:pPr>
-              <w:pStyle w:val="Normal"/>
-              <w:tabs>
-                <w:tab w:val="clear" w:pos="720"/>
-                <w:tab w:val="left" w:pos="709" w:leader="none"/>
-              </w:tabs>
-              <w:spacing w:lineRule="auto" w:line="240" w:before="0" w:after="0"/>
-              <w:jc w:val="center"/>
-              <w:rPr>
-                <w:rFonts w:ascii="Times New Roman" w:hAnsi="Times New Roman" w:eastAsia="Times New Roman"/>
+              <w:tabs>
+                <w:tab w:val="left" w:pos="709"/>
+              </w:tabs>
+              <w:spacing w:after="0" w:line="240" w:lineRule="auto"/>
+              <w:jc w:val="center"/>
+              <w:rPr>
+                <w:rFonts w:ascii="Times New Roman" w:eastAsia="Times New Roman" w:hAnsi="Times New Roman"/>
+                <w:sz w:val="24"/>
+                <w:szCs w:val="24"/>
+              </w:rPr>
+            </w:pPr>
+          </w:p>
+          <w:p>
+            <w:pPr>
+              <w:tabs>
+                <w:tab w:val="left" w:pos="709"/>
+              </w:tabs>
+              <w:spacing w:after="0" w:line="240" w:lineRule="auto"/>
+              <w:jc w:val="center"/>
+              <w:rPr>
+                <w:rFonts w:ascii="Times New Roman" w:eastAsia="Times New Roman" w:hAnsi="Times New Roman"/>
+                <w:sz w:val="24"/>
+                <w:szCs w:val="24"/>
+              </w:rPr>
+            </w:pPr>
+          </w:p>
+          <w:p>
+            <w:pPr>
+              <w:tabs>
+                <w:tab w:val="left" w:pos="709"/>
+              </w:tabs>
+              <w:spacing w:after="0" w:line="240" w:lineRule="auto"/>
+              <w:jc w:val="center"/>
+              <w:rPr>
+                <w:rFonts w:ascii="Times New Roman" w:eastAsia="Times New Roman" w:hAnsi="Times New Roman"/>
+                <w:sz w:val="24"/>
+                <w:szCs w:val="24"/>
+              </w:rPr>
+            </w:pPr>
+          </w:p>
+          <w:p>
+            <w:pPr>
+              <w:tabs>
+                <w:tab w:val="left" w:pos="709"/>
+              </w:tabs>
+              <w:spacing w:after="0" w:line="240" w:lineRule="auto"/>
+              <w:jc w:val="center"/>
+              <w:rPr>
+                <w:rFonts w:ascii="Times New Roman" w:eastAsia="Times New Roman" w:hAnsi="Times New Roman"/>
+                <w:sz w:val="24"/>
+                <w:szCs w:val="24"/>
+              </w:rPr>
+            </w:pPr>
+          </w:p>
+          <w:p>
+            <w:pPr>
+              <w:tabs>
+                <w:tab w:val="left" w:pos="709"/>
+              </w:tabs>
+              <w:spacing w:after="0" w:line="240" w:lineRule="auto"/>
+              <w:jc w:val="center"/>
+              <w:rPr>
+                <w:rFonts w:ascii="Times New Roman" w:eastAsia="Times New Roman" w:hAnsi="Times New Roman"/>
                 <w:sz w:val="24"/>
                 <w:szCs w:val="24"/>
                 <w:u w:val="single"/>
@@ -2092,7 +1770,7 @@
             </w:pPr>
             <w:r>
               <w:rPr>
-                <w:rFonts w:eastAsia="Times New Roman" w:ascii="Times New Roman" w:hAnsi="Times New Roman"/>
+                <w:rFonts w:ascii="Times New Roman" w:eastAsia="Times New Roman" w:hAnsi="Times New Roman"/>
                 <w:b/>
                 <w:sz w:val="24"/>
                 <w:szCs w:val="24"/>
@@ -2105,20 +1783,16 @@
         <w:tc>
           <w:tcPr>
             <w:tcW w:w="4505" w:type="dxa"/>
-            <w:tcBorders/>
-            <w:shd w:color="auto" w:fill="auto" w:val="clear"/>
           </w:tcPr>
           <w:p>
             <w:pPr>
-              <w:pStyle w:val="Normal"/>
-              <w:tabs>
-                <w:tab w:val="clear" w:pos="720"/>
-                <w:tab w:val="left" w:pos="1800" w:leader="none"/>
-              </w:tabs>
-              <w:spacing w:lineRule="auto" w:line="240" w:before="0" w:after="0"/>
-              <w:jc w:val="center"/>
-              <w:rPr>
-                <w:rFonts w:ascii="Times New Roman" w:hAnsi="Times New Roman" w:eastAsia="Times New Roman"/>
+              <w:tabs>
+                <w:tab w:val="left" w:pos="1800"/>
+              </w:tabs>
+              <w:spacing w:after="0" w:line="240" w:lineRule="auto"/>
+              <w:jc w:val="center"/>
+              <w:rPr>
+                <w:rFonts w:ascii="Times New Roman" w:eastAsia="Times New Roman" w:hAnsi="Times New Roman"/>
                 <w:bCs/>
                 <w:sz w:val="24"/>
                 <w:szCs w:val="24"/>
@@ -2126,7 +1800,7 @@
             </w:pPr>
             <w:r>
               <w:rPr>
-                <w:rFonts w:eastAsia="Times New Roman" w:ascii="Times New Roman" w:hAnsi="Times New Roman"/>
+                <w:rFonts w:ascii="Times New Roman" w:eastAsia="Times New Roman" w:hAnsi="Times New Roman"/>
                 <w:bCs/>
                 <w:sz w:val="24"/>
                 <w:szCs w:val="24"/>
@@ -2136,14 +1810,12 @@
           </w:p>
           <w:p>
             <w:pPr>
-              <w:pStyle w:val="Normal"/>
-              <w:tabs>
-                <w:tab w:val="clear" w:pos="720"/>
-                <w:tab w:val="left" w:pos="1800" w:leader="none"/>
-              </w:tabs>
-              <w:spacing w:lineRule="auto" w:line="240" w:before="0" w:after="0"/>
-              <w:rPr>
-                <w:rFonts w:ascii="Times New Roman" w:hAnsi="Times New Roman" w:eastAsia="Times New Roman"/>
+              <w:tabs>
+                <w:tab w:val="left" w:pos="1800"/>
+              </w:tabs>
+              <w:spacing w:after="0" w:line="240" w:lineRule="auto"/>
+              <w:rPr>
+                <w:rFonts w:ascii="Times New Roman" w:eastAsia="Times New Roman" w:hAnsi="Times New Roman"/>
                 <w:b/>
                 <w:bCs/>
                 <w:sz w:val="24"/>
@@ -2152,29 +1824,33 @@
                 <w:lang w:val="en-US"/>
               </w:rPr>
             </w:pPr>
-            <w:r>
-              <w:rPr>
-                <w:rFonts w:eastAsia="Times New Roman" w:ascii="Times New Roman" w:hAnsi="Times New Roman"/>
+          </w:p>
+          <w:p>
+            <w:pPr>
+              <w:tabs>
+                <w:tab w:val="left" w:pos="1800"/>
+              </w:tabs>
+              <w:spacing w:after="0" w:line="240" w:lineRule="auto"/>
+              <w:jc w:val="center"/>
+              <w:rPr>
+                <w:rFonts w:ascii="Times New Roman" w:eastAsia="Times New Roman" w:hAnsi="Times New Roman"/>
                 <w:b/>
                 <w:bCs/>
                 <w:sz w:val="24"/>
                 <w:szCs w:val="24"/>
                 <w:u w:val="single"/>
-                <w:lang w:val="en-US"/>
-              </w:rPr>
-            </w:r>
-          </w:p>
-          <w:p>
-            <w:pPr>
-              <w:pStyle w:val="Normal"/>
-              <w:tabs>
-                <w:tab w:val="clear" w:pos="720"/>
-                <w:tab w:val="left" w:pos="1800" w:leader="none"/>
-              </w:tabs>
-              <w:spacing w:lineRule="auto" w:line="240" w:before="0" w:after="0"/>
-              <w:jc w:val="center"/>
-              <w:rPr>
-                <w:rFonts w:ascii="Times New Roman" w:hAnsi="Times New Roman" w:eastAsia="Times New Roman"/>
+              </w:rPr>
+            </w:pPr>
+          </w:p>
+          <w:p>
+            <w:pPr>
+              <w:tabs>
+                <w:tab w:val="left" w:pos="1800"/>
+              </w:tabs>
+              <w:spacing w:after="0" w:line="240" w:lineRule="auto"/>
+              <w:jc w:val="center"/>
+              <w:rPr>
+                <w:rFonts w:ascii="Times New Roman" w:eastAsia="Times New Roman" w:hAnsi="Times New Roman"/>
                 <w:b/>
                 <w:bCs/>
                 <w:sz w:val="24"/>
@@ -2182,105 +1858,63 @@
                 <w:u w:val="single"/>
               </w:rPr>
             </w:pPr>
-            <w:r>
-              <w:rPr>
-                <w:rFonts w:eastAsia="Times New Roman" w:ascii="Times New Roman" w:hAnsi="Times New Roman"/>
+          </w:p>
+          <w:p>
+            <w:pPr>
+              <w:tabs>
+                <w:tab w:val="left" w:pos="1800"/>
+              </w:tabs>
+              <w:spacing w:after="0" w:line="240" w:lineRule="auto"/>
+              <w:jc w:val="center"/>
+              <w:rPr>
+                <w:rFonts w:ascii="Times New Roman" w:eastAsia="Times New Roman" w:hAnsi="Times New Roman"/>
                 <w:b/>
                 <w:bCs/>
                 <w:sz w:val="24"/>
                 <w:szCs w:val="24"/>
                 <w:u w:val="single"/>
               </w:rPr>
-            </w:r>
-          </w:p>
-          <w:p>
-            <w:pPr>
-              <w:pStyle w:val="Normal"/>
-              <w:tabs>
-                <w:tab w:val="clear" w:pos="720"/>
-                <w:tab w:val="left" w:pos="1800" w:leader="none"/>
-              </w:tabs>
-              <w:spacing w:lineRule="auto" w:line="240" w:before="0" w:after="0"/>
-              <w:jc w:val="center"/>
-              <w:rPr>
-                <w:rFonts w:ascii="Times New Roman" w:hAnsi="Times New Roman" w:eastAsia="Times New Roman"/>
+            </w:pPr>
+            <w:r>
+              <w:rPr>
+                <w:rFonts w:ascii="Times New Roman" w:eastAsia="Times New Roman" w:hAnsi="Times New Roman"/>
                 <w:b/>
                 <w:bCs/>
                 <w:sz w:val="24"/>
                 <w:szCs w:val="24"/>
                 <w:u w:val="single"/>
-              </w:rPr>
-            </w:pPr>
-            <w:r>
-              <w:rPr>
-                <w:rFonts w:eastAsia="Times New Roman" w:ascii="Times New Roman" w:hAnsi="Times New Roman"/>
-                <w:b/>
+                <w:lang w:val="en-US"/>
+              </w:rPr>
+              <w:t>WILLYAM ABDULAH YAHYA, A.MD</w:t>
+            </w:r>
+          </w:p>
+          <w:p>
+            <w:pPr>
+              <w:tabs>
+                <w:tab w:val="left" w:pos="709"/>
+              </w:tabs>
+              <w:spacing w:after="0" w:line="240" w:lineRule="auto"/>
+              <w:jc w:val="center"/>
+              <w:rPr>
+                <w:rFonts w:ascii="Times New Roman" w:eastAsia="Times New Roman" w:hAnsi="Times New Roman"/>
+                <w:sz w:val="24"/>
+                <w:szCs w:val="24"/>
+                <w:lang w:val="en-US"/>
+              </w:rPr>
+            </w:pPr>
+            <w:r>
+              <w:rPr>
+                <w:rFonts w:ascii="Times New Roman" w:eastAsia="Times New Roman" w:hAnsi="Times New Roman"/>
                 <w:bCs/>
                 <w:sz w:val="24"/>
                 <w:szCs w:val="24"/>
-                <w:u w:val="single"/>
-              </w:rPr>
-            </w:r>
-          </w:p>
-          <w:p>
-            <w:pPr>
-              <w:pStyle w:val="Normal"/>
-              <w:tabs>
-                <w:tab w:val="clear" w:pos="720"/>
-                <w:tab w:val="left" w:pos="1800" w:leader="none"/>
-              </w:tabs>
-              <w:spacing w:lineRule="auto" w:line="240" w:before="0" w:after="0"/>
-              <w:jc w:val="center"/>
-              <w:rPr>
-                <w:rFonts w:ascii="Times New Roman" w:hAnsi="Times New Roman" w:eastAsia="Times New Roman"/>
-                <w:b/>
-                <w:bCs/>
-                <w:sz w:val="24"/>
-                <w:szCs w:val="24"/>
-                <w:u w:val="single"/>
-              </w:rPr>
-            </w:pPr>
-            <w:r>
-              <w:rPr>
-                <w:rFonts w:eastAsia="Times New Roman" w:ascii="Times New Roman" w:hAnsi="Times New Roman"/>
-                <w:b/>
-                <w:bCs/>
-                <w:sz w:val="24"/>
-                <w:szCs w:val="24"/>
-                <w:u w:val="single"/>
-                <w:lang w:val="en-US"/>
-              </w:rPr>
-              <w:t>WILLYAM ABDULAH YAHYA, A.MD</w:t>
-            </w:r>
-          </w:p>
-          <w:p>
-            <w:pPr>
-              <w:pStyle w:val="Normal"/>
-              <w:tabs>
-                <w:tab w:val="clear" w:pos="720"/>
-                <w:tab w:val="left" w:pos="709" w:leader="none"/>
-              </w:tabs>
-              <w:spacing w:lineRule="auto" w:line="240" w:before="0" w:after="0"/>
-              <w:jc w:val="center"/>
-              <w:rPr>
-                <w:rFonts w:ascii="Times New Roman" w:hAnsi="Times New Roman" w:eastAsia="Times New Roman"/>
-                <w:sz w:val="24"/>
-                <w:szCs w:val="24"/>
-                <w:lang w:val="en-US"/>
-              </w:rPr>
-            </w:pPr>
-            <w:r>
-              <w:rPr>
-                <w:rFonts w:eastAsia="Times New Roman" w:ascii="Times New Roman" w:hAnsi="Times New Roman"/>
-                <w:bCs/>
-                <w:sz w:val="24"/>
-                <w:szCs w:val="24"/>
-              </w:rPr>
+              </w:rPr>
+              <w:lastRenderedPageBreak/>
               <w:t xml:space="preserve">NIP. </w:t>
             </w:r>
             <w:r>
               <w:rPr>
-                <w:rFonts w:eastAsia="Times New Roman" w:ascii="Times New Roman" w:hAnsi="Times New Roman"/>
+                <w:rFonts w:ascii="Times New Roman" w:eastAsia="Times New Roman" w:hAnsi="Times New Roman"/>
                 <w:bCs/>
                 <w:sz w:val="24"/>
                 <w:szCs w:val="24"/>
@@ -2293,62 +1927,48 @@
       </w:tr>
       <w:tr>
         <w:trPr>
-          <w:trHeight w:val="194" w:hRule="atLeast"/>
+          <w:trHeight w:val="194"/>
+          <w:jc w:val="center"/>
         </w:trPr>
         <w:tc>
           <w:tcPr>
             <w:tcW w:w="3673" w:type="dxa"/>
-            <w:tcBorders/>
-            <w:shd w:color="auto" w:fill="auto" w:val="clear"/>
           </w:tcPr>
           <w:p>
             <w:pPr>
-              <w:pStyle w:val="Normal"/>
-              <w:tabs>
-                <w:tab w:val="clear" w:pos="720"/>
-                <w:tab w:val="left" w:pos="709" w:leader="none"/>
-              </w:tabs>
-              <w:spacing w:lineRule="auto" w:line="240" w:before="0" w:after="0"/>
-              <w:jc w:val="center"/>
-              <w:rPr>
-                <w:rFonts w:ascii="Times New Roman" w:hAnsi="Times New Roman" w:eastAsia="Times New Roman"/>
-                <w:sz w:val="24"/>
-                <w:szCs w:val="24"/>
-              </w:rPr>
-            </w:pPr>
-            <w:r>
-              <w:rPr>
-                <w:rFonts w:eastAsia="Times New Roman" w:ascii="Times New Roman" w:hAnsi="Times New Roman"/>
-                <w:sz w:val="24"/>
-                <w:szCs w:val="24"/>
-              </w:rPr>
-            </w:r>
+              <w:tabs>
+                <w:tab w:val="left" w:pos="709"/>
+              </w:tabs>
+              <w:spacing w:after="0" w:line="240" w:lineRule="auto"/>
+              <w:jc w:val="center"/>
+              <w:rPr>
+                <w:rFonts w:ascii="Times New Roman" w:eastAsia="Times New Roman" w:hAnsi="Times New Roman"/>
+                <w:sz w:val="24"/>
+                <w:szCs w:val="24"/>
+              </w:rPr>
+            </w:pPr>
           </w:p>
         </w:tc>
         <w:tc>
           <w:tcPr>
             <w:tcW w:w="2830" w:type="dxa"/>
-            <w:tcBorders/>
-            <w:shd w:color="auto" w:fill="auto" w:val="clear"/>
           </w:tcPr>
           <w:p>
             <w:pPr>
-              <w:pStyle w:val="Normal"/>
-              <w:tabs>
-                <w:tab w:val="clear" w:pos="720"/>
-                <w:tab w:val="left" w:pos="709" w:leader="none"/>
-              </w:tabs>
-              <w:spacing w:lineRule="auto" w:line="240" w:before="0" w:after="0"/>
-              <w:jc w:val="center"/>
-              <w:rPr>
-                <w:rFonts w:ascii="Times New Roman" w:hAnsi="Times New Roman" w:eastAsia="Times New Roman"/>
-                <w:sz w:val="24"/>
-                <w:szCs w:val="24"/>
-              </w:rPr>
-            </w:pPr>
-            <w:r>
-              <w:rPr>
-                <w:rFonts w:eastAsia="Times New Roman" w:ascii="Times New Roman" w:hAnsi="Times New Roman"/>
+              <w:tabs>
+                <w:tab w:val="left" w:pos="709"/>
+              </w:tabs>
+              <w:spacing w:after="0" w:line="240" w:lineRule="auto"/>
+              <w:jc w:val="center"/>
+              <w:rPr>
+                <w:rFonts w:ascii="Times New Roman" w:eastAsia="Times New Roman" w:hAnsi="Times New Roman"/>
+                <w:sz w:val="24"/>
+                <w:szCs w:val="24"/>
+              </w:rPr>
+            </w:pPr>
+            <w:r>
+              <w:rPr>
+                <w:rFonts w:ascii="Times New Roman" w:eastAsia="Times New Roman" w:hAnsi="Times New Roman"/>
                 <w:sz w:val="24"/>
                 <w:szCs w:val="24"/>
               </w:rPr>
@@ -2359,76 +1979,54 @@
         <w:tc>
           <w:tcPr>
             <w:tcW w:w="4505" w:type="dxa"/>
-            <w:tcBorders/>
-            <w:shd w:color="auto" w:fill="auto" w:val="clear"/>
           </w:tcPr>
           <w:p>
             <w:pPr>
-              <w:pStyle w:val="Normal"/>
-              <w:tabs>
-                <w:tab w:val="clear" w:pos="720"/>
-                <w:tab w:val="left" w:pos="709" w:leader="none"/>
-              </w:tabs>
-              <w:spacing w:lineRule="auto" w:line="240" w:before="0" w:after="0"/>
-              <w:jc w:val="center"/>
-              <w:rPr>
-                <w:rFonts w:ascii="Times New Roman" w:hAnsi="Times New Roman" w:eastAsia="Times New Roman"/>
-                <w:sz w:val="24"/>
-                <w:szCs w:val="24"/>
-              </w:rPr>
-            </w:pPr>
-            <w:r>
-              <w:rPr>
-                <w:rFonts w:eastAsia="Times New Roman" w:ascii="Times New Roman" w:hAnsi="Times New Roman"/>
-                <w:sz w:val="24"/>
-                <w:szCs w:val="24"/>
-              </w:rPr>
-            </w:r>
+              <w:tabs>
+                <w:tab w:val="left" w:pos="709"/>
+              </w:tabs>
+              <w:spacing w:after="0" w:line="240" w:lineRule="auto"/>
+              <w:jc w:val="center"/>
+              <w:rPr>
+                <w:rFonts w:ascii="Times New Roman" w:eastAsia="Times New Roman" w:hAnsi="Times New Roman"/>
+                <w:sz w:val="24"/>
+                <w:szCs w:val="24"/>
+              </w:rPr>
+            </w:pPr>
           </w:p>
         </w:tc>
       </w:tr>
       <w:tr>
         <w:trPr>
-          <w:trHeight w:val="1399" w:hRule="atLeast"/>
+          <w:trHeight w:val="1399"/>
+          <w:jc w:val="center"/>
         </w:trPr>
         <w:tc>
           <w:tcPr>
             <w:tcW w:w="3673" w:type="dxa"/>
-            <w:tcBorders/>
-            <w:shd w:color="auto" w:fill="auto" w:val="clear"/>
           </w:tcPr>
           <w:p>
             <w:pPr>
-              <w:pStyle w:val="Normal"/>
-              <w:spacing w:lineRule="auto" w:line="240" w:before="0" w:after="0"/>
-              <w:jc w:val="center"/>
-              <w:rPr>
-                <w:rFonts w:ascii="Times New Roman" w:hAnsi="Times New Roman" w:eastAsia="Times New Roman"/>
-                <w:sz w:val="24"/>
-                <w:szCs w:val="24"/>
-              </w:rPr>
-            </w:pPr>
-            <w:r>
-              <w:rPr>
-                <w:rFonts w:eastAsia="Times New Roman" w:ascii="Times New Roman" w:hAnsi="Times New Roman"/>
+              <w:spacing w:after="0" w:line="240" w:lineRule="auto"/>
+              <w:jc w:val="center"/>
+              <w:rPr>
+                <w:rFonts w:ascii="Times New Roman" w:eastAsia="Times New Roman" w:hAnsi="Times New Roman"/>
+                <w:sz w:val="24"/>
+                <w:szCs w:val="24"/>
+              </w:rPr>
+            </w:pPr>
+            <w:r>
+              <w:rPr>
+                <w:rFonts w:ascii="Times New Roman" w:eastAsia="Times New Roman" w:hAnsi="Times New Roman"/>
                 <w:sz w:val="24"/>
                 <w:szCs w:val="24"/>
                 <w:lang w:val="sv-SE"/>
               </w:rPr>
-              <w:t xml:space="preserve">  </w:t>
-            </w:r>
-            <w:r>
-              <w:rPr>
-                <w:rFonts w:eastAsia="Times New Roman" w:ascii="Times New Roman" w:hAnsi="Times New Roman"/>
-                <w:sz w:val="24"/>
-                <w:szCs w:val="24"/>
-                <w:lang w:val="sv-SE"/>
-              </w:rPr>
-              <w:t xml:space="preserve">KEPALA </w:t>
-            </w:r>
-            <w:r>
-              <w:rPr>
-                <w:rFonts w:eastAsia="Times New Roman" w:ascii="Times New Roman" w:hAnsi="Times New Roman"/>
+              <w:t xml:space="preserve">  KEPALA </w:t>
+            </w:r>
+            <w:r>
+              <w:rPr>
+                <w:rFonts w:ascii="Times New Roman" w:eastAsia="Times New Roman" w:hAnsi="Times New Roman"/>
                 <w:sz w:val="24"/>
                 <w:szCs w:val="24"/>
               </w:rPr>
@@ -2437,22 +2035,20 @@
           </w:p>
           <w:p>
             <w:pPr>
-              <w:pStyle w:val="Normal"/>
-              <w:tabs>
-                <w:tab w:val="clear" w:pos="720"/>
-                <w:tab w:val="left" w:pos="1800" w:leader="none"/>
-              </w:tabs>
-              <w:spacing w:lineRule="auto" w:line="240" w:before="0" w:after="0"/>
-              <w:jc w:val="center"/>
-              <w:rPr>
-                <w:rFonts w:ascii="Times New Roman" w:hAnsi="Times New Roman" w:eastAsia="Times New Roman"/>
-                <w:sz w:val="24"/>
-                <w:szCs w:val="24"/>
-              </w:rPr>
-            </w:pPr>
-            <w:r>
-              <w:rPr>
-                <w:rFonts w:eastAsia="Times New Roman" w:ascii="Times New Roman" w:hAnsi="Times New Roman"/>
+              <w:tabs>
+                <w:tab w:val="left" w:pos="1800"/>
+              </w:tabs>
+              <w:spacing w:after="0" w:line="240" w:lineRule="auto"/>
+              <w:jc w:val="center"/>
+              <w:rPr>
+                <w:rFonts w:ascii="Times New Roman" w:eastAsia="Times New Roman" w:hAnsi="Times New Roman"/>
+                <w:sz w:val="24"/>
+                <w:szCs w:val="24"/>
+              </w:rPr>
+            </w:pPr>
+            <w:r>
+              <w:rPr>
+                <w:rFonts w:ascii="Times New Roman" w:eastAsia="Times New Roman" w:hAnsi="Times New Roman"/>
                 <w:sz w:val="24"/>
                 <w:szCs w:val="24"/>
               </w:rPr>
@@ -2460,7 +2056,7 @@
             </w:r>
             <w:r>
               <w:rPr>
-                <w:rFonts w:eastAsia="Times New Roman" w:ascii="Times New Roman" w:hAnsi="Times New Roman"/>
+                <w:rFonts w:ascii="Times New Roman" w:eastAsia="Times New Roman" w:hAnsi="Times New Roman"/>
                 <w:sz w:val="24"/>
                 <w:szCs w:val="24"/>
                 <w:lang w:val="de-DE"/>
@@ -2470,100 +2066,63 @@
           </w:p>
           <w:p>
             <w:pPr>
-              <w:pStyle w:val="Normal"/>
-              <w:tabs>
-                <w:tab w:val="clear" w:pos="720"/>
-                <w:tab w:val="left" w:pos="1800" w:leader="none"/>
-              </w:tabs>
-              <w:spacing w:lineRule="auto" w:line="240" w:before="0" w:after="0"/>
-              <w:jc w:val="center"/>
-              <w:rPr>
-                <w:rFonts w:ascii="Times New Roman" w:hAnsi="Times New Roman" w:eastAsia="Times New Roman"/>
-                <w:sz w:val="24"/>
-                <w:szCs w:val="24"/>
-              </w:rPr>
-            </w:pPr>
-            <w:r>
-              <w:rPr>
-                <w:rFonts w:eastAsia="Times New Roman" w:ascii="Times New Roman" w:hAnsi="Times New Roman"/>
-                <w:sz w:val="24"/>
-                <w:szCs w:val="24"/>
-              </w:rPr>
-            </w:r>
-          </w:p>
-          <w:p>
-            <w:pPr>
-              <w:pStyle w:val="Normal"/>
-              <w:tabs>
-                <w:tab w:val="clear" w:pos="720"/>
-                <w:tab w:val="left" w:pos="1800" w:leader="none"/>
-              </w:tabs>
-              <w:spacing w:lineRule="auto" w:line="240" w:before="0" w:after="0"/>
-              <w:rPr>
-                <w:rFonts w:ascii="Times New Roman" w:hAnsi="Times New Roman" w:eastAsia="Times New Roman"/>
-                <w:sz w:val="24"/>
-                <w:szCs w:val="24"/>
-              </w:rPr>
-            </w:pPr>
-            <w:r>
-              <w:rPr>
-                <w:rFonts w:eastAsia="Times New Roman" w:ascii="Times New Roman" w:hAnsi="Times New Roman"/>
-                <w:sz w:val="24"/>
-                <w:szCs w:val="24"/>
-              </w:rPr>
-            </w:r>
-          </w:p>
-          <w:p>
-            <w:pPr>
-              <w:pStyle w:val="Normal"/>
-              <w:tabs>
-                <w:tab w:val="clear" w:pos="720"/>
-                <w:tab w:val="left" w:pos="1800" w:leader="none"/>
-              </w:tabs>
-              <w:spacing w:lineRule="auto" w:line="240" w:before="0" w:after="0"/>
-              <w:rPr>
-                <w:rFonts w:ascii="Times New Roman" w:hAnsi="Times New Roman" w:eastAsia="Times New Roman"/>
-                <w:sz w:val="24"/>
-                <w:szCs w:val="24"/>
-              </w:rPr>
-            </w:pPr>
-            <w:r>
-              <w:rPr>
-                <w:rFonts w:eastAsia="Times New Roman" w:ascii="Times New Roman" w:hAnsi="Times New Roman"/>
-                <w:sz w:val="24"/>
-                <w:szCs w:val="24"/>
-              </w:rPr>
-            </w:r>
-          </w:p>
-          <w:p>
-            <w:pPr>
-              <w:pStyle w:val="Normal"/>
-              <w:tabs>
-                <w:tab w:val="clear" w:pos="720"/>
-                <w:tab w:val="left" w:pos="1800" w:leader="none"/>
-              </w:tabs>
-              <w:spacing w:lineRule="auto" w:line="240" w:before="0" w:after="0"/>
-              <w:rPr>
-                <w:rFonts w:ascii="Times New Roman" w:hAnsi="Times New Roman" w:eastAsia="Times New Roman"/>
-                <w:sz w:val="24"/>
-                <w:szCs w:val="24"/>
-              </w:rPr>
-            </w:pPr>
-            <w:r>
-              <w:rPr>
-                <w:rFonts w:eastAsia="Times New Roman" w:ascii="Times New Roman" w:hAnsi="Times New Roman"/>
-                <w:sz w:val="24"/>
-                <w:szCs w:val="24"/>
-              </w:rPr>
-            </w:r>
-          </w:p>
-          <w:p>
-            <w:pPr>
-              <w:pStyle w:val="Normal"/>
-              <w:spacing w:lineRule="auto" w:line="240" w:before="0" w:after="0"/>
-              <w:jc w:val="center"/>
-              <w:rPr>
-                <w:rFonts w:ascii="Times New Roman" w:hAnsi="Times New Roman" w:eastAsia="Times New Roman"/>
+              <w:tabs>
+                <w:tab w:val="left" w:pos="1800"/>
+              </w:tabs>
+              <w:spacing w:after="0" w:line="240" w:lineRule="auto"/>
+              <w:jc w:val="center"/>
+              <w:rPr>
+                <w:rFonts w:ascii="Times New Roman" w:eastAsia="Times New Roman" w:hAnsi="Times New Roman"/>
+                <w:sz w:val="24"/>
+                <w:szCs w:val="24"/>
+              </w:rPr>
+            </w:pPr>
+          </w:p>
+          <w:p>
+            <w:pPr>
+              <w:tabs>
+                <w:tab w:val="left" w:pos="1800"/>
+              </w:tabs>
+              <w:spacing w:after="0" w:line="240" w:lineRule="auto"/>
+              <w:rPr>
+                <w:rFonts w:ascii="Times New Roman" w:eastAsia="Times New Roman" w:hAnsi="Times New Roman"/>
+                <w:sz w:val="24"/>
+                <w:szCs w:val="24"/>
+              </w:rPr>
+            </w:pPr>
+          </w:p>
+          <w:p>
+            <w:pPr>
+              <w:tabs>
+                <w:tab w:val="left" w:pos="1800"/>
+              </w:tabs>
+              <w:spacing w:after="0" w:line="240" w:lineRule="auto"/>
+              <w:rPr>
+                <w:rFonts w:ascii="Times New Roman" w:eastAsia="Times New Roman" w:hAnsi="Times New Roman"/>
+                <w:sz w:val="24"/>
+                <w:szCs w:val="24"/>
+              </w:rPr>
+            </w:pPr>
+          </w:p>
+          <w:p>
+            <w:pPr>
+              <w:tabs>
+                <w:tab w:val="left" w:pos="1800"/>
+              </w:tabs>
+              <w:spacing w:after="0" w:line="240" w:lineRule="auto"/>
+              <w:rPr>
+                <w:rFonts w:ascii="Times New Roman" w:eastAsia="Times New Roman" w:hAnsi="Times New Roman"/>
+                <w:sz w:val="24"/>
+                <w:szCs w:val="24"/>
+              </w:rPr>
+            </w:pPr>
+          </w:p>
+          <w:p>
+            <w:pPr>
+              <w:spacing w:after="0" w:line="240" w:lineRule="auto"/>
+              <w:jc w:val="center"/>
+              <w:rPr>
+                <w:rFonts w:ascii="Times New Roman" w:eastAsia="Times New Roman" w:hAnsi="Times New Roman"/>
                 <w:sz w:val="24"/>
                 <w:szCs w:val="24"/>
                 <w:u w:val="single"/>
@@ -2571,7 +2130,7 @@
             </w:pPr>
             <w:r>
               <w:rPr>
-                <w:rFonts w:eastAsia="Times New Roman" w:ascii="Times New Roman" w:hAnsi="Times New Roman"/>
+                <w:rFonts w:ascii="Times New Roman" w:eastAsia="Times New Roman" w:hAnsi="Times New Roman"/>
                 <w:b/>
                 <w:bCs/>
                 <w:sz w:val="24"/>
@@ -2583,7 +2142,7 @@
             </w:r>
             <w:r>
               <w:rPr>
-                <w:rFonts w:eastAsia="Times New Roman" w:ascii="Times New Roman" w:hAnsi="Times New Roman"/>
+                <w:rFonts w:ascii="Times New Roman" w:eastAsia="Times New Roman" w:hAnsi="Times New Roman"/>
                 <w:b/>
                 <w:bCs/>
                 <w:sz w:val="24"/>
@@ -2595,22 +2154,20 @@
           </w:p>
           <w:p>
             <w:pPr>
-              <w:pStyle w:val="Normal"/>
-              <w:tabs>
-                <w:tab w:val="clear" w:pos="720"/>
-                <w:tab w:val="left" w:pos="709" w:leader="none"/>
-              </w:tabs>
-              <w:spacing w:lineRule="auto" w:line="240" w:before="0" w:after="0"/>
-              <w:jc w:val="center"/>
-              <w:rPr>
-                <w:rFonts w:ascii="Times New Roman" w:hAnsi="Times New Roman" w:eastAsia="Times New Roman"/>
-                <w:sz w:val="24"/>
-                <w:szCs w:val="24"/>
-              </w:rPr>
-            </w:pPr>
-            <w:r>
-              <w:rPr>
-                <w:rFonts w:eastAsia="Times New Roman" w:ascii="Times New Roman" w:hAnsi="Times New Roman"/>
+              <w:tabs>
+                <w:tab w:val="left" w:pos="709"/>
+              </w:tabs>
+              <w:spacing w:after="0" w:line="240" w:lineRule="auto"/>
+              <w:jc w:val="center"/>
+              <w:rPr>
+                <w:rFonts w:ascii="Times New Roman" w:eastAsia="Times New Roman" w:hAnsi="Times New Roman"/>
+                <w:sz w:val="24"/>
+                <w:szCs w:val="24"/>
+              </w:rPr>
+            </w:pPr>
+            <w:r>
+              <w:rPr>
+                <w:rFonts w:ascii="Times New Roman" w:eastAsia="Times New Roman" w:hAnsi="Times New Roman"/>
                 <w:sz w:val="24"/>
                 <w:szCs w:val="24"/>
                 <w:lang w:val="sv-SE"/>
@@ -2619,7 +2176,7 @@
             </w:r>
             <w:r>
               <w:rPr>
-                <w:rFonts w:eastAsia="Times New Roman" w:ascii="Times New Roman" w:hAnsi="Times New Roman"/>
+                <w:rFonts w:ascii="Times New Roman" w:eastAsia="Times New Roman" w:hAnsi="Times New Roman"/>
                 <w:bCs/>
                 <w:sz w:val="24"/>
                 <w:szCs w:val="24"/>
@@ -2632,57 +2189,42 @@
         <w:tc>
           <w:tcPr>
             <w:tcW w:w="2830" w:type="dxa"/>
-            <w:tcBorders/>
-            <w:shd w:color="auto" w:fill="auto" w:val="clear"/>
           </w:tcPr>
           <w:p>
             <w:pPr>
-              <w:pStyle w:val="Normal"/>
-              <w:tabs>
-                <w:tab w:val="clear" w:pos="720"/>
-                <w:tab w:val="left" w:pos="709" w:leader="none"/>
-              </w:tabs>
-              <w:spacing w:lineRule="auto" w:line="240" w:before="0" w:after="0"/>
-              <w:jc w:val="center"/>
-              <w:rPr>
-                <w:rFonts w:ascii="Times New Roman" w:hAnsi="Times New Roman" w:eastAsia="Times New Roman"/>
-                <w:sz w:val="24"/>
-                <w:szCs w:val="24"/>
-              </w:rPr>
-            </w:pPr>
-            <w:r>
-              <w:rPr>
-                <w:rFonts w:eastAsia="Times New Roman" w:ascii="Times New Roman" w:hAnsi="Times New Roman"/>
-                <w:sz w:val="24"/>
-                <w:szCs w:val="24"/>
-              </w:rPr>
-            </w:r>
+              <w:tabs>
+                <w:tab w:val="left" w:pos="709"/>
+              </w:tabs>
+              <w:spacing w:after="0" w:line="240" w:lineRule="auto"/>
+              <w:jc w:val="center"/>
+              <w:rPr>
+                <w:rFonts w:ascii="Times New Roman" w:eastAsia="Times New Roman" w:hAnsi="Times New Roman"/>
+                <w:sz w:val="24"/>
+                <w:szCs w:val="24"/>
+              </w:rPr>
+            </w:pPr>
           </w:p>
         </w:tc>
         <w:tc>
           <w:tcPr>
             <w:tcW w:w="4505" w:type="dxa"/>
-            <w:tcBorders/>
-            <w:shd w:color="auto" w:fill="auto" w:val="clear"/>
           </w:tcPr>
           <w:p>
             <w:pPr>
-              <w:pStyle w:val="Normal"/>
-              <w:tabs>
-                <w:tab w:val="clear" w:pos="720"/>
-                <w:tab w:val="left" w:pos="1800" w:leader="none"/>
-              </w:tabs>
-              <w:spacing w:lineRule="auto" w:line="240" w:before="0" w:after="0"/>
-              <w:jc w:val="center"/>
-              <w:rPr>
-                <w:rFonts w:ascii="Times New Roman" w:hAnsi="Times New Roman" w:eastAsia="Times New Roman"/>
-                <w:sz w:val="24"/>
-                <w:szCs w:val="24"/>
-              </w:rPr>
-            </w:pPr>
-            <w:r>
-              <w:rPr>
-                <w:rFonts w:eastAsia="Times New Roman" w:ascii="Times New Roman" w:hAnsi="Times New Roman"/>
+              <w:tabs>
+                <w:tab w:val="left" w:pos="1800"/>
+              </w:tabs>
+              <w:spacing w:after="0" w:line="240" w:lineRule="auto"/>
+              <w:jc w:val="center"/>
+              <w:rPr>
+                <w:rFonts w:ascii="Times New Roman" w:eastAsia="Times New Roman" w:hAnsi="Times New Roman"/>
+                <w:sz w:val="24"/>
+                <w:szCs w:val="24"/>
+              </w:rPr>
+            </w:pPr>
+            <w:r>
+              <w:rPr>
+                <w:rFonts w:ascii="Times New Roman" w:eastAsia="Times New Roman" w:hAnsi="Times New Roman"/>
                 <w:sz w:val="24"/>
                 <w:szCs w:val="24"/>
                 <w:lang w:val="sv-SE"/>
@@ -2692,109 +2234,71 @@
           </w:p>
           <w:p>
             <w:pPr>
-              <w:pStyle w:val="Normal"/>
-              <w:tabs>
-                <w:tab w:val="clear" w:pos="720"/>
-                <w:tab w:val="left" w:pos="1800" w:leader="none"/>
-              </w:tabs>
-              <w:spacing w:lineRule="auto" w:line="240" w:before="0" w:after="0"/>
-              <w:rPr>
-                <w:rFonts w:ascii="Times New Roman" w:hAnsi="Times New Roman" w:eastAsia="Times New Roman"/>
-                <w:sz w:val="24"/>
-                <w:szCs w:val="24"/>
-              </w:rPr>
-            </w:pPr>
-            <w:r>
-              <w:rPr>
-                <w:rFonts w:eastAsia="Times New Roman" w:ascii="Times New Roman" w:hAnsi="Times New Roman"/>
-                <w:sz w:val="24"/>
-                <w:szCs w:val="24"/>
-              </w:rPr>
-            </w:r>
-          </w:p>
-          <w:p>
-            <w:pPr>
-              <w:pStyle w:val="Normal"/>
-              <w:tabs>
-                <w:tab w:val="clear" w:pos="720"/>
-                <w:tab w:val="left" w:pos="1800" w:leader="none"/>
-              </w:tabs>
-              <w:spacing w:lineRule="auto" w:line="240" w:before="0" w:after="0"/>
-              <w:rPr>
-                <w:rFonts w:ascii="Times New Roman" w:hAnsi="Times New Roman" w:eastAsia="Times New Roman"/>
-                <w:sz w:val="24"/>
-                <w:szCs w:val="24"/>
-              </w:rPr>
-            </w:pPr>
-            <w:r>
-              <w:rPr>
-                <w:rFonts w:eastAsia="Times New Roman" w:ascii="Times New Roman" w:hAnsi="Times New Roman"/>
-                <w:sz w:val="24"/>
-                <w:szCs w:val="24"/>
-              </w:rPr>
-            </w:r>
-          </w:p>
-          <w:p>
-            <w:pPr>
-              <w:pStyle w:val="Normal"/>
-              <w:tabs>
-                <w:tab w:val="clear" w:pos="720"/>
-                <w:tab w:val="left" w:pos="1800" w:leader="none"/>
-              </w:tabs>
-              <w:spacing w:lineRule="auto" w:line="240" w:before="0" w:after="0"/>
-              <w:rPr>
-                <w:rFonts w:ascii="Times New Roman" w:hAnsi="Times New Roman" w:eastAsia="Times New Roman"/>
+              <w:tabs>
+                <w:tab w:val="left" w:pos="1800"/>
+              </w:tabs>
+              <w:spacing w:after="0" w:line="240" w:lineRule="auto"/>
+              <w:rPr>
+                <w:rFonts w:ascii="Times New Roman" w:eastAsia="Times New Roman" w:hAnsi="Times New Roman"/>
+                <w:sz w:val="24"/>
+                <w:szCs w:val="24"/>
+              </w:rPr>
+            </w:pPr>
+          </w:p>
+          <w:p>
+            <w:pPr>
+              <w:tabs>
+                <w:tab w:val="left" w:pos="1800"/>
+              </w:tabs>
+              <w:spacing w:after="0" w:line="240" w:lineRule="auto"/>
+              <w:rPr>
+                <w:rFonts w:ascii="Times New Roman" w:eastAsia="Times New Roman" w:hAnsi="Times New Roman"/>
+                <w:sz w:val="24"/>
+                <w:szCs w:val="24"/>
+              </w:rPr>
+            </w:pPr>
+          </w:p>
+          <w:p>
+            <w:pPr>
+              <w:tabs>
+                <w:tab w:val="left" w:pos="1800"/>
+              </w:tabs>
+              <w:spacing w:after="0" w:line="240" w:lineRule="auto"/>
+              <w:rPr>
+                <w:rFonts w:ascii="Times New Roman" w:eastAsia="Times New Roman" w:hAnsi="Times New Roman"/>
                 <w:sz w:val="24"/>
                 <w:szCs w:val="24"/>
                 <w:lang w:val="en-US"/>
               </w:rPr>
             </w:pPr>
-            <w:r>
-              <w:rPr>
-                <w:rFonts w:eastAsia="Times New Roman" w:ascii="Times New Roman" w:hAnsi="Times New Roman"/>
-                <w:sz w:val="24"/>
-                <w:szCs w:val="24"/>
-                <w:lang w:val="en-US"/>
-              </w:rPr>
-            </w:r>
-          </w:p>
-          <w:p>
-            <w:pPr>
-              <w:pStyle w:val="Normal"/>
-              <w:tabs>
-                <w:tab w:val="clear" w:pos="720"/>
-                <w:tab w:val="left" w:pos="1800" w:leader="none"/>
-              </w:tabs>
-              <w:spacing w:lineRule="auto" w:line="240" w:before="0" w:after="0"/>
-              <w:jc w:val="center"/>
-              <w:rPr>
-                <w:rFonts w:ascii="Times New Roman" w:hAnsi="Times New Roman" w:eastAsia="Times New Roman"/>
-                <w:sz w:val="24"/>
-                <w:szCs w:val="24"/>
-              </w:rPr>
-            </w:pPr>
-            <w:r>
-              <w:rPr>
-                <w:rFonts w:eastAsia="Times New Roman" w:ascii="Times New Roman" w:hAnsi="Times New Roman"/>
-                <w:sz w:val="24"/>
-                <w:szCs w:val="24"/>
-              </w:rPr>
-            </w:r>
-          </w:p>
-          <w:p>
-            <w:pPr>
-              <w:pStyle w:val="Normal"/>
-              <w:spacing w:lineRule="auto" w:line="240" w:before="0" w:after="0"/>
-              <w:jc w:val="center"/>
-              <w:rPr>
-                <w:rFonts w:ascii="Times New Roman" w:hAnsi="Times New Roman" w:eastAsia="Times New Roman"/>
-                <w:sz w:val="24"/>
-                <w:szCs w:val="24"/>
-              </w:rPr>
-            </w:pPr>
-            <w:r>
-              <w:rPr>
-                <w:rFonts w:eastAsia="Times New Roman" w:ascii="Times New Roman" w:hAnsi="Times New Roman"/>
+          </w:p>
+          <w:p>
+            <w:pPr>
+              <w:tabs>
+                <w:tab w:val="left" w:pos="1800"/>
+              </w:tabs>
+              <w:spacing w:after="0" w:line="240" w:lineRule="auto"/>
+              <w:jc w:val="center"/>
+              <w:rPr>
+                <w:rFonts w:ascii="Times New Roman" w:eastAsia="Times New Roman" w:hAnsi="Times New Roman"/>
+                <w:sz w:val="24"/>
+                <w:szCs w:val="24"/>
+              </w:rPr>
+            </w:pPr>
+          </w:p>
+          <w:p>
+            <w:pPr>
+              <w:spacing w:after="0" w:line="240" w:lineRule="auto"/>
+              <w:jc w:val="center"/>
+              <w:rPr>
+                <w:rFonts w:ascii="Times New Roman" w:eastAsia="Times New Roman" w:hAnsi="Times New Roman"/>
+                <w:sz w:val="24"/>
+                <w:szCs w:val="24"/>
+              </w:rPr>
+            </w:pPr>
+            <w:r>
+              <w:rPr>
+                <w:rFonts w:ascii="Times New Roman" w:eastAsia="Times New Roman" w:hAnsi="Times New Roman"/>
                 <w:b/>
                 <w:bCs/>
                 <w:sz w:val="24"/>
@@ -2806,22 +2310,20 @@
           </w:p>
           <w:p>
             <w:pPr>
-              <w:pStyle w:val="Normal"/>
-              <w:tabs>
-                <w:tab w:val="clear" w:pos="720"/>
-                <w:tab w:val="left" w:pos="709" w:leader="none"/>
-              </w:tabs>
-              <w:spacing w:lineRule="auto" w:line="240" w:before="0" w:after="0"/>
-              <w:jc w:val="center"/>
-              <w:rPr>
-                <w:rFonts w:ascii="Times New Roman" w:hAnsi="Times New Roman" w:eastAsia="Times New Roman"/>
-                <w:sz w:val="24"/>
-                <w:szCs w:val="24"/>
-              </w:rPr>
-            </w:pPr>
-            <w:r>
-              <w:rPr>
-                <w:rFonts w:eastAsia="Times New Roman" w:ascii="Times New Roman" w:hAnsi="Times New Roman"/>
+              <w:tabs>
+                <w:tab w:val="left" w:pos="709"/>
+              </w:tabs>
+              <w:spacing w:after="0" w:line="240" w:lineRule="auto"/>
+              <w:jc w:val="center"/>
+              <w:rPr>
+                <w:rFonts w:ascii="Times New Roman" w:eastAsia="Times New Roman" w:hAnsi="Times New Roman"/>
+                <w:sz w:val="24"/>
+                <w:szCs w:val="24"/>
+              </w:rPr>
+            </w:pPr>
+            <w:r>
+              <w:rPr>
+                <w:rFonts w:ascii="Times New Roman" w:eastAsia="Times New Roman" w:hAnsi="Times New Roman"/>
                 <w:sz w:val="24"/>
                 <w:szCs w:val="24"/>
                 <w:lang w:val="sv-SE"/>
@@ -2834,68 +2336,98 @@
     </w:tbl>
     <w:p>
       <w:pPr>
-        <w:pStyle w:val="Normal"/>
-        <w:spacing w:lineRule="auto" w:line="240" w:before="0" w:after="0"/>
+        <w:spacing w:after="0" w:line="240" w:lineRule="auto"/>
         <w:rPr>
           <w:sz w:val="2"/>
           <w:szCs w:val="2"/>
         </w:rPr>
       </w:pPr>
-      <w:r>
+    </w:p>
+    <w:p>
+      <w:pPr>
+        <w:spacing w:after="0" w:line="240" w:lineRule="auto"/>
         <w:rPr>
           <w:sz w:val="2"/>
           <w:szCs w:val="2"/>
         </w:rPr>
-      </w:r>
-    </w:p>
-    <w:p>
-      <w:pPr>
-        <w:pStyle w:val="Normal"/>
-        <w:spacing w:lineRule="auto" w:line="240" w:before="0" w:after="0"/>
-        <w:rPr>
-          <w:sz w:val="2"/>
-          <w:szCs w:val="2"/>
-        </w:rPr>
-      </w:pPr>
-      <w:r>
-        <w:rPr>
-          <w:sz w:val="2"/>
-          <w:szCs w:val="2"/>
-        </w:rPr>
-      </w:r>
+      </w:pPr>
     </w:p>
     <w:sectPr>
-      <w:headerReference w:type="even" r:id="rId3"/>
-      <w:headerReference w:type="default" r:id="rId4"/>
-      <w:headerReference w:type="first" r:id="rId5"/>
-      <w:type w:val="nextPage"/>
+      <w:headerReference w:type="even" r:id="rId9"/>
+      <w:headerReference w:type="default" r:id="rId10"/>
+      <w:headerReference w:type="first" r:id="rId11"/>
       <w:pgSz w:w="11906" w:h="16838"/>
-      <w:pgMar w:left="720" w:right="720" w:gutter="0" w:header="709" w:top="766" w:footer="0" w:bottom="567"/>
-      <w:pgNumType w:fmt="decimal"/>
-      <w:formProt w:val="false"/>
-      <w:textDirection w:val="lrTb"/>
-      <w:docGrid w:type="default" w:linePitch="360" w:charSpace="0"/>
+      <w:pgMar w:top="766" w:right="720" w:bottom="567" w:left="720" w:header="709" w:footer="0" w:gutter="0"/>
+      <w:cols w:space="720"/>
+      <w:formProt w:val="0"/>
+      <w:docGrid w:linePitch="360"/>
     </w:sectPr>
   </w:body>
 </w:document>
 </file>
 
+<file path=word/endnotes.xml><?xml version="1.0" encoding="utf-8"?>
+<w:endnotes xmlns:wpc="http://schemas.microsoft.com/office/word/2010/wordprocessingCanvas" xmlns:cx="http://schemas.microsoft.com/office/drawing/2014/chartex" xmlns:cx1="http://schemas.microsoft.com/office/drawing/2015/9/8/chartex" xmlns:cx2="http://schemas.microsoft.com/office/drawing/2015/10/21/chartex" xmlns:cx3="http://schemas.microsoft.com/office/drawing/2016/5/9/chartex" xmlns:cx4="http://schemas.microsoft.com/office/drawing/2016/5/10/chartex" xmlns:cx5="http://schemas.microsoft.com/office/drawing/2016/5/11/chartex" xmlns:cx6="http://schemas.microsoft.com/office/drawing/2016/5/12/chartex" xmlns:cx7="http://schemas.microsoft.com/office/drawing/2016/5/13/chartex" xmlns:cx8="http://schemas.microsoft.com/office/drawing/2016/5/14/chartex" xmlns:mc="http://schemas.openxmlformats.org/markup-compatibility/2006" xmlns:aink="http://schemas.microsoft.com/office/drawing/2016/ink" xmlns:am3d="http://schemas.microsoft.com/office/drawing/2017/model3d" xmlns:o="urn:schemas-microsoft-com:office:office" xmlns:oel="http://schemas.microsoft.com/office/2019/extlst" xmlns:r="http://schemas.openxmlformats.org/officeDocument/2006/relationships" xmlns:m="http://schemas.openxmlformats.org/officeDocument/2006/math" xmlns:v="urn:schemas-microsoft-com:vml" xmlns:wp14="http://schemas.microsoft.com/office/word/2010/wordprocessingDrawing" xmlns:wp="http://schemas.openxmlformats.org/drawingml/2006/wordprocessingDrawing" xmlns:w10="urn:schemas-microsoft-com:office:word" xmlns:w="http://schemas.openxmlformats.org/wordprocessingml/2006/main" xmlns:w14="http://schemas.microsoft.com/office/word/2010/wordml" xmlns:w15="http://schemas.microsoft.com/office/word/2012/wordml" xmlns:w16cex="http://schemas.microsoft.com/office/word/2018/wordml/cex" xmlns:w16cid="http://schemas.microsoft.com/office/word/2016/wordml/cid" xmlns:w16="http://schemas.microsoft.com/office/word/2018/wordml" xmlns:w16du="http://schemas.microsoft.com/office/word/2023/wordml/word16du" xmlns:w16sdtdh="http://schemas.microsoft.com/office/word/2020/wordml/sdtdatahash" xmlns:w16sdtfl="http://schemas.microsoft.com/office/word/2024/wordml/sdtformatlock" xmlns:w16se="http://schemas.microsoft.com/office/word/2015/wordml/symex" xmlns:wpg="http://schemas.microsoft.com/office/word/2010/wordprocessingGroup" xmlns:wpi="http://schemas.microsoft.com/office/word/2010/wordprocessingInk" xmlns:wne="http://schemas.microsoft.com/office/word/2006/wordml" xmlns:wps="http://schemas.microsoft.com/office/word/2010/wordprocessingShape" mc:Ignorable="w14 w15 w16se w16cid w16 w16cex w16sdtdh w16sdtfl w16du wp14">
+  <w:endnote w:type="separator" w:id="-1">
+    <w:p>
+      <w:pPr>
+        <w:spacing w:after="0" w:line="240" w:lineRule="auto"/>
+      </w:pPr>
+      <w:r>
+        <w:separator/>
+      </w:r>
+    </w:p>
+  </w:endnote>
+  <w:endnote w:type="continuationSeparator" w:id="0">
+    <w:p>
+      <w:pPr>
+        <w:spacing w:after="0" w:line="240" w:lineRule="auto"/>
+      </w:pPr>
+      <w:r>
+        <w:continuationSeparator/>
+      </w:r>
+    </w:p>
+  </w:endnote>
+</w:endnotes>
+</file>
+
+<file path=word/footnotes.xml><?xml version="1.0" encoding="utf-8"?>
+<w:footnotes xmlns:wpc="http://schemas.microsoft.com/office/word/2010/wordprocessingCanvas" xmlns:cx="http://schemas.microsoft.com/office/drawing/2014/chartex" xmlns:cx1="http://schemas.microsoft.com/office/drawing/2015/9/8/chartex" xmlns:cx2="http://schemas.microsoft.com/office/drawing/2015/10/21/chartex" xmlns:cx3="http://schemas.microsoft.com/office/drawing/2016/5/9/chartex" xmlns:cx4="http://schemas.microsoft.com/office/drawing/2016/5/10/chartex" xmlns:cx5="http://schemas.microsoft.com/office/drawing/2016/5/11/chartex" xmlns:cx6="http://schemas.microsoft.com/office/drawing/2016/5/12/chartex" xmlns:cx7="http://schemas.microsoft.com/office/drawing/2016/5/13/chartex" xmlns:cx8="http://schemas.microsoft.com/office/drawing/2016/5/14/chartex" xmlns:mc="http://schemas.openxmlformats.org/markup-compatibility/2006" xmlns:aink="http://schemas.microsoft.com/office/drawing/2016/ink" xmlns:am3d="http://schemas.microsoft.com/office/drawing/2017/model3d" xmlns:o="urn:schemas-microsoft-com:office:office" xmlns:oel="http://schemas.microsoft.com/office/2019/extlst" xmlns:r="http://schemas.openxmlformats.org/officeDocument/2006/relationships" xmlns:m="http://schemas.openxmlformats.org/officeDocument/2006/math" xmlns:v="urn:schemas-microsoft-com:vml" xmlns:wp14="http://schemas.microsoft.com/office/word/2010/wordprocessingDrawing" xmlns:wp="http://schemas.openxmlformats.org/drawingml/2006/wordprocessingDrawing" xmlns:w10="urn:schemas-microsoft-com:office:word" xmlns:w="http://schemas.openxmlformats.org/wordprocessingml/2006/main" xmlns:w14="http://schemas.microsoft.com/office/word/2010/wordml" xmlns:w15="http://schemas.microsoft.com/office/word/2012/wordml" xmlns:w16cex="http://schemas.microsoft.com/office/word/2018/wordml/cex" xmlns:w16cid="http://schemas.microsoft.com/office/word/2016/wordml/cid" xmlns:w16="http://schemas.microsoft.com/office/word/2018/wordml" xmlns:w16du="http://schemas.microsoft.com/office/word/2023/wordml/word16du" xmlns:w16sdtdh="http://schemas.microsoft.com/office/word/2020/wordml/sdtdatahash" xmlns:w16sdtfl="http://schemas.microsoft.com/office/word/2024/wordml/sdtformatlock" xmlns:w16se="http://schemas.microsoft.com/office/word/2015/wordml/symex" xmlns:wpg="http://schemas.microsoft.com/office/word/2010/wordprocessingGroup" xmlns:wpi="http://schemas.microsoft.com/office/word/2010/wordprocessingInk" xmlns:wne="http://schemas.microsoft.com/office/word/2006/wordml" xmlns:wps="http://schemas.microsoft.com/office/word/2010/wordprocessingShape" mc:Ignorable="w14 w15 w16se w16cid w16 w16cex w16sdtdh w16sdtfl w16du wp14">
+  <w:footnote w:type="separator" w:id="-1">
+    <w:p>
+      <w:pPr>
+        <w:spacing w:after="0" w:line="240" w:lineRule="auto"/>
+      </w:pPr>
+      <w:r>
+        <w:separator/>
+      </w:r>
+    </w:p>
+  </w:footnote>
+  <w:footnote w:type="continuationSeparator" w:id="0">
+    <w:p>
+      <w:pPr>
+        <w:spacing w:after="0" w:line="240" w:lineRule="auto"/>
+      </w:pPr>
+      <w:r>
+        <w:continuationSeparator/>
+      </w:r>
+    </w:p>
+  </w:footnote>
+</w:footnotes>
+</file>
+
 <file path=word/header1.xml><?xml version="1.0" encoding="utf-8"?>
-<w:hdr xmlns:o="urn:schemas-microsoft-com:office:office" xmlns:r="http://schemas.openxmlformats.org/officeDocument/2006/relationships" xmlns:v="urn:schemas-microsoft-com:vml" xmlns:w="http://schemas.openxmlformats.org/wordprocessingml/2006/main" xmlns:w10="urn:schemas-microsoft-com:office:word" xmlns:wp="http://schemas.openxmlformats.org/drawingml/2006/wordprocessingDrawing" xmlns:pic="http://schemas.openxmlformats.org/drawingml/2006/picture" xmlns:wps="http://schemas.microsoft.com/office/word/2010/wordprocessingShape" xmlns:wpg="http://schemas.microsoft.com/office/word/2010/wordprocessingGroup" xmlns:mc="http://schemas.openxmlformats.org/markup-compatibility/2006" xmlns:wp14="http://schemas.microsoft.com/office/word/2010/wordprocessingDrawing" xmlns:w14="http://schemas.microsoft.com/office/word/2010/wordml" xmlns:w15="http://schemas.microsoft.com/office/word/2012/wordml" mc:Ignorable="w14 wp14 w15">
+<w:hdr xmlns:wpc="http://schemas.microsoft.com/office/word/2010/wordprocessingCanvas" xmlns:cx="http://schemas.microsoft.com/office/drawing/2014/chartex" xmlns:cx1="http://schemas.microsoft.com/office/drawing/2015/9/8/chartex" xmlns:cx2="http://schemas.microsoft.com/office/drawing/2015/10/21/chartex" xmlns:cx3="http://schemas.microsoft.com/office/drawing/2016/5/9/chartex" xmlns:cx4="http://schemas.microsoft.com/office/drawing/2016/5/10/chartex" xmlns:cx5="http://schemas.microsoft.com/office/drawing/2016/5/11/chartex" xmlns:cx6="http://schemas.microsoft.com/office/drawing/2016/5/12/chartex" xmlns:cx7="http://schemas.microsoft.com/office/drawing/2016/5/13/chartex" xmlns:cx8="http://schemas.microsoft.com/office/drawing/2016/5/14/chartex" xmlns:mc="http://schemas.openxmlformats.org/markup-compatibility/2006" xmlns:aink="http://schemas.microsoft.com/office/drawing/2016/ink" xmlns:am3d="http://schemas.microsoft.com/office/drawing/2017/model3d" xmlns:o="urn:schemas-microsoft-com:office:office" xmlns:oel="http://schemas.microsoft.com/office/2019/extlst" xmlns:r="http://schemas.openxmlformats.org/officeDocument/2006/relationships" xmlns:m="http://schemas.openxmlformats.org/officeDocument/2006/math" xmlns:v="urn:schemas-microsoft-com:vml" xmlns:wp14="http://schemas.microsoft.com/office/word/2010/wordprocessingDrawing" xmlns:wp="http://schemas.openxmlformats.org/drawingml/2006/wordprocessingDrawing" xmlns:w10="urn:schemas-microsoft-com:office:word" xmlns:w="http://schemas.openxmlformats.org/wordprocessingml/2006/main" xmlns:w14="http://schemas.microsoft.com/office/word/2010/wordml" xmlns:w15="http://schemas.microsoft.com/office/word/2012/wordml" xmlns:w16cex="http://schemas.microsoft.com/office/word/2018/wordml/cex" xmlns:w16cid="http://schemas.microsoft.com/office/word/2016/wordml/cid" xmlns:w16="http://schemas.microsoft.com/office/word/2018/wordml" xmlns:w16du="http://schemas.microsoft.com/office/word/2023/wordml/word16du" xmlns:w16sdtdh="http://schemas.microsoft.com/office/word/2020/wordml/sdtdatahash" xmlns:w16sdtfl="http://schemas.microsoft.com/office/word/2024/wordml/sdtformatlock" xmlns:w16se="http://schemas.microsoft.com/office/word/2015/wordml/symex" xmlns:wpg="http://schemas.microsoft.com/office/word/2010/wordprocessingGroup" xmlns:wpi="http://schemas.microsoft.com/office/word/2010/wordprocessingInk" xmlns:wne="http://schemas.microsoft.com/office/word/2006/wordml" xmlns:wps="http://schemas.microsoft.com/office/word/2010/wordprocessingShape" mc:Ignorable="w14 w15 w16se w16cid w16 w16cex w16sdtdh w16sdtfl w16du wp14">
   <w:p>
     <w:pPr>
       <w:pStyle w:val="Header"/>
-      <w:rPr/>
     </w:pPr>
-    <w:r>
-      <w:rPr/>
-    </w:r>
   </w:p>
 </w:hdr>
 </file>
 
 <file path=word/header2.xml><?xml version="1.0" encoding="utf-8"?>
-<w:hdr xmlns:o="urn:schemas-microsoft-com:office:office" xmlns:r="http://schemas.openxmlformats.org/officeDocument/2006/relationships" xmlns:v="urn:schemas-microsoft-com:vml" xmlns:w="http://schemas.openxmlformats.org/wordprocessingml/2006/main" xmlns:w10="urn:schemas-microsoft-com:office:word" xmlns:wp="http://schemas.openxmlformats.org/drawingml/2006/wordprocessingDrawing" xmlns:pic="http://schemas.openxmlformats.org/drawingml/2006/picture" xmlns:wps="http://schemas.microsoft.com/office/word/2010/wordprocessingShape" xmlns:wpg="http://schemas.microsoft.com/office/word/2010/wordprocessingGroup" xmlns:mc="http://schemas.openxmlformats.org/markup-compatibility/2006" xmlns:wp14="http://schemas.microsoft.com/office/word/2010/wordprocessingDrawing" xmlns:w14="http://schemas.microsoft.com/office/word/2010/wordml" xmlns:w15="http://schemas.microsoft.com/office/word/2012/wordml" mc:Ignorable="w14 wp14 w15">
+<w:hdr xmlns:wpc="http://schemas.microsoft.com/office/word/2010/wordprocessingCanvas" xmlns:cx="http://schemas.microsoft.com/office/drawing/2014/chartex" xmlns:cx1="http://schemas.microsoft.com/office/drawing/2015/9/8/chartex" xmlns:cx2="http://schemas.microsoft.com/office/drawing/2015/10/21/chartex" xmlns:cx3="http://schemas.microsoft.com/office/drawing/2016/5/9/chartex" xmlns:cx4="http://schemas.microsoft.com/office/drawing/2016/5/10/chartex" xmlns:cx5="http://schemas.microsoft.com/office/drawing/2016/5/11/chartex" xmlns:cx6="http://schemas.microsoft.com/office/drawing/2016/5/12/chartex" xmlns:cx7="http://schemas.microsoft.com/office/drawing/2016/5/13/chartex" xmlns:cx8="http://schemas.microsoft.com/office/drawing/2016/5/14/chartex" xmlns:mc="http://schemas.openxmlformats.org/markup-compatibility/2006" xmlns:aink="http://schemas.microsoft.com/office/drawing/2016/ink" xmlns:am3d="http://schemas.microsoft.com/office/drawing/2017/model3d" xmlns:o="urn:schemas-microsoft-com:office:office" xmlns:oel="http://schemas.microsoft.com/office/2019/extlst" xmlns:r="http://schemas.openxmlformats.org/officeDocument/2006/relationships" xmlns:m="http://schemas.openxmlformats.org/officeDocument/2006/math" xmlns:v="urn:schemas-microsoft-com:vml" xmlns:wp14="http://schemas.microsoft.com/office/word/2010/wordprocessingDrawing" xmlns:wp="http://schemas.openxmlformats.org/drawingml/2006/wordprocessingDrawing" xmlns:w10="urn:schemas-microsoft-com:office:word" xmlns:w="http://schemas.openxmlformats.org/wordprocessingml/2006/main" xmlns:w14="http://schemas.microsoft.com/office/word/2010/wordml" xmlns:w15="http://schemas.microsoft.com/office/word/2012/wordml" xmlns:w16cex="http://schemas.microsoft.com/office/word/2018/wordml/cex" xmlns:w16cid="http://schemas.microsoft.com/office/word/2016/wordml/cid" xmlns:w16="http://schemas.microsoft.com/office/word/2018/wordml" xmlns:w16du="http://schemas.microsoft.com/office/word/2023/wordml/word16du" xmlns:w16sdtdh="http://schemas.microsoft.com/office/word/2020/wordml/sdtdatahash" xmlns:w16sdtfl="http://schemas.microsoft.com/office/word/2024/wordml/sdtformatlock" xmlns:w16se="http://schemas.microsoft.com/office/word/2015/wordml/symex" xmlns:wpg="http://schemas.microsoft.com/office/word/2010/wordprocessingGroup" xmlns:wpi="http://schemas.microsoft.com/office/word/2010/wordprocessingInk" xmlns:wne="http://schemas.microsoft.com/office/word/2006/wordml" xmlns:wps="http://schemas.microsoft.com/office/word/2010/wordprocessingShape" mc:Ignorable="w14 w15 w16se w16cid w16 w16cex w16sdtdh w16sdtfl w16du wp14">
   <w:p>
     <w:pPr>
       <w:pStyle w:val="Header"/>
@@ -2904,12 +2436,6 @@
         <w:szCs w:val="2"/>
       </w:rPr>
     </w:pPr>
-    <w:r>
-      <w:rPr>
-        <w:sz w:val="2"/>
-        <w:szCs w:val="2"/>
-      </w:rPr>
-    </w:r>
   </w:p>
   <w:p>
     <w:pPr>
@@ -2920,19 +2446,12 @@
         <w:lang w:val="en-US"/>
       </w:rPr>
     </w:pPr>
-    <w:r>
-      <w:rPr>
-        <w:sz w:val="2"/>
-        <w:szCs w:val="2"/>
-        <w:lang w:val="en-US"/>
-      </w:rPr>
-    </w:r>
   </w:p>
 </w:hdr>
 </file>
 
 <file path=word/header3.xml><?xml version="1.0" encoding="utf-8"?>
-<w:hdr xmlns:o="urn:schemas-microsoft-com:office:office" xmlns:r="http://schemas.openxmlformats.org/officeDocument/2006/relationships" xmlns:v="urn:schemas-microsoft-com:vml" xmlns:w="http://schemas.openxmlformats.org/wordprocessingml/2006/main" xmlns:w10="urn:schemas-microsoft-com:office:word" xmlns:wp="http://schemas.openxmlformats.org/drawingml/2006/wordprocessingDrawing" xmlns:pic="http://schemas.openxmlformats.org/drawingml/2006/picture" xmlns:wps="http://schemas.microsoft.com/office/word/2010/wordprocessingShape" xmlns:wpg="http://schemas.microsoft.com/office/word/2010/wordprocessingGroup" xmlns:mc="http://schemas.openxmlformats.org/markup-compatibility/2006" xmlns:wp14="http://schemas.microsoft.com/office/word/2010/wordprocessingDrawing" xmlns:w14="http://schemas.microsoft.com/office/word/2010/wordml" xmlns:w15="http://schemas.microsoft.com/office/word/2012/wordml" mc:Ignorable="w14 wp14 w15">
+<w:hdr xmlns:wpc="http://schemas.microsoft.com/office/word/2010/wordprocessingCanvas" xmlns:cx="http://schemas.microsoft.com/office/drawing/2014/chartex" xmlns:cx1="http://schemas.microsoft.com/office/drawing/2015/9/8/chartex" xmlns:cx2="http://schemas.microsoft.com/office/drawing/2015/10/21/chartex" xmlns:cx3="http://schemas.microsoft.com/office/drawing/2016/5/9/chartex" xmlns:cx4="http://schemas.microsoft.com/office/drawing/2016/5/10/chartex" xmlns:cx5="http://schemas.microsoft.com/office/drawing/2016/5/11/chartex" xmlns:cx6="http://schemas.microsoft.com/office/drawing/2016/5/12/chartex" xmlns:cx7="http://schemas.microsoft.com/office/drawing/2016/5/13/chartex" xmlns:cx8="http://schemas.microsoft.com/office/drawing/2016/5/14/chartex" xmlns:mc="http://schemas.openxmlformats.org/markup-compatibility/2006" xmlns:aink="http://schemas.microsoft.com/office/drawing/2016/ink" xmlns:am3d="http://schemas.microsoft.com/office/drawing/2017/model3d" xmlns:o="urn:schemas-microsoft-com:office:office" xmlns:oel="http://schemas.microsoft.com/office/2019/extlst" xmlns:r="http://schemas.openxmlformats.org/officeDocument/2006/relationships" xmlns:m="http://schemas.openxmlformats.org/officeDocument/2006/math" xmlns:v="urn:schemas-microsoft-com:vml" xmlns:wp14="http://schemas.microsoft.com/office/word/2010/wordprocessingDrawing" xmlns:wp="http://schemas.openxmlformats.org/drawingml/2006/wordprocessingDrawing" xmlns:w10="urn:schemas-microsoft-com:office:word" xmlns:w="http://schemas.openxmlformats.org/wordprocessingml/2006/main" xmlns:w14="http://schemas.microsoft.com/office/word/2010/wordml" xmlns:w15="http://schemas.microsoft.com/office/word/2012/wordml" xmlns:w16cex="http://schemas.microsoft.com/office/word/2018/wordml/cex" xmlns:w16cid="http://schemas.microsoft.com/office/word/2016/wordml/cid" xmlns:w16="http://schemas.microsoft.com/office/word/2018/wordml" xmlns:w16du="http://schemas.microsoft.com/office/word/2023/wordml/word16du" xmlns:w16sdtdh="http://schemas.microsoft.com/office/word/2020/wordml/sdtdatahash" xmlns:w16sdtfl="http://schemas.microsoft.com/office/word/2024/wordml/sdtformatlock" xmlns:w16se="http://schemas.microsoft.com/office/word/2015/wordml/symex" xmlns:wpg="http://schemas.microsoft.com/office/word/2010/wordprocessingGroup" xmlns:wpi="http://schemas.microsoft.com/office/word/2010/wordprocessingInk" xmlns:wne="http://schemas.microsoft.com/office/word/2006/wordml" xmlns:wps="http://schemas.microsoft.com/office/word/2010/wordprocessingShape" mc:Ignorable="w14 w15 w16se w16cid w16 w16cex w16sdtdh w16sdtfl w16du wp14">
   <w:p>
     <w:pPr>
       <w:pStyle w:val="Header"/>
@@ -2941,12 +2460,6 @@
         <w:szCs w:val="2"/>
       </w:rPr>
     </w:pPr>
-    <w:r>
-      <w:rPr>
-        <w:sz w:val="2"/>
-        <w:szCs w:val="2"/>
-      </w:rPr>
-    </w:r>
   </w:p>
   <w:p>
     <w:pPr>
@@ -2957,20 +2470,16 @@
         <w:lang w:val="en-US"/>
       </w:rPr>
     </w:pPr>
-    <w:r>
-      <w:rPr>
-        <w:sz w:val="2"/>
-        <w:szCs w:val="2"/>
-        <w:lang w:val="en-US"/>
-      </w:rPr>
-    </w:r>
   </w:p>
 </w:hdr>
 </file>
 
 <file path=word/numbering.xml><?xml version="1.0" encoding="utf-8"?>
-<w:numbering xmlns:w="http://schemas.openxmlformats.org/wordprocessingml/2006/main" xmlns:o="urn:schemas-microsoft-com:office:office" xmlns:r="http://schemas.openxmlformats.org/officeDocument/2006/relationships" xmlns:v="urn:schemas-microsoft-com:vml" xmlns:mc="http://schemas.openxmlformats.org/markup-compatibility/2006" xmlns:w14="http://schemas.microsoft.com/office/word/2010/wordml" mc:Ignorable="w14">
-  <w:abstractNum w:abstractNumId="1">
+<w:numbering xmlns:wpc="http://schemas.microsoft.com/office/word/2010/wordprocessingCanvas" xmlns:cx="http://schemas.microsoft.com/office/drawing/2014/chartex" xmlns:cx1="http://schemas.microsoft.com/office/drawing/2015/9/8/chartex" xmlns:cx2="http://schemas.microsoft.com/office/drawing/2015/10/21/chartex" xmlns:cx3="http://schemas.microsoft.com/office/drawing/2016/5/9/chartex" xmlns:cx4="http://schemas.microsoft.com/office/drawing/2016/5/10/chartex" xmlns:cx5="http://schemas.microsoft.com/office/drawing/2016/5/11/chartex" xmlns:cx6="http://schemas.microsoft.com/office/drawing/2016/5/12/chartex" xmlns:cx7="http://schemas.microsoft.com/office/drawing/2016/5/13/chartex" xmlns:cx8="http://schemas.microsoft.com/office/drawing/2016/5/14/chartex" xmlns:mc="http://schemas.openxmlformats.org/markup-compatibility/2006" xmlns:aink="http://schemas.microsoft.com/office/drawing/2016/ink" xmlns:am3d="http://schemas.microsoft.com/office/drawing/2017/model3d" xmlns:o="urn:schemas-microsoft-com:office:office" xmlns:oel="http://schemas.microsoft.com/office/2019/extlst" xmlns:r="http://schemas.openxmlformats.org/officeDocument/2006/relationships" xmlns:m="http://schemas.openxmlformats.org/officeDocument/2006/math" xmlns:v="urn:schemas-microsoft-com:vml" xmlns:wp14="http://schemas.microsoft.com/office/word/2010/wordprocessingDrawing" xmlns:wp="http://schemas.openxmlformats.org/drawingml/2006/wordprocessingDrawing" xmlns:w10="urn:schemas-microsoft-com:office:word" xmlns:w="http://schemas.openxmlformats.org/wordprocessingml/2006/main" xmlns:w14="http://schemas.microsoft.com/office/word/2010/wordml" xmlns:w15="http://schemas.microsoft.com/office/word/2012/wordml" xmlns:w16cex="http://schemas.microsoft.com/office/word/2018/wordml/cex" xmlns:w16cid="http://schemas.microsoft.com/office/word/2016/wordml/cid" xmlns:w16="http://schemas.microsoft.com/office/word/2018/wordml" xmlns:w16du="http://schemas.microsoft.com/office/word/2023/wordml/word16du" xmlns:w16sdtdh="http://schemas.microsoft.com/office/word/2020/wordml/sdtdatahash" xmlns:w16sdtfl="http://schemas.microsoft.com/office/word/2024/wordml/sdtformatlock" xmlns:w16se="http://schemas.microsoft.com/office/word/2015/wordml/symex" xmlns:wpg="http://schemas.microsoft.com/office/word/2010/wordprocessingGroup" xmlns:wpi="http://schemas.microsoft.com/office/word/2010/wordprocessingInk" xmlns:wne="http://schemas.microsoft.com/office/word/2006/wordml" xmlns:wps="http://schemas.microsoft.com/office/word/2010/wordprocessingShape" mc:Ignorable="w14 w15 w16se w16cid w16 w16cex w16sdtdh w16sdtfl w16du wp14">
+  <w:abstractNum w:abstractNumId="0" w15:restartNumberingAfterBreak="0">
+    <w:nsid w:val="00AA1DED"/>
+    <w:multiLevelType w:val="multilevel"/>
+    <w:tmpl w:val="3E7A2358"/>
     <w:lvl w:ilvl="0">
       <w:start w:val="1"/>
       <w:numFmt w:val="upperRoman"/>
@@ -2982,7 +2491,6 @@
         </w:tabs>
         <w:ind w:left="1125" w:hanging="360"/>
       </w:pPr>
-      <w:rPr/>
     </w:lvl>
     <w:lvl w:ilvl="1">
       <w:start w:val="1"/>
@@ -2995,7 +2503,6 @@
         </w:tabs>
         <w:ind w:left="3249" w:hanging="360"/>
       </w:pPr>
-      <w:rPr/>
     </w:lvl>
     <w:lvl w:ilvl="2">
       <w:start w:val="1"/>
@@ -3008,7 +2515,6 @@
         </w:tabs>
         <w:ind w:left="3969" w:hanging="180"/>
       </w:pPr>
-      <w:rPr/>
     </w:lvl>
     <w:lvl w:ilvl="3">
       <w:start w:val="1"/>
@@ -3021,7 +2527,6 @@
         </w:tabs>
         <w:ind w:left="4689" w:hanging="360"/>
       </w:pPr>
-      <w:rPr/>
     </w:lvl>
     <w:lvl w:ilvl="4">
       <w:start w:val="1"/>
@@ -3034,7 +2539,6 @@
         </w:tabs>
         <w:ind w:left="5409" w:hanging="360"/>
       </w:pPr>
-      <w:rPr/>
     </w:lvl>
     <w:lvl w:ilvl="5">
       <w:start w:val="1"/>
@@ -3047,7 +2551,6 @@
         </w:tabs>
         <w:ind w:left="6129" w:hanging="180"/>
       </w:pPr>
-      <w:rPr/>
     </w:lvl>
     <w:lvl w:ilvl="6">
       <w:start w:val="1"/>
@@ -3060,7 +2563,6 @@
         </w:tabs>
         <w:ind w:left="6849" w:hanging="360"/>
       </w:pPr>
-      <w:rPr/>
     </w:lvl>
     <w:lvl w:ilvl="7">
       <w:start w:val="1"/>
@@ -3073,7 +2575,6 @@
         </w:tabs>
         <w:ind w:left="7569" w:hanging="360"/>
       </w:pPr>
-      <w:rPr/>
     </w:lvl>
     <w:lvl w:ilvl="8">
       <w:start w:val="1"/>
@@ -3086,10 +2587,12 @@
         </w:tabs>
         <w:ind w:left="8289" w:hanging="180"/>
       </w:pPr>
-      <w:rPr/>
     </w:lvl>
   </w:abstractNum>
-  <w:abstractNum w:abstractNumId="2">
+  <w:abstractNum w:abstractNumId="1" w15:restartNumberingAfterBreak="0">
+    <w:nsid w:val="493C3D28"/>
+    <w:multiLevelType w:val="multilevel"/>
+    <w:tmpl w:val="E5BC2066"/>
     <w:lvl w:ilvl="0">
       <w:start w:val="1"/>
       <w:numFmt w:val="none"/>
@@ -3100,7 +2603,7 @@
         <w:tabs>
           <w:tab w:val="num" w:pos="0"/>
         </w:tabs>
-        <w:ind w:left="0" w:hanging="0"/>
+        <w:ind w:left="0" w:firstLine="0"/>
       </w:pPr>
     </w:lvl>
     <w:lvl w:ilvl="1">
@@ -3113,7 +2616,7 @@
         <w:tabs>
           <w:tab w:val="num" w:pos="0"/>
         </w:tabs>
-        <w:ind w:left="0" w:hanging="0"/>
+        <w:ind w:left="0" w:firstLine="0"/>
       </w:pPr>
     </w:lvl>
     <w:lvl w:ilvl="2">
@@ -3126,7 +2629,7 @@
         <w:tabs>
           <w:tab w:val="num" w:pos="0"/>
         </w:tabs>
-        <w:ind w:left="0" w:hanging="0"/>
+        <w:ind w:left="0" w:firstLine="0"/>
       </w:pPr>
     </w:lvl>
     <w:lvl w:ilvl="3">
@@ -3139,7 +2642,7 @@
         <w:tabs>
           <w:tab w:val="num" w:pos="0"/>
         </w:tabs>
-        <w:ind w:left="0" w:hanging="0"/>
+        <w:ind w:left="0" w:firstLine="0"/>
       </w:pPr>
     </w:lvl>
     <w:lvl w:ilvl="4">
@@ -3152,7 +2655,7 @@
         <w:tabs>
           <w:tab w:val="num" w:pos="0"/>
         </w:tabs>
-        <w:ind w:left="0" w:hanging="0"/>
+        <w:ind w:left="0" w:firstLine="0"/>
       </w:pPr>
     </w:lvl>
     <w:lvl w:ilvl="5">
@@ -3165,7 +2668,7 @@
         <w:tabs>
           <w:tab w:val="num" w:pos="0"/>
         </w:tabs>
-        <w:ind w:left="0" w:hanging="0"/>
+        <w:ind w:left="0" w:firstLine="0"/>
       </w:pPr>
     </w:lvl>
     <w:lvl w:ilvl="6">
@@ -3178,7 +2681,7 @@
         <w:tabs>
           <w:tab w:val="num" w:pos="0"/>
         </w:tabs>
-        <w:ind w:left="0" w:hanging="0"/>
+        <w:ind w:left="0" w:firstLine="0"/>
       </w:pPr>
     </w:lvl>
     <w:lvl w:ilvl="7">
@@ -3191,7 +2694,7 @@
         <w:tabs>
           <w:tab w:val="num" w:pos="0"/>
         </w:tabs>
-        <w:ind w:left="0" w:hanging="0"/>
+        <w:ind w:left="0" w:firstLine="0"/>
       </w:pPr>
     </w:lvl>
     <w:lvl w:ilvl="8">
@@ -3204,45 +2707,45 @@
         <w:tabs>
           <w:tab w:val="num" w:pos="0"/>
         </w:tabs>
-        <w:ind w:left="0" w:hanging="0"/>
+        <w:ind w:left="0" w:firstLine="0"/>
       </w:pPr>
     </w:lvl>
   </w:abstractNum>
-  <w:num w:numId="1">
+  <w:num w:numId="1" w16cid:durableId="1808544049">
+    <w:abstractNumId w:val="0"/>
+  </w:num>
+  <w:num w:numId="2" w16cid:durableId="2140144992">
     <w:abstractNumId w:val="1"/>
-  </w:num>
-  <w:num w:numId="2">
-    <w:abstractNumId w:val="2"/>
   </w:num>
 </w:numbering>
 </file>
 
 <file path=word/styles.xml><?xml version="1.0" encoding="utf-8"?>
-<w:styles xmlns:w="http://schemas.openxmlformats.org/wordprocessingml/2006/main" xmlns:w14="http://schemas.microsoft.com/office/word/2010/wordml" xmlns:mc="http://schemas.openxmlformats.org/markup-compatibility/2006" mc:Ignorable="w14">
+<w:styles xmlns:mc="http://schemas.openxmlformats.org/markup-compatibility/2006" xmlns:r="http://schemas.openxmlformats.org/officeDocument/2006/relationships" xmlns:w="http://schemas.openxmlformats.org/wordprocessingml/2006/main" xmlns:w14="http://schemas.microsoft.com/office/word/2010/wordml" xmlns:w15="http://schemas.microsoft.com/office/word/2012/wordml" xmlns:w16cex="http://schemas.microsoft.com/office/word/2018/wordml/cex" xmlns:w16cid="http://schemas.microsoft.com/office/word/2016/wordml/cid" xmlns:w16="http://schemas.microsoft.com/office/word/2018/wordml" xmlns:w16du="http://schemas.microsoft.com/office/word/2023/wordml/word16du" xmlns:w16sdtdh="http://schemas.microsoft.com/office/word/2020/wordml/sdtdatahash" xmlns:w16sdtfl="http://schemas.microsoft.com/office/word/2024/wordml/sdtformatlock" xmlns:w16se="http://schemas.microsoft.com/office/word/2015/wordml/symex" mc:Ignorable="w14 w15 w16se w16cid w16 w16cex w16sdtdh w16sdtfl w16du">
   <w:docDefaults>
     <w:rPrDefault>
       <w:rPr>
-        <w:rFonts w:ascii="Calibri" w:hAnsi="Calibri" w:eastAsia="Calibri" w:cs="Times New Roman"/>
+        <w:rFonts w:ascii="Calibri" w:eastAsia="Calibri" w:hAnsi="Calibri" w:cs="Times New Roman"/>
         <w:lang w:val="en-US" w:eastAsia="en-US" w:bidi="ar-SA"/>
       </w:rPr>
     </w:rPrDefault>
     <w:pPrDefault>
       <w:pPr>
-        <w:suppressAutoHyphens w:val="true"/>
+        <w:suppressAutoHyphens/>
       </w:pPr>
     </w:pPrDefault>
   </w:docDefaults>
-  <w:latentStyles w:defLockedState="0" w:defUIPriority="99" w:defSemiHidden="0" w:defUnhideWhenUsed="0" w:defQFormat="0" w:count="371">
+  <w:latentStyles w:defLockedState="0" w:defUIPriority="99" w:defSemiHidden="0" w:defUnhideWhenUsed="0" w:defQFormat="0" w:count="376">
     <w:lsdException w:name="Normal" w:uiPriority="0" w:qFormat="1"/>
     <w:lsdException w:name="heading 1" w:uiPriority="9" w:qFormat="1"/>
-    <w:lsdException w:name="heading 2" w:uiPriority="9" w:semiHidden="1" w:unhideWhenUsed="1" w:qFormat="1"/>
-    <w:lsdException w:name="heading 3" w:uiPriority="9" w:semiHidden="1" w:unhideWhenUsed="1" w:qFormat="1"/>
-    <w:lsdException w:name="heading 4" w:uiPriority="9" w:semiHidden="1" w:unhideWhenUsed="1" w:qFormat="1"/>
-    <w:lsdException w:name="heading 5" w:uiPriority="9" w:semiHidden="1" w:unhideWhenUsed="1" w:qFormat="1"/>
-    <w:lsdException w:name="heading 6" w:uiPriority="9" w:semiHidden="1" w:unhideWhenUsed="1" w:qFormat="1"/>
-    <w:lsdException w:name="heading 7" w:uiPriority="9" w:semiHidden="1" w:unhideWhenUsed="1" w:qFormat="1"/>
-    <w:lsdException w:name="heading 8" w:uiPriority="9" w:semiHidden="1" w:unhideWhenUsed="1" w:qFormat="1"/>
-    <w:lsdException w:name="heading 9" w:uiPriority="9" w:semiHidden="1" w:unhideWhenUsed="1" w:qFormat="1"/>
+    <w:lsdException w:name="heading 2" w:semiHidden="1" w:uiPriority="9" w:unhideWhenUsed="1" w:qFormat="1"/>
+    <w:lsdException w:name="heading 3" w:semiHidden="1" w:uiPriority="9" w:unhideWhenUsed="1" w:qFormat="1"/>
+    <w:lsdException w:name="heading 4" w:semiHidden="1" w:uiPriority="9" w:unhideWhenUsed="1" w:qFormat="1"/>
+    <w:lsdException w:name="heading 5" w:semiHidden="1" w:uiPriority="9" w:unhideWhenUsed="1" w:qFormat="1"/>
+    <w:lsdException w:name="heading 6" w:semiHidden="1" w:uiPriority="9" w:unhideWhenUsed="1" w:qFormat="1"/>
+    <w:lsdException w:name="heading 7" w:semiHidden="1" w:uiPriority="9" w:unhideWhenUsed="1" w:qFormat="1"/>
+    <w:lsdException w:name="heading 8" w:semiHidden="1" w:uiPriority="9" w:unhideWhenUsed="1" w:qFormat="1"/>
+    <w:lsdException w:name="heading 9" w:semiHidden="1" w:uiPriority="9" w:unhideWhenUsed="1" w:qFormat="1"/>
     <w:lsdException w:name="index 1" w:semiHidden="1" w:unhideWhenUsed="1"/>
     <w:lsdException w:name="index 2" w:semiHidden="1" w:unhideWhenUsed="1"/>
     <w:lsdException w:name="index 3" w:semiHidden="1" w:unhideWhenUsed="1"/>
@@ -3252,22 +2755,22 @@
     <w:lsdException w:name="index 7" w:semiHidden="1" w:unhideWhenUsed="1"/>
     <w:lsdException w:name="index 8" w:semiHidden="1" w:unhideWhenUsed="1"/>
     <w:lsdException w:name="index 9" w:semiHidden="1" w:unhideWhenUsed="1"/>
-    <w:lsdException w:name="toc 1" w:uiPriority="39" w:semiHidden="1" w:unhideWhenUsed="1"/>
-    <w:lsdException w:name="toc 2" w:uiPriority="39" w:semiHidden="1" w:unhideWhenUsed="1"/>
-    <w:lsdException w:name="toc 3" w:uiPriority="39" w:semiHidden="1" w:unhideWhenUsed="1"/>
-    <w:lsdException w:name="toc 4" w:uiPriority="39" w:semiHidden="1" w:unhideWhenUsed="1"/>
-    <w:lsdException w:name="toc 5" w:uiPriority="39" w:semiHidden="1" w:unhideWhenUsed="1"/>
-    <w:lsdException w:name="toc 6" w:uiPriority="39" w:semiHidden="1" w:unhideWhenUsed="1"/>
-    <w:lsdException w:name="toc 7" w:uiPriority="39" w:semiHidden="1" w:unhideWhenUsed="1"/>
-    <w:lsdException w:name="toc 8" w:uiPriority="39" w:semiHidden="1" w:unhideWhenUsed="1"/>
-    <w:lsdException w:name="toc 9" w:uiPriority="39" w:semiHidden="1" w:unhideWhenUsed="1"/>
+    <w:lsdException w:name="toc 1" w:semiHidden="1" w:uiPriority="39" w:unhideWhenUsed="1"/>
+    <w:lsdException w:name="toc 2" w:semiHidden="1" w:uiPriority="39" w:unhideWhenUsed="1"/>
+    <w:lsdException w:name="toc 3" w:semiHidden="1" w:uiPriority="39" w:unhideWhenUsed="1"/>
+    <w:lsdException w:name="toc 4" w:semiHidden="1" w:uiPriority="39" w:unhideWhenUsed="1"/>
+    <w:lsdException w:name="toc 5" w:semiHidden="1" w:uiPriority="39" w:unhideWhenUsed="1"/>
+    <w:lsdException w:name="toc 6" w:semiHidden="1" w:uiPriority="39" w:unhideWhenUsed="1"/>
+    <w:lsdException w:name="toc 7" w:semiHidden="1" w:uiPriority="39" w:unhideWhenUsed="1"/>
+    <w:lsdException w:name="toc 8" w:semiHidden="1" w:uiPriority="39" w:unhideWhenUsed="1"/>
+    <w:lsdException w:name="toc 9" w:semiHidden="1" w:uiPriority="39" w:unhideWhenUsed="1"/>
     <w:lsdException w:name="Normal Indent" w:semiHidden="1" w:unhideWhenUsed="1"/>
     <w:lsdException w:name="footnote text" w:semiHidden="1" w:unhideWhenUsed="1"/>
     <w:lsdException w:name="annotation text" w:semiHidden="1" w:unhideWhenUsed="1"/>
     <w:lsdException w:name="header" w:semiHidden="1" w:unhideWhenUsed="1"/>
     <w:lsdException w:name="footer" w:semiHidden="1" w:unhideWhenUsed="1"/>
     <w:lsdException w:name="index heading" w:semiHidden="1" w:unhideWhenUsed="1"/>
-    <w:lsdException w:name="caption" w:uiPriority="35" w:semiHidden="1" w:unhideWhenUsed="1" w:qFormat="1"/>
+    <w:lsdException w:name="caption" w:semiHidden="1" w:uiPriority="35" w:unhideWhenUsed="1" w:qFormat="1"/>
     <w:lsdException w:name="table of figures" w:semiHidden="1" w:unhideWhenUsed="1"/>
     <w:lsdException w:name="envelope address" w:semiHidden="1" w:unhideWhenUsed="1"/>
     <w:lsdException w:name="envelope return" w:semiHidden="1" w:unhideWhenUsed="1"/>
@@ -3298,7 +2801,7 @@
     <w:lsdException w:name="Title" w:uiPriority="10" w:qFormat="1"/>
     <w:lsdException w:name="Closing" w:semiHidden="1" w:unhideWhenUsed="1"/>
     <w:lsdException w:name="Signature" w:semiHidden="1" w:unhideWhenUsed="1"/>
-    <w:lsdException w:name="Default Paragraph Font" w:uiPriority="1" w:semiHidden="1" w:unhideWhenUsed="1"/>
+    <w:lsdException w:name="Default Paragraph Font" w:semiHidden="1" w:uiPriority="1" w:unhideWhenUsed="1"/>
     <w:lsdException w:name="Body Text" w:semiHidden="1" w:unhideWhenUsed="1"/>
     <w:lsdException w:name="Body Text Indent" w:semiHidden="1" w:unhideWhenUsed="1"/>
     <w:lsdException w:name="List Continue" w:semiHidden="1" w:unhideWhenUsed="1"/>
@@ -3498,8 +3001,8 @@
     <w:lsdException w:name="Subtle Reference" w:uiPriority="31" w:qFormat="1"/>
     <w:lsdException w:name="Intense Reference" w:uiPriority="32" w:qFormat="1"/>
     <w:lsdException w:name="Book Title" w:uiPriority="33" w:qFormat="1"/>
-    <w:lsdException w:name="Bibliography" w:uiPriority="37" w:semiHidden="1" w:unhideWhenUsed="1"/>
-    <w:lsdException w:name="TOC Heading" w:uiPriority="39" w:semiHidden="1" w:unhideWhenUsed="1" w:qFormat="1"/>
+    <w:lsdException w:name="Bibliography" w:semiHidden="1" w:uiPriority="37" w:unhideWhenUsed="1"/>
+    <w:lsdException w:name="TOC Heading" w:semiHidden="1" w:uiPriority="39" w:unhideWhenUsed="1" w:qFormat="1"/>
     <w:lsdException w:name="Plain Table 1" w:uiPriority="41"/>
     <w:lsdException w:name="Plain Table 2" w:uiPriority="42"/>
     <w:lsdException w:name="Plain Table 3" w:uiPriority="43"/>
@@ -3604,77 +3107,92 @@
     <w:lsdException w:name="List Table 5 Dark Accent 6" w:uiPriority="50"/>
     <w:lsdException w:name="List Table 6 Colorful Accent 6" w:uiPriority="51"/>
     <w:lsdException w:name="List Table 7 Colorful Accent 6" w:uiPriority="52"/>
+    <w:lsdException w:name="Mention" w:semiHidden="1" w:unhideWhenUsed="1"/>
+    <w:lsdException w:name="Smart Hyperlink" w:semiHidden="1" w:unhideWhenUsed="1"/>
+    <w:lsdException w:name="Hashtag" w:semiHidden="1" w:unhideWhenUsed="1"/>
+    <w:lsdException w:name="Unresolved Mention" w:semiHidden="1" w:unhideWhenUsed="1"/>
+    <w:lsdException w:name="Smart Link" w:semiHidden="1" w:unhideWhenUsed="1"/>
   </w:latentStyles>
-  <w:style w:type="paragraph" w:styleId="Normal" w:default="1">
+  <w:style w:type="paragraph" w:default="1" w:styleId="Normal">
     <w:name w:val="Normal"/>
     <w:qFormat/>
-    <w:rsid w:val="004841b5"/>
+    <w:rsid w:val="004841B5"/>
     <w:pPr>
-      <w:widowControl/>
-      <w:suppressAutoHyphens w:val="true"/>
-      <w:bidi w:val="0"/>
-      <w:spacing w:lineRule="auto" w:line="276" w:before="0" w:after="200"/>
-      <w:jc w:val="left"/>
+      <w:spacing w:after="200" w:line="276" w:lineRule="auto"/>
     </w:pPr>
     <w:rPr>
-      <w:rFonts w:ascii="Calibri" w:hAnsi="Calibri" w:eastAsia="Calibri" w:cs="Times New Roman"/>
-      <w:color w:val="auto"/>
-      <w:kern w:val="0"/>
       <w:sz w:val="22"/>
       <w:szCs w:val="22"/>
-      <w:lang w:val="id-ID" w:eastAsia="en-US" w:bidi="ar-SA"/>
+      <w:lang w:val="id-ID"/>
     </w:rPr>
   </w:style>
-  <w:style w:type="character" w:styleId="DefaultParagraphFont" w:default="1">
+  <w:style w:type="character" w:default="1" w:styleId="DefaultParagraphFont">
     <w:name w:val="Default Paragraph Font"/>
     <w:uiPriority w:val="1"/>
     <w:semiHidden/>
     <w:unhideWhenUsed/>
-    <w:qFormat/>
-    <w:rPr/>
   </w:style>
-  <w:style w:type="character" w:styleId="BalloonTextChar" w:customStyle="1">
+  <w:style w:type="table" w:default="1" w:styleId="TableNormal">
+    <w:name w:val="Normal Table"/>
+    <w:uiPriority w:val="99"/>
+    <w:semiHidden/>
+    <w:unhideWhenUsed/>
+    <w:tblPr>
+      <w:tblInd w:w="0" w:type="dxa"/>
+      <w:tblCellMar>
+        <w:top w:w="0" w:type="dxa"/>
+        <w:left w:w="108" w:type="dxa"/>
+        <w:bottom w:w="0" w:type="dxa"/>
+        <w:right w:w="108" w:type="dxa"/>
+      </w:tblCellMar>
+    </w:tblPr>
+  </w:style>
+  <w:style w:type="numbering" w:default="1" w:styleId="NoList">
+    <w:name w:val="No List"/>
+    <w:uiPriority w:val="99"/>
+    <w:semiHidden/>
+    <w:unhideWhenUsed/>
+  </w:style>
+  <w:style w:type="character" w:customStyle="1" w:styleId="BalloonTextChar">
     <w:name w:val="Balloon Text Char"/>
     <w:link w:val="BalloonText"/>
     <w:uiPriority w:val="99"/>
     <w:semiHidden/>
     <w:qFormat/>
-    <w:rsid w:val="00b9271f"/>
+    <w:rsid w:val="00B9271F"/>
     <w:rPr>
       <w:rFonts w:ascii="Tahoma" w:hAnsi="Tahoma" w:cs="Tahoma"/>
       <w:sz w:val="16"/>
       <w:szCs w:val="16"/>
     </w:rPr>
   </w:style>
-  <w:style w:type="character" w:styleId="HeaderChar" w:customStyle="1">
+  <w:style w:type="character" w:customStyle="1" w:styleId="HeaderChar">
     <w:name w:val="Header Char"/>
     <w:basedOn w:val="DefaultParagraphFont"/>
     <w:link w:val="Header"/>
     <w:uiPriority w:val="99"/>
     <w:qFormat/>
-    <w:rsid w:val="00fe3628"/>
-    <w:rPr/>
+    <w:rsid w:val="00FE3628"/>
   </w:style>
-  <w:style w:type="character" w:styleId="FooterChar" w:customStyle="1">
+  <w:style w:type="character" w:customStyle="1" w:styleId="FooterChar">
     <w:name w:val="Footer Char"/>
     <w:basedOn w:val="DefaultParagraphFont"/>
     <w:link w:val="Footer"/>
     <w:uiPriority w:val="99"/>
     <w:qFormat/>
-    <w:rsid w:val="00fe3628"/>
-    <w:rPr/>
+    <w:rsid w:val="00FE3628"/>
   </w:style>
-  <w:style w:type="paragraph" w:styleId="Heading">
+  <w:style w:type="paragraph" w:customStyle="1" w:styleId="Heading">
     <w:name w:val="Heading"/>
     <w:basedOn w:val="Normal"/>
     <w:next w:val="BodyText"/>
     <w:qFormat/>
     <w:pPr>
-      <w:keepNext w:val="true"/>
+      <w:keepNext/>
       <w:spacing w:before="240" w:after="120"/>
     </w:pPr>
     <w:rPr>
-      <w:rFonts w:ascii="DejaVu Sans" w:hAnsi="DejaVu Sans" w:eastAsia="WenQuanYi Micro Hei" w:cs="FreeSans"/>
+      <w:rFonts w:ascii="DejaVu Sans" w:eastAsia="WenQuanYi Micro Hei" w:hAnsi="DejaVu Sans" w:cs="FreeSans"/>
       <w:sz w:val="28"/>
       <w:szCs w:val="28"/>
     </w:rPr>
@@ -3683,14 +3201,12 @@
     <w:name w:val="Body Text"/>
     <w:basedOn w:val="Normal"/>
     <w:pPr>
-      <w:spacing w:lineRule="auto" w:line="276" w:before="0" w:after="140"/>
+      <w:spacing w:after="140"/>
     </w:pPr>
-    <w:rPr/>
   </w:style>
   <w:style w:type="paragraph" w:styleId="List">
     <w:name w:val="List"/>
     <w:basedOn w:val="BodyText"/>
-    <w:pPr/>
     <w:rPr>
       <w:rFonts w:cs="FreeSans"/>
     </w:rPr>
@@ -3711,7 +3227,7 @@
       <w:szCs w:val="24"/>
     </w:rPr>
   </w:style>
-  <w:style w:type="paragraph" w:styleId="Index">
+  <w:style w:type="paragraph" w:customStyle="1" w:styleId="Index">
     <w:name w:val="Index"/>
     <w:basedOn w:val="Normal"/>
     <w:qFormat/>
@@ -3730,9 +3246,9 @@
     <w:semiHidden/>
     <w:unhideWhenUsed/>
     <w:qFormat/>
-    <w:rsid w:val="00b9271f"/>
+    <w:rsid w:val="00B9271F"/>
     <w:pPr>
-      <w:spacing w:lineRule="auto" w:line="240" w:before="0" w:after="0"/>
+      <w:spacing w:after="0" w:line="240" w:lineRule="auto"/>
     </w:pPr>
     <w:rPr>
       <w:rFonts w:ascii="Tahoma" w:hAnsi="Tahoma" w:cs="Tahoma"/>
@@ -3745,20 +3261,16 @@
     <w:basedOn w:val="Normal"/>
     <w:uiPriority w:val="34"/>
     <w:qFormat/>
-    <w:rsid w:val="002841ea"/>
+    <w:rsid w:val="002841EA"/>
     <w:pPr>
-      <w:spacing w:before="0" w:after="200"/>
       <w:ind w:left="720"/>
       <w:contextualSpacing/>
     </w:pPr>
-    <w:rPr/>
   </w:style>
-  <w:style w:type="paragraph" w:styleId="HeaderandFooter">
+  <w:style w:type="paragraph" w:customStyle="1" w:styleId="HeaderandFooter">
     <w:name w:val="Header and Footer"/>
     <w:basedOn w:val="Normal"/>
     <w:qFormat/>
-    <w:pPr/>
-    <w:rPr/>
   </w:style>
   <w:style w:type="paragraph" w:styleId="Header">
     <w:name w:val="header"/>
@@ -3766,16 +3278,14 @@
     <w:link w:val="HeaderChar"/>
     <w:uiPriority w:val="99"/>
     <w:unhideWhenUsed/>
-    <w:rsid w:val="00fe3628"/>
+    <w:rsid w:val="00FE3628"/>
     <w:pPr>
       <w:tabs>
-        <w:tab w:val="clear" w:pos="720"/>
-        <w:tab w:val="center" w:pos="4680" w:leader="none"/>
-        <w:tab w:val="right" w:pos="9360" w:leader="none"/>
+        <w:tab w:val="center" w:pos="4680"/>
+        <w:tab w:val="right" w:pos="9360"/>
       </w:tabs>
-      <w:spacing w:lineRule="auto" w:line="240" w:before="0" w:after="0"/>
+      <w:spacing w:after="0" w:line="240" w:lineRule="auto"/>
     </w:pPr>
-    <w:rPr/>
   </w:style>
   <w:style w:type="paragraph" w:styleId="Footer">
     <w:name w:val="footer"/>
@@ -3783,33 +3293,29 @@
     <w:link w:val="FooterChar"/>
     <w:uiPriority w:val="99"/>
     <w:unhideWhenUsed/>
-    <w:rsid w:val="00fe3628"/>
+    <w:rsid w:val="00FE3628"/>
     <w:pPr>
       <w:tabs>
-        <w:tab w:val="clear" w:pos="720"/>
-        <w:tab w:val="center" w:pos="4680" w:leader="none"/>
-        <w:tab w:val="right" w:pos="9360" w:leader="none"/>
+        <w:tab w:val="center" w:pos="4680"/>
+        <w:tab w:val="right" w:pos="9360"/>
       </w:tabs>
-      <w:spacing w:lineRule="auto" w:line="240" w:before="0" w:after="0"/>
+      <w:spacing w:after="0" w:line="240" w:lineRule="auto"/>
     </w:pPr>
-    <w:rPr/>
   </w:style>
-  <w:style w:type="paragraph" w:styleId="TableContents">
+  <w:style w:type="paragraph" w:customStyle="1" w:styleId="TableContents">
     <w:name w:val="Table Contents"/>
     <w:basedOn w:val="Normal"/>
     <w:qFormat/>
     <w:pPr>
-      <w:widowControl w:val="false"/>
+      <w:widowControl w:val="0"/>
       <w:suppressLineNumbers/>
     </w:pPr>
-    <w:rPr/>
   </w:style>
-  <w:style w:type="paragraph" w:styleId="TableHeading">
+  <w:style w:type="paragraph" w:customStyle="1" w:styleId="TableHeading">
     <w:name w:val="Table Heading"/>
     <w:basedOn w:val="TableContents"/>
     <w:qFormat/>
     <w:pPr>
-      <w:suppressLineNumbers/>
       <w:jc w:val="center"/>
     </w:pPr>
     <w:rPr>
@@ -3817,88 +3323,61 @@
       <w:bCs/>
     </w:rPr>
   </w:style>
-  <w:style w:type="numbering" w:styleId="NoList" w:default="1">
-    <w:name w:val="No List"/>
-    <w:uiPriority w:val="99"/>
-    <w:semiHidden/>
-    <w:unhideWhenUsed/>
-    <w:qFormat/>
-  </w:style>
-  <w:style w:type="table" w:default="1" w:styleId="TableNormal">
-    <w:name w:val="Normal Table"/>
-    <w:uiPriority w:val="99"/>
-    <w:semiHidden/>
-    <w:unhideWhenUsed/>
-    <w:tblPr>
-      <w:tblCellMar>
-        <w:top w:w="0" w:type="dxa"/>
-        <w:left w:w="108" w:type="dxa"/>
-        <w:bottom w:w="0" w:type="dxa"/>
-        <w:right w:w="108" w:type="dxa"/>
-      </w:tblCellMar>
-    </w:tblPr>
-  </w:style>
   <w:style w:type="table" w:styleId="TableGrid">
     <w:name w:val="Table Grid"/>
     <w:basedOn w:val="TableNormal"/>
     <w:uiPriority w:val="59"/>
-    <w:rsid w:val="00b9271f"/>
+    <w:rsid w:val="00B9271F"/>
     <w:tblPr>
       <w:tblBorders>
-        <w:top w:val="single" w:color="auto" w:sz="4" w:space="0"/>
-        <w:left w:val="single" w:color="auto" w:sz="4" w:space="0"/>
-        <w:bottom w:val="single" w:color="auto" w:sz="4" w:space="0"/>
-        <w:right w:val="single" w:color="auto" w:sz="4" w:space="0"/>
-        <w:insideH w:val="single" w:color="auto" w:sz="4" w:space="0"/>
-        <w:insideV w:val="single" w:color="auto" w:sz="4" w:space="0"/>
+        <w:top w:val="single" w:sz="4" w:space="0" w:color="auto"/>
+        <w:left w:val="single" w:sz="4" w:space="0" w:color="auto"/>
+        <w:bottom w:val="single" w:sz="4" w:space="0" w:color="auto"/>
+        <w:right w:val="single" w:sz="4" w:space="0" w:color="auto"/>
+        <w:insideH w:val="single" w:sz="4" w:space="0" w:color="auto"/>
+        <w:insideV w:val="single" w:sz="4" w:space="0" w:color="auto"/>
       </w:tblBorders>
-      <w:tblCellMar>
-        <w:top w:w="0" w:type="dxa"/>
-        <w:left w:w="108" w:type="dxa"/>
-        <w:bottom w:w="0" w:type="dxa"/>
-        <w:right w:w="108" w:type="dxa"/>
-      </w:tblCellMar>
     </w:tblPr>
   </w:style>
 </w:styles>
 </file>
 
 <file path=word/theme/theme1.xml><?xml version="1.0" encoding="utf-8"?>
-<a:theme xmlns:a="http://schemas.openxmlformats.org/drawingml/2006/main" xmlns:r="http://schemas.openxmlformats.org/officeDocument/2006/relationships" name="Office Theme">
+<a:theme xmlns:a="http://schemas.openxmlformats.org/drawingml/2006/main" name="Office Theme">
   <a:themeElements>
     <a:clrScheme name="Office">
       <a:dk1>
         <a:srgbClr val="000000"/>
       </a:dk1>
       <a:lt1>
-        <a:srgbClr val="ffffff"/>
+        <a:srgbClr val="FFFFFF"/>
       </a:lt1>
       <a:dk2>
-        <a:srgbClr val="1f497d"/>
+        <a:srgbClr val="1F497D"/>
       </a:dk2>
       <a:lt2>
-        <a:srgbClr val="eeece1"/>
+        <a:srgbClr val="EEECE1"/>
       </a:lt2>
       <a:accent1>
-        <a:srgbClr val="4f81bd"/>
+        <a:srgbClr val="4F81BD"/>
       </a:accent1>
       <a:accent2>
-        <a:srgbClr val="c0504d"/>
+        <a:srgbClr val="C0504D"/>
       </a:accent2>
       <a:accent3>
-        <a:srgbClr val="9bbb59"/>
+        <a:srgbClr val="9BBB59"/>
       </a:accent3>
       <a:accent4>
-        <a:srgbClr val="8064a2"/>
+        <a:srgbClr val="8064A2"/>
       </a:accent4>
       <a:accent5>
-        <a:srgbClr val="4bacc6"/>
+        <a:srgbClr val="4BACC6"/>
       </a:accent5>
       <a:accent6>
-        <a:srgbClr val="f79646"/>
+        <a:srgbClr val="F79646"/>
       </a:accent6>
       <a:hlink>
-        <a:srgbClr val="0000ff"/>
+        <a:srgbClr val="0000FF"/>
       </a:hlink>
       <a:folHlink>
         <a:srgbClr val="800080"/>
@@ -3906,12 +3385,12 @@
     </a:clrScheme>
     <a:fontScheme name="Office">
       <a:majorFont>
-        <a:latin typeface="Cambria" pitchFamily="0" charset="1"/>
+        <a:latin typeface="Cambria"/>
         <a:ea typeface=""/>
         <a:cs typeface=""/>
       </a:majorFont>
       <a:minorFont>
-        <a:latin typeface="Calibri" pitchFamily="0" charset="1"/>
+        <a:latin typeface="Calibri"/>
         <a:ea typeface=""/>
         <a:cs typeface=""/>
       </a:minorFont>
@@ -3940,7 +3419,7 @@
             </a:gs>
           </a:gsLst>
           <a:lin ang="16200000" scaled="1"/>
-          <a:tileRect l="0" t="0" r="0" b="0"/>
+          <a:tileRect/>
         </a:gradFill>
         <a:gradFill>
           <a:gsLst>
@@ -3961,7 +3440,7 @@
             </a:gs>
           </a:gsLst>
           <a:lin ang="16200000" scaled="0"/>
-          <a:tileRect l="0" t="0" r="0" b="0"/>
+          <a:tileRect/>
         </a:gradFill>
       </a:fillStyleLst>
       <a:lnStyleLst>
@@ -4012,7 +3491,7 @@
           <a:path path="circle">
             <a:fillToRect l="50000" t="-80000" r="50000" b="180000"/>
           </a:path>
-          <a:tileRect l="0" t="0" r="0" b="0"/>
+          <a:tileRect/>
         </a:gradFill>
         <a:gradFill>
           <a:gsLst>
@@ -4030,11 +3509,13 @@
           <a:path path="circle">
             <a:fillToRect l="50000" t="50000" r="50000" b="50000"/>
           </a:path>
-          <a:tileRect l="0" t="0" r="0" b="0"/>
+          <a:tileRect/>
         </a:gradFill>
       </a:bgFillStyleLst>
     </a:fmtScheme>
   </a:themeElements>
+  <a:objectDefaults/>
+  <a:extraClrSchemeLst/>
 </a:theme>
 </file>
 

--- a/templates/template_ba_logistik_APBD_II.docx
+++ b/templates/template_ba_logistik_APBD_II.docx
@@ -814,7 +814,7 @@
           <w:sz w:val="24"/>
           <w:szCs w:val="24"/>
         </w:rPr>
-        <w:t xml:space="preserve">Bantuan Logistik untuk Santunan Korban {{ bencana }} di {{ alamat }}. Selanjutnya disebut </w:t>
+        <w:t xml:space="preserve">Bantuan Logistik untuk {{ bencana }} di {{ alamat }}. Selanjutnya disebut </w:t>
       </w:r>
       <w:r>
         <w:rPr>

--- a/templates/template_ba_logistik_APBD_II.docx
+++ b/templates/template_ba_logistik_APBD_II.docx
@@ -376,7 +376,16 @@
           <w:szCs w:val="24"/>
           <w:lang w:val="en-US"/>
         </w:rPr>
-        <w:t>000.2.3.1 /       - 027 / 2025</w:t>
+        <w:t>000.2.3.1 /       - 027 / 202</w:t>
+      </w:r>
+      <w:r>
+        <w:rPr>
+          <w:rFonts w:ascii="Times New Roman" w:eastAsia="Times New Roman" w:hAnsi="Times New Roman"/>
+          <w:sz w:val="24"/>
+          <w:szCs w:val="24"/>
+          <w:lang w:val="en-US"/>
+        </w:rPr>
+        <w:t>6</w:t>
       </w:r>
       <w:r>
         <w:rPr>
@@ -806,7 +815,27 @@
           <w:szCs w:val="24"/>
           <w:lang w:val="en-US"/>
         </w:rPr>
-        <w:t xml:space="preserve"> Penerima </w:t>
+        <w:t xml:space="preserve"> </w:t>
+      </w:r>
+      <w:proofErr w:type="spellStart"/>
+      <w:r>
+        <w:rPr>
+          <w:rFonts w:ascii="Times New Roman" w:eastAsia="Times New Roman" w:hAnsi="Times New Roman"/>
+          <w:sz w:val="24"/>
+          <w:szCs w:val="24"/>
+          <w:lang w:val="en-US"/>
+        </w:rPr>
+        <w:t>Penerima</w:t>
+      </w:r>
+      <w:proofErr w:type="spellEnd"/>
+      <w:r>
+        <w:rPr>
+          <w:rFonts w:ascii="Times New Roman" w:eastAsia="Times New Roman" w:hAnsi="Times New Roman"/>
+          <w:sz w:val="24"/>
+          <w:szCs w:val="24"/>
+          <w:lang w:val="en-US"/>
+        </w:rPr>
+        <w:t xml:space="preserve"> </w:t>
       </w:r>
       <w:r>
         <w:rPr>
@@ -924,21 +953,6 @@
           <w:rFonts w:ascii="Times New Roman" w:eastAsia="Times New Roman" w:hAnsi="Times New Roman"/>
           <w:sz w:val="16"/>
           <w:szCs w:val="16"/>
-        </w:rPr>
-      </w:pPr>
-    </w:p>
-    <w:p>
-      <w:pPr>
-        <w:tabs>
-          <w:tab w:val="left" w:pos="993"/>
-        </w:tabs>
-        <w:spacing w:after="0" w:line="240" w:lineRule="auto"/>
-        <w:jc w:val="both"/>
-        <w:rPr>
-          <w:rFonts w:ascii="Times New Roman" w:eastAsia="Times New Roman" w:hAnsi="Times New Roman"/>
-          <w:sz w:val="10"/>
-          <w:szCs w:val="10"/>
-          <w:lang w:val="en-US"/>
         </w:rPr>
       </w:pPr>
     </w:p>
@@ -1909,7 +1923,6 @@
                 <w:sz w:val="24"/>
                 <w:szCs w:val="24"/>
               </w:rPr>
-              <w:lastRenderedPageBreak/>
               <w:t xml:space="preserve">NIP. </w:t>
             </w:r>
             <w:r>
@@ -2138,8 +2151,9 @@
                 <w:u w:val="single"/>
                 <w:lang w:val="en-US"/>
               </w:rPr>
-              <w:t>R. TRIYONO PUTRO, SH, M.S</w:t>
-            </w:r>
+              <w:t xml:space="preserve">R. TRIYONO PUTRO, SH, </w:t>
+            </w:r>
+            <w:proofErr w:type="gramStart"/>
             <w:r>
               <w:rPr>
                 <w:rFonts w:ascii="Times New Roman" w:eastAsia="Times New Roman" w:hAnsi="Times New Roman"/>
@@ -2148,9 +2162,22 @@
                 <w:sz w:val="24"/>
                 <w:szCs w:val="24"/>
                 <w:u w:val="single"/>
+                <w:lang w:val="en-US"/>
+              </w:rPr>
+              <w:t>M.S</w:t>
+            </w:r>
+            <w:r>
+              <w:rPr>
+                <w:rFonts w:ascii="Times New Roman" w:eastAsia="Times New Roman" w:hAnsi="Times New Roman"/>
+                <w:b/>
+                <w:bCs/>
+                <w:sz w:val="24"/>
+                <w:szCs w:val="24"/>
+                <w:u w:val="single"/>
               </w:rPr>
               <w:t>i</w:t>
             </w:r>
+            <w:proofErr w:type="gramEnd"/>
           </w:p>
           <w:p>
             <w:pPr>

--- a/templates/template_ba_logistik_APBD_II.docx
+++ b/templates/template_ba_logistik_APBD_II.docx
@@ -345,8 +345,8 @@
         <w:jc w:val="center"/>
         <w:rPr>
           <w:rFonts w:ascii="Times New Roman" w:eastAsia="Times New Roman" w:hAnsi="Times New Roman"/>
-          <w:sz w:val="24"/>
-          <w:szCs w:val="24"/>
+          <w:sz w:val="12"/>
+          <w:szCs w:val="12"/>
         </w:rPr>
       </w:pPr>
     </w:p>
@@ -676,21 +676,6 @@
     </w:p>
     <w:p>
       <w:pPr>
-        <w:tabs>
-          <w:tab w:val="left" w:pos="1800"/>
-        </w:tabs>
-        <w:spacing w:after="0" w:line="240" w:lineRule="auto"/>
-        <w:ind w:firstLine="709"/>
-        <w:jc w:val="both"/>
-        <w:rPr>
-          <w:rFonts w:ascii="Times New Roman" w:eastAsia="Times New Roman" w:hAnsi="Times New Roman"/>
-          <w:sz w:val="24"/>
-          <w:szCs w:val="24"/>
-        </w:rPr>
-      </w:pPr>
-    </w:p>
-    <w:p>
-      <w:pPr>
         <w:pStyle w:val="ListParagraph"/>
         <w:numPr>
           <w:ilvl w:val="0"/>
@@ -861,8 +846,8 @@
         <w:jc w:val="both"/>
         <w:rPr>
           <w:rFonts w:ascii="Times New Roman" w:eastAsia="Times New Roman" w:hAnsi="Times New Roman"/>
-          <w:sz w:val="24"/>
-          <w:szCs w:val="24"/>
+          <w:sz w:val="10"/>
+          <w:szCs w:val="10"/>
         </w:rPr>
       </w:pPr>
     </w:p>
@@ -1446,22 +1431,8 @@
         <w:jc w:val="both"/>
         <w:rPr>
           <w:rFonts w:ascii="Times New Roman" w:eastAsia="Times New Roman" w:hAnsi="Times New Roman"/>
-          <w:sz w:val="24"/>
-          <w:szCs w:val="24"/>
-        </w:rPr>
-      </w:pPr>
-    </w:p>
-    <w:p>
-      <w:pPr>
-        <w:tabs>
-          <w:tab w:val="left" w:pos="993"/>
-        </w:tabs>
-        <w:spacing w:after="0" w:line="240" w:lineRule="auto"/>
-        <w:jc w:val="both"/>
-        <w:rPr>
-          <w:rFonts w:ascii="Times New Roman" w:eastAsia="Times New Roman" w:hAnsi="Times New Roman"/>
-          <w:sz w:val="24"/>
-          <w:szCs w:val="24"/>
+          <w:sz w:val="10"/>
+          <w:szCs w:val="10"/>
         </w:rPr>
       </w:pPr>
     </w:p>
@@ -1474,8 +1445,8 @@
       </w:tblPr>
       <w:tblGrid>
         <w:gridCol w:w="3673"/>
-        <w:gridCol w:w="2830"/>
-        <w:gridCol w:w="4505"/>
+        <w:gridCol w:w="3686"/>
+        <w:gridCol w:w="3649"/>
       </w:tblGrid>
       <w:tr>
         <w:trPr>
@@ -1511,7 +1482,7 @@
         </w:tc>
         <w:tc>
           <w:tcPr>
-            <w:tcW w:w="2830" w:type="dxa"/>
+            <w:tcW w:w="3686" w:type="dxa"/>
           </w:tcPr>
           <w:p>
             <w:pPr>
@@ -1538,7 +1509,7 @@
         </w:tc>
         <w:tc>
           <w:tcPr>
-            <w:tcW w:w="4505" w:type="dxa"/>
+            <w:tcW w:w="3649" w:type="dxa"/>
           </w:tcPr>
           <w:p>
             <w:pPr>
@@ -1567,7 +1538,7 @@
       </w:tr>
       <w:tr>
         <w:trPr>
-          <w:trHeight w:val="1589"/>
+          <w:trHeight w:val="699"/>
           <w:jc w:val="center"/>
         </w:trPr>
         <w:tc>
@@ -1688,7 +1659,7 @@
         </w:tc>
         <w:tc>
           <w:tcPr>
-            <w:tcW w:w="2830" w:type="dxa"/>
+            <w:tcW w:w="3686" w:type="dxa"/>
           </w:tcPr>
           <w:p>
             <w:pPr>
@@ -1796,7 +1767,7 @@
         </w:tc>
         <w:tc>
           <w:tcPr>
-            <w:tcW w:w="4505" w:type="dxa"/>
+            <w:tcW w:w="3649" w:type="dxa"/>
           </w:tcPr>
           <w:p>
             <w:pPr>
@@ -1964,7 +1935,7 @@
         </w:tc>
         <w:tc>
           <w:tcPr>
-            <w:tcW w:w="2830" w:type="dxa"/>
+            <w:tcW w:w="3686" w:type="dxa"/>
           </w:tcPr>
           <w:p>
             <w:pPr>
@@ -1991,7 +1962,7 @@
         </w:tc>
         <w:tc>
           <w:tcPr>
-            <w:tcW w:w="4505" w:type="dxa"/>
+            <w:tcW w:w="3649" w:type="dxa"/>
           </w:tcPr>
           <w:p>
             <w:pPr>
@@ -2020,6 +1991,25 @@
           </w:tcPr>
           <w:p>
             <w:pPr>
+              <w:tabs>
+                <w:tab w:val="left" w:pos="709"/>
+              </w:tabs>
+              <w:spacing w:after="0" w:line="240" w:lineRule="auto"/>
+              <w:jc w:val="center"/>
+              <w:rPr>
+                <w:rFonts w:ascii="Times New Roman" w:eastAsia="Times New Roman" w:hAnsi="Times New Roman"/>
+                <w:sz w:val="24"/>
+                <w:szCs w:val="24"/>
+              </w:rPr>
+            </w:pPr>
+          </w:p>
+        </w:tc>
+        <w:tc>
+          <w:tcPr>
+            <w:tcW w:w="3686" w:type="dxa"/>
+          </w:tcPr>
+          <w:p>
+            <w:pPr>
               <w:spacing w:after="0" w:line="240" w:lineRule="auto"/>
               <w:jc w:val="center"/>
               <w:rPr>
@@ -2035,7 +2025,7 @@
                 <w:szCs w:val="24"/>
                 <w:lang w:val="sv-SE"/>
               </w:rPr>
-              <w:t xml:space="preserve">  KEPALA </w:t>
+              <w:t xml:space="preserve">KEPALA </w:t>
             </w:r>
             <w:r>
               <w:rPr>
@@ -2215,7 +2205,7 @@
         </w:tc>
         <w:tc>
           <w:tcPr>
-            <w:tcW w:w="2830" w:type="dxa"/>
+            <w:tcW w:w="3649" w:type="dxa"/>
           </w:tcPr>
           <w:p>
             <w:pPr>
@@ -2230,133 +2220,6 @@
                 <w:szCs w:val="24"/>
               </w:rPr>
             </w:pPr>
-          </w:p>
-        </w:tc>
-        <w:tc>
-          <w:tcPr>
-            <w:tcW w:w="4505" w:type="dxa"/>
-          </w:tcPr>
-          <w:p>
-            <w:pPr>
-              <w:tabs>
-                <w:tab w:val="left" w:pos="1800"/>
-              </w:tabs>
-              <w:spacing w:after="0" w:line="240" w:lineRule="auto"/>
-              <w:jc w:val="center"/>
-              <w:rPr>
-                <w:rFonts w:ascii="Times New Roman" w:eastAsia="Times New Roman" w:hAnsi="Times New Roman"/>
-                <w:sz w:val="24"/>
-                <w:szCs w:val="24"/>
-              </w:rPr>
-            </w:pPr>
-            <w:r>
-              <w:rPr>
-                <w:rFonts w:ascii="Times New Roman" w:eastAsia="Times New Roman" w:hAnsi="Times New Roman"/>
-                <w:sz w:val="24"/>
-                <w:szCs w:val="24"/>
-                <w:lang w:val="sv-SE"/>
-              </w:rPr>
-              <w:t>Plt. KASI KEDARURATAN DAN LOGISTIK</w:t>
-            </w:r>
-          </w:p>
-          <w:p>
-            <w:pPr>
-              <w:tabs>
-                <w:tab w:val="left" w:pos="1800"/>
-              </w:tabs>
-              <w:spacing w:after="0" w:line="240" w:lineRule="auto"/>
-              <w:rPr>
-                <w:rFonts w:ascii="Times New Roman" w:eastAsia="Times New Roman" w:hAnsi="Times New Roman"/>
-                <w:sz w:val="24"/>
-                <w:szCs w:val="24"/>
-              </w:rPr>
-            </w:pPr>
-          </w:p>
-          <w:p>
-            <w:pPr>
-              <w:tabs>
-                <w:tab w:val="left" w:pos="1800"/>
-              </w:tabs>
-              <w:spacing w:after="0" w:line="240" w:lineRule="auto"/>
-              <w:rPr>
-                <w:rFonts w:ascii="Times New Roman" w:eastAsia="Times New Roman" w:hAnsi="Times New Roman"/>
-                <w:sz w:val="24"/>
-                <w:szCs w:val="24"/>
-              </w:rPr>
-            </w:pPr>
-          </w:p>
-          <w:p>
-            <w:pPr>
-              <w:tabs>
-                <w:tab w:val="left" w:pos="1800"/>
-              </w:tabs>
-              <w:spacing w:after="0" w:line="240" w:lineRule="auto"/>
-              <w:rPr>
-                <w:rFonts w:ascii="Times New Roman" w:eastAsia="Times New Roman" w:hAnsi="Times New Roman"/>
-                <w:sz w:val="24"/>
-                <w:szCs w:val="24"/>
-                <w:lang w:val="en-US"/>
-              </w:rPr>
-            </w:pPr>
-          </w:p>
-          <w:p>
-            <w:pPr>
-              <w:tabs>
-                <w:tab w:val="left" w:pos="1800"/>
-              </w:tabs>
-              <w:spacing w:after="0" w:line="240" w:lineRule="auto"/>
-              <w:jc w:val="center"/>
-              <w:rPr>
-                <w:rFonts w:ascii="Times New Roman" w:eastAsia="Times New Roman" w:hAnsi="Times New Roman"/>
-                <w:sz w:val="24"/>
-                <w:szCs w:val="24"/>
-              </w:rPr>
-            </w:pPr>
-          </w:p>
-          <w:p>
-            <w:pPr>
-              <w:spacing w:after="0" w:line="240" w:lineRule="auto"/>
-              <w:jc w:val="center"/>
-              <w:rPr>
-                <w:rFonts w:ascii="Times New Roman" w:eastAsia="Times New Roman" w:hAnsi="Times New Roman"/>
-                <w:sz w:val="24"/>
-                <w:szCs w:val="24"/>
-              </w:rPr>
-            </w:pPr>
-            <w:r>
-              <w:rPr>
-                <w:rFonts w:ascii="Times New Roman" w:eastAsia="Times New Roman" w:hAnsi="Times New Roman"/>
-                <w:b/>
-                <w:bCs/>
-                <w:sz w:val="24"/>
-                <w:szCs w:val="24"/>
-                <w:u w:val="single"/>
-              </w:rPr>
-              <w:t>DANANG HERMAWAN, SH.</w:t>
-            </w:r>
-          </w:p>
-          <w:p>
-            <w:pPr>
-              <w:tabs>
-                <w:tab w:val="left" w:pos="709"/>
-              </w:tabs>
-              <w:spacing w:after="0" w:line="240" w:lineRule="auto"/>
-              <w:jc w:val="center"/>
-              <w:rPr>
-                <w:rFonts w:ascii="Times New Roman" w:eastAsia="Times New Roman" w:hAnsi="Times New Roman"/>
-                <w:sz w:val="24"/>
-                <w:szCs w:val="24"/>
-              </w:rPr>
-            </w:pPr>
-            <w:r>
-              <w:rPr>
-                <w:rFonts w:ascii="Times New Roman" w:eastAsia="Times New Roman" w:hAnsi="Times New Roman"/>
-                <w:sz w:val="24"/>
-                <w:szCs w:val="24"/>
-                <w:lang w:val="sv-SE"/>
-              </w:rPr>
-              <w:t>NIP. 19820523 200801 1 009</w:t>
-            </w:r>
           </w:p>
         </w:tc>
       </w:tr>
